--- a/Generator Orar ETTI.docx
+++ b/Generator Orar ETTI.docx
@@ -2197,21 +2197,7 @@
         <w:rPr>
           <w:rFonts w:ascii="Times New Roman" w:hAnsi="Times New Roman" w:cs="Times New Roman"/>
         </w:rPr>
-        <w:t xml:space="preserve">Pentru rularea aplicației este necesar fișierul Excel oficial al orarului, salvat local în același director cu scripturile proiectului. În forma actuală </w:t>
-      </w:r>
-      <w:proofErr w:type="gramStart"/>
-      <w:r>
-        <w:rPr>
-          <w:rFonts w:ascii="Times New Roman" w:hAnsi="Times New Roman" w:cs="Times New Roman"/>
-        </w:rPr>
-        <w:t>a</w:t>
-      </w:r>
-      <w:proofErr w:type="gramEnd"/>
-      <w:r>
-        <w:rPr>
-          <w:rFonts w:ascii="Times New Roman" w:hAnsi="Times New Roman" w:cs="Times New Roman"/>
-        </w:rPr>
-        <w:t xml:space="preserve"> implementării, fișierul de intrare trebuie să aibă numele:</w:t>
+        <w:t>Pentru rularea aplicației este necesar fișierul Excel oficial al orarului, salvat local în același director cu scripturile proiectului. În forma actuală a implementării, fișierul de intrare trebuie să aibă numele:</w:t>
       </w:r>
     </w:p>
     <w:p>
@@ -2320,25 +2306,7 @@
           <w:kern w:val="0"/>
           <w14:ligatures w14:val="none"/>
         </w:rPr>
-        <w:t xml:space="preserve">Acesta reprezintă varianta prelucrată </w:t>
-      </w:r>
-      <w:proofErr w:type="gramStart"/>
-      <w:r>
-        <w:rPr>
-          <w:rFonts w:ascii="Times New Roman" w:eastAsia="Times New Roman" w:hAnsi="Times New Roman" w:cs="Times New Roman"/>
-          <w:kern w:val="0"/>
-          <w14:ligatures w14:val="none"/>
-        </w:rPr>
-        <w:t>a</w:t>
-      </w:r>
-      <w:proofErr w:type="gramEnd"/>
-      <w:r>
-        <w:rPr>
-          <w:rFonts w:ascii="Times New Roman" w:eastAsia="Times New Roman" w:hAnsi="Times New Roman" w:cs="Times New Roman"/>
-          <w:kern w:val="0"/>
-          <w14:ligatures w14:val="none"/>
-        </w:rPr>
-        <w:t xml:space="preserve"> orarului oficial și este utilizat ulterior de scriptul principal pentru generarea orarului personalizat</w:t>
+        <w:t>Acesta reprezintă varianta prelucrată a orarului oficial și este utilizat ulterior de scriptul principal pentru generarea orarului personalizat</w:t>
       </w:r>
     </w:p>
     <w:p>
@@ -4244,6 +4212,7 @@
       <w:r>
         <w:rPr>
           <w:rFonts w:ascii="Times New Roman" w:hAnsi="Times New Roman" w:cs="Times New Roman"/>
+          <w:noProof/>
         </w:rPr>
         <w:drawing>
           <wp:inline distT="0" distB="0" distL="0" distR="0" wp14:anchorId="07BF9B26" wp14:editId="4C2F6324">
@@ -4284,6 +4253,7 @@
       <w:r>
         <w:rPr>
           <w:rFonts w:ascii="Times New Roman" w:hAnsi="Times New Roman" w:cs="Times New Roman"/>
+          <w:noProof/>
         </w:rPr>
         <w:drawing>
           <wp:inline distT="0" distB="0" distL="0" distR="0" wp14:anchorId="312053EB" wp14:editId="6925C755">
@@ -4425,6 +4395,7 @@
       <w:r>
         <w:rPr>
           <w:rFonts w:ascii="Times New Roman" w:hAnsi="Times New Roman" w:cs="Times New Roman"/>
+          <w:noProof/>
           <w:lang w:val="ro-RO"/>
         </w:rPr>
         <w:drawing>
@@ -4466,6 +4437,7 @@
       <w:r>
         <w:rPr>
           <w:rFonts w:ascii="Times New Roman" w:hAnsi="Times New Roman" w:cs="Times New Roman"/>
+          <w:noProof/>
           <w:lang w:val="ro-RO"/>
         </w:rPr>
         <w:drawing>
@@ -5138,21 +5110,7 @@
         <w:rPr>
           <w:rFonts w:ascii="Times New Roman" w:hAnsi="Times New Roman" w:cs="Times New Roman"/>
         </w:rPr>
-        <w:t xml:space="preserve">Pe termen mai lung, proiectul ar putea evolua către o aplicație mai generală de prelucrare și personalizare </w:t>
-      </w:r>
-      <w:proofErr w:type="gramStart"/>
-      <w:r>
-        <w:rPr>
-          <w:rFonts w:ascii="Times New Roman" w:hAnsi="Times New Roman" w:cs="Times New Roman"/>
-        </w:rPr>
-        <w:t>a</w:t>
-      </w:r>
-      <w:proofErr w:type="gramEnd"/>
-      <w:r>
-        <w:rPr>
-          <w:rFonts w:ascii="Times New Roman" w:hAnsi="Times New Roman" w:cs="Times New Roman"/>
-        </w:rPr>
-        <w:t xml:space="preserve"> orarelor academice în format Excel.</w:t>
+        <w:t>Pe termen mai lung, proiectul ar putea evolua către o aplicație mai generală de prelucrare și personalizare a orarelor academice în format Excel.</w:t>
       </w:r>
     </w:p>
     <w:p>
@@ -5355,21 +5313,7 @@
         <w:rPr>
           <w:rFonts w:ascii="Times New Roman" w:hAnsi="Times New Roman" w:cs="Times New Roman"/>
         </w:rPr>
-        <w:t xml:space="preserve">Link-ul de accesare </w:t>
-      </w:r>
-      <w:proofErr w:type="gramStart"/>
-      <w:r>
-        <w:rPr>
-          <w:rFonts w:ascii="Times New Roman" w:hAnsi="Times New Roman" w:cs="Times New Roman"/>
-        </w:rPr>
-        <w:t>a</w:t>
-      </w:r>
-      <w:proofErr w:type="gramEnd"/>
-      <w:r>
-        <w:rPr>
-          <w:rFonts w:ascii="Times New Roman" w:hAnsi="Times New Roman" w:cs="Times New Roman"/>
-        </w:rPr>
-        <w:t xml:space="preserve"> </w:t>
+        <w:t xml:space="preserve">Link-ul de accesare a </w:t>
       </w:r>
       <w:r>
         <w:rPr>
@@ -5392,7 +5336,7 @@
           <w:rFonts w:ascii="Times New Roman" w:hAnsi="Times New Roman" w:cs="Times New Roman"/>
         </w:rPr>
       </w:pPr>
-      <w:hyperlink r:id="rId22" w:history="1">
+      <w:hyperlink r:id="rId22" w:anchor="gid=1324085625" w:history="1">
         <w:r>
           <w:rPr>
             <w:rStyle w:val="Hyperlink"/>
@@ -5406,14 +5350,52 @@
       <w:pPr>
         <w:rPr>
           <w:rFonts w:ascii="Times New Roman" w:hAnsi="Times New Roman" w:cs="Times New Roman"/>
-        </w:rPr>
-      </w:pPr>
-      <w:r>
-        <w:rPr>
-          <w:rFonts w:ascii="Times New Roman" w:hAnsi="Times New Roman" w:cs="Times New Roman"/>
           <w:color w:val="7F7F7F" w:themeColor="text1" w:themeTint="80"/>
         </w:rPr>
+      </w:pPr>
+      <w:r>
+        <w:rPr>
+          <w:rFonts w:ascii="Times New Roman" w:hAnsi="Times New Roman" w:cs="Times New Roman"/>
+          <w:color w:val="7F7F7F" w:themeColor="text1" w:themeTint="80"/>
+        </w:rPr>
         <w:t>Ultima oară când a fost actualizat: Semestrul II, anul 2025-2026.</w:t>
+      </w:r>
+    </w:p>
+    <w:p>
+      <w:pPr>
+        <w:rPr>
+          <w:rFonts w:ascii="Times New Roman" w:hAnsi="Times New Roman" w:cs="Times New Roman"/>
+          <w:lang w:val="ro-RO"/>
+        </w:rPr>
+      </w:pPr>
+      <w:r>
+        <w:rPr>
+          <w:rFonts w:ascii="Times New Roman" w:hAnsi="Times New Roman" w:cs="Times New Roman"/>
+        </w:rPr>
+        <w:t>De asemenea, fi</w:t>
+      </w:r>
+      <w:r>
+        <w:rPr>
+          <w:rFonts w:ascii="Times New Roman" w:hAnsi="Times New Roman" w:cs="Times New Roman"/>
+          <w:lang w:val="ro-RO"/>
+        </w:rPr>
+        <w:t xml:space="preserve">șierul sursă în format </w:t>
+      </w:r>
+      <w:r>
+        <w:rPr>
+          <w:rFonts w:ascii="Times New Roman" w:hAnsi="Times New Roman" w:cs="Times New Roman"/>
+          <w:b/>
+          <w:bCs/>
+          <w:lang w:val="ro-RO"/>
+        </w:rPr>
+        <w:t>.xlsx</w:t>
+      </w:r>
+      <w:r>
+        <w:rPr>
+          <w:rFonts w:ascii="Times New Roman" w:hAnsi="Times New Roman" w:cs="Times New Roman"/>
+          <w:lang w:val="ro-RO"/>
+        </w:rPr>
+        <w:t xml:space="preserve"> poate fi găsit în repository-ul GitHub.</w:t>
       </w:r>
     </w:p>
     <w:p>
@@ -10200,6 +10182,7 @@
   <w:style w:type="character" w:default="1" w:styleId="DefaultParagraphFont">
     <w:name w:val="Default Paragraph Font"/>
     <w:uiPriority w:val="1"/>
+    <w:semiHidden/>
     <w:unhideWhenUsed/>
   </w:style>
   <w:style w:type="table" w:default="1" w:styleId="TableNormal">

--- a/Generator Orar ETTI.docx
+++ b/Generator Orar ETTI.docx
@@ -165,6 +165,8 @@
     </w:p>
     <w:p>
       <w:pPr>
+        <w:ind w:firstLine="283"/>
+        <w:jc w:val="both"/>
         <w:rPr>
           <w:rFonts w:ascii="Times New Roman" w:hAnsi="Times New Roman" w:cs="Times New Roman"/>
         </w:rPr>
@@ -178,6 +180,8 @@
     </w:p>
     <w:p>
       <w:pPr>
+        <w:ind w:firstLine="283"/>
+        <w:jc w:val="both"/>
         <w:rPr>
           <w:rFonts w:ascii="Times New Roman" w:hAnsi="Times New Roman" w:cs="Times New Roman"/>
           <w:lang w:val="ro-RO"/>
@@ -193,6 +197,8 @@
     </w:p>
     <w:p>
       <w:pPr>
+        <w:ind w:firstLine="283"/>
+        <w:jc w:val="both"/>
         <w:rPr>
           <w:rFonts w:ascii="Times New Roman" w:hAnsi="Times New Roman" w:cs="Times New Roman"/>
           <w:lang w:val="ro-RO"/>
@@ -2197,7 +2203,21 @@
         <w:rPr>
           <w:rFonts w:ascii="Times New Roman" w:hAnsi="Times New Roman" w:cs="Times New Roman"/>
         </w:rPr>
-        <w:t>Pentru rularea aplicației este necesar fișierul Excel oficial al orarului, salvat local în același director cu scripturile proiectului. În forma actuală a implementării, fișierul de intrare trebuie să aibă numele:</w:t>
+        <w:t xml:space="preserve">Pentru rularea aplicației este necesar fișierul Excel oficial al orarului, salvat local în același director cu scripturile proiectului. În forma actuală </w:t>
+      </w:r>
+      <w:proofErr w:type="gramStart"/>
+      <w:r>
+        <w:rPr>
+          <w:rFonts w:ascii="Times New Roman" w:hAnsi="Times New Roman" w:cs="Times New Roman"/>
+        </w:rPr>
+        <w:t>a</w:t>
+      </w:r>
+      <w:proofErr w:type="gramEnd"/>
+      <w:r>
+        <w:rPr>
+          <w:rFonts w:ascii="Times New Roman" w:hAnsi="Times New Roman" w:cs="Times New Roman"/>
+        </w:rPr>
+        <w:t xml:space="preserve"> implementării, fișierul de intrare trebuie să aibă numele:</w:t>
       </w:r>
     </w:p>
     <w:p>
@@ -2306,7 +2326,25 @@
           <w:kern w:val="0"/>
           <w14:ligatures w14:val="none"/>
         </w:rPr>
-        <w:t>Acesta reprezintă varianta prelucrată a orarului oficial și este utilizat ulterior de scriptul principal pentru generarea orarului personalizat</w:t>
+        <w:t xml:space="preserve">Acesta reprezintă varianta prelucrată </w:t>
+      </w:r>
+      <w:proofErr w:type="gramStart"/>
+      <w:r>
+        <w:rPr>
+          <w:rFonts w:ascii="Times New Roman" w:eastAsia="Times New Roman" w:hAnsi="Times New Roman" w:cs="Times New Roman"/>
+          <w:kern w:val="0"/>
+          <w14:ligatures w14:val="none"/>
+        </w:rPr>
+        <w:t>a</w:t>
+      </w:r>
+      <w:proofErr w:type="gramEnd"/>
+      <w:r>
+        <w:rPr>
+          <w:rFonts w:ascii="Times New Roman" w:eastAsia="Times New Roman" w:hAnsi="Times New Roman" w:cs="Times New Roman"/>
+          <w:kern w:val="0"/>
+          <w14:ligatures w14:val="none"/>
+        </w:rPr>
+        <w:t xml:space="preserve"> orarului oficial și este utilizat ulterior de scriptul principal pentru generarea orarului personalizat</w:t>
       </w:r>
     </w:p>
     <w:p>
@@ -5110,7 +5148,21 @@
         <w:rPr>
           <w:rFonts w:ascii="Times New Roman" w:hAnsi="Times New Roman" w:cs="Times New Roman"/>
         </w:rPr>
-        <w:t>Pe termen mai lung, proiectul ar putea evolua către o aplicație mai generală de prelucrare și personalizare a orarelor academice în format Excel.</w:t>
+        <w:t xml:space="preserve">Pe termen mai lung, proiectul ar putea evolua către o aplicație mai generală de prelucrare și personalizare </w:t>
+      </w:r>
+      <w:proofErr w:type="gramStart"/>
+      <w:r>
+        <w:rPr>
+          <w:rFonts w:ascii="Times New Roman" w:hAnsi="Times New Roman" w:cs="Times New Roman"/>
+        </w:rPr>
+        <w:t>a</w:t>
+      </w:r>
+      <w:proofErr w:type="gramEnd"/>
+      <w:r>
+        <w:rPr>
+          <w:rFonts w:ascii="Times New Roman" w:hAnsi="Times New Roman" w:cs="Times New Roman"/>
+        </w:rPr>
+        <w:t xml:space="preserve"> orarelor academice în format Excel.</w:t>
       </w:r>
     </w:p>
     <w:p>
@@ -5313,7 +5365,21 @@
         <w:rPr>
           <w:rFonts w:ascii="Times New Roman" w:hAnsi="Times New Roman" w:cs="Times New Roman"/>
         </w:rPr>
-        <w:t xml:space="preserve">Link-ul de accesare a </w:t>
+        <w:t xml:space="preserve">Link-ul de accesare </w:t>
+      </w:r>
+      <w:proofErr w:type="gramStart"/>
+      <w:r>
+        <w:rPr>
+          <w:rFonts w:ascii="Times New Roman" w:hAnsi="Times New Roman" w:cs="Times New Roman"/>
+        </w:rPr>
+        <w:t>a</w:t>
+      </w:r>
+      <w:proofErr w:type="gramEnd"/>
+      <w:r>
+        <w:rPr>
+          <w:rFonts w:ascii="Times New Roman" w:hAnsi="Times New Roman" w:cs="Times New Roman"/>
+        </w:rPr>
+        <w:t xml:space="preserve"> </w:t>
       </w:r>
       <w:r>
         <w:rPr>

--- a/Generator Orar ETTI.docx
+++ b/Generator Orar ETTI.docx
@@ -18,118 +18,6 @@
           <w:u w:val="single"/>
         </w:rPr>
         <w:t>Generator Orar ETTI</w:t>
-      </w:r>
-    </w:p>
-    <w:p>
-      <w:pPr>
-        <w:spacing w:line="240" w:lineRule="auto"/>
-        <w:rPr>
-          <w:rFonts w:ascii="Times New Roman" w:hAnsi="Times New Roman" w:cs="Times New Roman"/>
-        </w:rPr>
-      </w:pPr>
-    </w:p>
-    <w:p>
-      <w:pPr>
-        <w:spacing w:line="240" w:lineRule="auto"/>
-        <w:rPr>
-          <w:rFonts w:ascii="Times New Roman" w:hAnsi="Times New Roman" w:cs="Times New Roman"/>
-          <w:lang w:val="ro-RO"/>
-        </w:rPr>
-      </w:pPr>
-      <w:r>
-        <w:rPr>
-          <w:rFonts w:ascii="Times New Roman" w:hAnsi="Times New Roman" w:cs="Times New Roman"/>
-          <w:b/>
-          <w:bCs/>
-        </w:rPr>
-        <w:t>Autor:</w:t>
-      </w:r>
-      <w:r>
-        <w:rPr>
-          <w:rFonts w:ascii="Times New Roman" w:hAnsi="Times New Roman" w:cs="Times New Roman"/>
-        </w:rPr>
-        <w:t xml:space="preserve"> T</w:t>
-      </w:r>
-      <w:r>
-        <w:rPr>
-          <w:rFonts w:ascii="Times New Roman" w:hAnsi="Times New Roman" w:cs="Times New Roman"/>
-          <w:lang w:val="ro-RO"/>
-        </w:rPr>
-        <w:t>ășcan Dragoș Marian</w:t>
-      </w:r>
-    </w:p>
-    <w:p>
-      <w:pPr>
-        <w:spacing w:line="240" w:lineRule="auto"/>
-        <w:rPr>
-          <w:rFonts w:ascii="Times New Roman" w:hAnsi="Times New Roman" w:cs="Times New Roman"/>
-          <w:lang w:val="ro-RO"/>
-        </w:rPr>
-      </w:pPr>
-      <w:r>
-        <w:rPr>
-          <w:rFonts w:ascii="Times New Roman" w:hAnsi="Times New Roman" w:cs="Times New Roman"/>
-          <w:b/>
-          <w:bCs/>
-          <w:lang w:val="ro-RO"/>
-        </w:rPr>
-        <w:t xml:space="preserve">Organizație: </w:t>
-      </w:r>
-      <w:r>
-        <w:rPr>
-          <w:rFonts w:ascii="Times New Roman" w:hAnsi="Times New Roman" w:cs="Times New Roman"/>
-          <w:lang w:val="ro-RO"/>
-        </w:rPr>
-        <w:t>Student Anul II la Facultatea de Electronică, Telecomunicații și Tehnologia Informației din cadrul Universității Politehnica București</w:t>
-      </w:r>
-    </w:p>
-    <w:p>
-      <w:pPr>
-        <w:pBdr>
-          <w:bottom w:val="single" w:sz="6" w:space="1" w:color="auto"/>
-        </w:pBdr>
-        <w:spacing w:line="240" w:lineRule="auto"/>
-        <w:rPr>
-          <w:rFonts w:ascii="Times New Roman" w:hAnsi="Times New Roman" w:cs="Times New Roman"/>
-          <w:lang w:val="ro-RO"/>
-        </w:rPr>
-      </w:pPr>
-      <w:r>
-        <w:rPr>
-          <w:rFonts w:ascii="Times New Roman" w:hAnsi="Times New Roman" w:cs="Times New Roman"/>
-          <w:b/>
-          <w:bCs/>
-          <w:lang w:val="ro-RO"/>
-        </w:rPr>
-        <w:t xml:space="preserve">Data: </w:t>
-      </w:r>
-      <w:r>
-        <w:rPr>
-          <w:rFonts w:ascii="Times New Roman" w:hAnsi="Times New Roman" w:cs="Times New Roman"/>
-          <w:lang w:val="ro-RO"/>
-        </w:rPr>
-        <w:t>12</w:t>
-      </w:r>
-      <w:r>
-        <w:rPr>
-          <w:rFonts w:ascii="Times New Roman" w:hAnsi="Times New Roman" w:cs="Times New Roman"/>
-          <w:lang w:val="ro-RO"/>
-        </w:rPr>
-        <w:t>.0</w:t>
-      </w:r>
-      <w:r>
-        <w:rPr>
-          <w:rFonts w:ascii="Times New Roman" w:hAnsi="Times New Roman" w:cs="Times New Roman"/>
-          <w:lang w:val="ro-RO"/>
-        </w:rPr>
-        <w:t>4</w:t>
-      </w:r>
-      <w:r>
-        <w:rPr>
-          <w:rFonts w:ascii="Times New Roman" w:hAnsi="Times New Roman" w:cs="Times New Roman"/>
-          <w:lang w:val="ro-RO"/>
-        </w:rPr>
-        <w:t>.2026</w:t>
       </w:r>
     </w:p>
     <w:p>
@@ -307,6 +195,8 @@
     </w:p>
     <w:p>
       <w:pPr>
+        <w:ind w:firstLine="283"/>
+        <w:jc w:val="both"/>
         <w:rPr>
           <w:rFonts w:ascii="Times New Roman" w:hAnsi="Times New Roman" w:cs="Times New Roman"/>
           <w:lang w:val="ro-RO"/>
@@ -336,6 +226,8 @@
     </w:p>
     <w:p>
       <w:pPr>
+        <w:ind w:firstLine="283"/>
+        <w:jc w:val="both"/>
         <w:rPr>
           <w:rFonts w:ascii="Times New Roman" w:hAnsi="Times New Roman" w:cs="Times New Roman"/>
           <w:lang w:val="ro-RO"/>
@@ -388,6 +280,8 @@
     </w:p>
     <w:p>
       <w:pPr>
+        <w:ind w:firstLine="283"/>
+        <w:jc w:val="both"/>
         <w:rPr>
           <w:rFonts w:ascii="Times New Roman" w:hAnsi="Times New Roman" w:cs="Times New Roman"/>
           <w:lang w:val="ro-RO"/>
@@ -511,6 +405,8 @@
     </w:p>
     <w:p>
       <w:pPr>
+        <w:ind w:firstLine="283"/>
+        <w:jc w:val="both"/>
         <w:rPr>
           <w:rFonts w:ascii="Times New Roman" w:hAnsi="Times New Roman" w:cs="Times New Roman"/>
           <w:lang w:val="ro-RO"/>
@@ -677,6 +573,8 @@
     </w:p>
     <w:p>
       <w:pPr>
+        <w:ind w:firstLine="283"/>
+        <w:jc w:val="both"/>
         <w:rPr>
           <w:rFonts w:ascii="Times New Roman" w:hAnsi="Times New Roman" w:cs="Times New Roman"/>
           <w:i/>
@@ -727,6 +625,8 @@
     </w:p>
     <w:p>
       <w:pPr>
+        <w:ind w:firstLine="283"/>
+        <w:jc w:val="both"/>
         <w:rPr>
           <w:rFonts w:ascii="Times New Roman" w:hAnsi="Times New Roman" w:cs="Times New Roman"/>
           <w:lang w:val="ro-RO"/>
@@ -747,6 +647,7 @@
           <w:ilvl w:val="0"/>
           <w:numId w:val="25"/>
         </w:numPr>
+        <w:jc w:val="both"/>
         <w:rPr>
           <w:rFonts w:ascii="Times New Roman" w:hAnsi="Times New Roman" w:cs="Times New Roman"/>
           <w:lang w:val="ro-RO"/>
@@ -769,6 +670,7 @@
           <w:ilvl w:val="0"/>
           <w:numId w:val="25"/>
         </w:numPr>
+        <w:jc w:val="both"/>
         <w:rPr>
           <w:rFonts w:ascii="Times New Roman" w:hAnsi="Times New Roman" w:cs="Times New Roman"/>
           <w:lang w:val="ro-RO"/>
@@ -786,6 +688,8 @@
     </w:p>
     <w:p>
       <w:pPr>
+        <w:ind w:firstLine="360"/>
+        <w:jc w:val="both"/>
         <w:rPr>
           <w:rFonts w:ascii="Times New Roman" w:hAnsi="Times New Roman" w:cs="Times New Roman"/>
           <w:lang w:val="ro-RO"/>
@@ -823,6 +727,8 @@
     </w:p>
     <w:p>
       <w:pPr>
+        <w:ind w:firstLine="360"/>
+        <w:jc w:val="both"/>
         <w:rPr>
           <w:rFonts w:ascii="Times New Roman" w:hAnsi="Times New Roman" w:cs="Times New Roman"/>
         </w:rPr>
@@ -843,6 +749,8 @@
     </w:p>
     <w:p>
       <w:pPr>
+        <w:ind w:firstLine="283"/>
+        <w:jc w:val="both"/>
         <w:rPr>
           <w:rFonts w:ascii="Times New Roman" w:hAnsi="Times New Roman" w:cs="Times New Roman"/>
         </w:rPr>
@@ -886,6 +794,8 @@
     </w:p>
     <w:p>
       <w:pPr>
+        <w:ind w:firstLine="283"/>
+        <w:jc w:val="both"/>
         <w:rPr>
           <w:rFonts w:ascii="Times New Roman" w:eastAsia="Times New Roman" w:hAnsi="Times New Roman" w:cs="Times New Roman"/>
           <w:kern w:val="0"/>
@@ -1147,6 +1057,13 @@
       </w:r>
     </w:p>
     <w:p>
+      <w:pPr>
+        <w:ind w:firstLine="360"/>
+        <w:jc w:val="both"/>
+        <w:rPr>
+          <w:rFonts w:ascii="Times New Roman" w:hAnsi="Times New Roman" w:cs="Times New Roman"/>
+        </w:rPr>
+      </w:pPr>
       <w:r>
         <w:rPr>
           <w:rFonts w:ascii="Times New Roman" w:hAnsi="Times New Roman" w:cs="Times New Roman"/>
@@ -1180,27 +1097,45 @@
         <w:t>, pentru a izola dependențele necesare de restul sistemului.</w:t>
       </w:r>
       <w:r>
-        <w:t xml:space="preserve"> Înainte de rularea aplicației, este necesară instalarea bibliotecilor utiliza</w:t>
-      </w:r>
-      <w:r>
+        <w:t xml:space="preserve"> </w:t>
+      </w:r>
+      <w:r>
+        <w:rPr>
+          <w:rFonts w:ascii="Times New Roman" w:hAnsi="Times New Roman" w:cs="Times New Roman"/>
+        </w:rPr>
+        <w:t>Înainte de rularea aplicației, este necesară instalarea bibliotecilor utiliza</w:t>
+      </w:r>
+      <w:r>
+        <w:rPr>
+          <w:rFonts w:ascii="Times New Roman" w:hAnsi="Times New Roman" w:cs="Times New Roman"/>
+        </w:rPr>
         <w:t>t</w:t>
       </w:r>
       <w:r>
+        <w:rPr>
+          <w:rFonts w:ascii="Times New Roman" w:hAnsi="Times New Roman" w:cs="Times New Roman"/>
+        </w:rPr>
         <w:t xml:space="preserve">e în proiect </w:t>
       </w:r>
       <w:r>
         <w:rPr>
+          <w:rFonts w:ascii="Times New Roman" w:hAnsi="Times New Roman" w:cs="Times New Roman"/>
           <w:i/>
           <w:iCs/>
         </w:rPr>
         <w:t>(menționate anterior în secțiunea 4)</w:t>
       </w:r>
       <w:r>
+        <w:rPr>
+          <w:rFonts w:ascii="Times New Roman" w:hAnsi="Times New Roman" w:cs="Times New Roman"/>
+        </w:rPr>
         <w:t>.</w:t>
       </w:r>
     </w:p>
     <w:p>
       <w:pPr>
+        <w:ind w:firstLine="360"/>
+        <w:jc w:val="both"/>
         <w:rPr>
           <w:rFonts w:ascii="Times New Roman" w:hAnsi="Times New Roman" w:cs="Times New Roman"/>
         </w:rPr>
@@ -1224,6 +1159,28 @@
           <w:rFonts w:ascii="Times New Roman" w:hAnsi="Times New Roman" w:cs="Times New Roman"/>
         </w:rPr>
         <w:t>și instalarea librăriilor, utilizatorul va trebui să urmărească acești pași:</w:t>
+      </w:r>
+    </w:p>
+    <w:p>
+      <w:pPr>
+        <w:jc w:val="both"/>
+        <w:rPr>
+          <w:rFonts w:ascii="Times New Roman" w:hAnsi="Times New Roman" w:cs="Times New Roman"/>
+          <w:i/>
+          <w:iCs/>
+          <w:color w:val="7F7F7F" w:themeColor="text1" w:themeTint="80"/>
+          <w:lang w:val="ro-RO"/>
+        </w:rPr>
+      </w:pPr>
+      <w:r>
+        <w:rPr>
+          <w:rFonts w:ascii="Times New Roman" w:hAnsi="Times New Roman" w:cs="Times New Roman"/>
+          <w:i/>
+          <w:iCs/>
+          <w:color w:val="7F7F7F" w:themeColor="text1" w:themeTint="80"/>
+          <w:lang w:val="ro-RO"/>
+        </w:rPr>
+        <w:t>Notă: Link-urile de la paginile oficiale pentru instalarea VS Code și Python 3.11.9 pot fi găsite în Anexa documentului.</w:t>
       </w:r>
     </w:p>
     <w:p>
@@ -1233,374 +1190,7 @@
           <w:ilvl w:val="0"/>
           <w:numId w:val="19"/>
         </w:numPr>
-        <w:rPr>
-          <w:rFonts w:ascii="Times New Roman" w:hAnsi="Times New Roman" w:cs="Times New Roman"/>
-          <w:lang w:val="ro-RO"/>
-        </w:rPr>
-      </w:pPr>
-      <w:r>
-        <w:rPr>
-          <w:rFonts w:ascii="Times New Roman" w:hAnsi="Times New Roman" w:cs="Times New Roman"/>
-          <w:lang w:val="ro-RO"/>
-        </w:rPr>
-        <w:t xml:space="preserve">Instalarea aplicației </w:t>
-      </w:r>
-      <w:r>
-        <w:rPr>
-          <w:rFonts w:ascii="Times New Roman" w:hAnsi="Times New Roman" w:cs="Times New Roman"/>
-          <w:b/>
-          <w:bCs/>
-          <w:lang w:val="ro-RO"/>
-        </w:rPr>
-        <w:t xml:space="preserve">Visual Studio Code </w:t>
-      </w:r>
-      <w:r>
-        <w:rPr>
-          <w:rFonts w:ascii="Times New Roman" w:hAnsi="Times New Roman" w:cs="Times New Roman"/>
-          <w:i/>
-          <w:iCs/>
-          <w:lang w:val="ro-RO"/>
-        </w:rPr>
-        <w:t>(VS Code)</w:t>
-      </w:r>
-      <w:r>
-        <w:rPr>
-          <w:rFonts w:ascii="Times New Roman" w:hAnsi="Times New Roman" w:cs="Times New Roman"/>
-          <w:i/>
-          <w:iCs/>
-          <w:lang w:val="ro-RO"/>
-        </w:rPr>
-        <w:t xml:space="preserve"> </w:t>
-      </w:r>
-      <w:r>
-        <w:rPr>
-          <w:rFonts w:ascii="Times New Roman" w:hAnsi="Times New Roman" w:cs="Times New Roman"/>
-          <w:lang w:val="ro-RO"/>
-        </w:rPr>
-        <w:t xml:space="preserve">și a versiunii de </w:t>
-      </w:r>
-      <w:r>
-        <w:rPr>
-          <w:rFonts w:ascii="Times New Roman" w:hAnsi="Times New Roman" w:cs="Times New Roman"/>
-          <w:b/>
-          <w:bCs/>
-          <w:lang w:val="ro-RO"/>
-        </w:rPr>
-        <w:t>Python</w:t>
-      </w:r>
-      <w:r>
-        <w:rPr>
-          <w:rFonts w:ascii="Times New Roman" w:hAnsi="Times New Roman" w:cs="Times New Roman"/>
-          <w:lang w:val="ro-RO"/>
-        </w:rPr>
-        <w:t xml:space="preserve"> corespunzătoare</w:t>
-      </w:r>
-      <w:r>
-        <w:rPr>
-          <w:rFonts w:ascii="Times New Roman" w:hAnsi="Times New Roman" w:cs="Times New Roman"/>
-          <w:lang w:val="ro-RO"/>
-        </w:rPr>
-        <w:t xml:space="preserve"> </w:t>
-      </w:r>
-      <w:r>
-        <w:rPr>
-          <w:rFonts w:ascii="Times New Roman" w:hAnsi="Times New Roman" w:cs="Times New Roman"/>
-          <w:i/>
-          <w:iCs/>
-          <w:lang w:val="ro-RO"/>
-        </w:rPr>
-        <w:t>(versiunea folosită pentru acest proiect este 3.11.9)</w:t>
-      </w:r>
-      <w:r>
-        <w:rPr>
-          <w:rFonts w:ascii="Times New Roman" w:hAnsi="Times New Roman" w:cs="Times New Roman"/>
-          <w:lang w:val="ro-RO"/>
-        </w:rPr>
-        <w:t>.</w:t>
-      </w:r>
-    </w:p>
-    <w:p>
-      <w:pPr>
-        <w:ind w:left="360"/>
-        <w:jc w:val="center"/>
-        <w:rPr>
-          <w:rFonts w:ascii="Times New Roman" w:hAnsi="Times New Roman" w:cs="Times New Roman"/>
-          <w:lang w:val="ro-RO"/>
-        </w:rPr>
-      </w:pPr>
-      <w:r>
-        <w:rPr>
-          <w:rFonts w:ascii="Times New Roman" w:hAnsi="Times New Roman" w:cs="Times New Roman"/>
-          <w:noProof/>
-          <w:lang w:val="ro-RO"/>
-        </w:rPr>
-        <w:drawing>
-          <wp:inline distT="0" distB="0" distL="0" distR="0" wp14:anchorId="429D9550" wp14:editId="50FB6F8E">
-            <wp:extent cx="4663440" cy="1973492"/>
-            <wp:effectExtent l="0" t="0" r="3810" b="8255"/>
-            <wp:docPr id="1942703702" name="Picture 1"/>
-            <wp:cNvGraphicFramePr>
-              <a:graphicFrameLocks xmlns:a="http://schemas.openxmlformats.org/drawingml/2006/main" noChangeAspect="1"/>
-            </wp:cNvGraphicFramePr>
-            <a:graphic xmlns:a="http://schemas.openxmlformats.org/drawingml/2006/main">
-              <a:graphicData uri="http://schemas.openxmlformats.org/drawingml/2006/picture">
-                <pic:pic xmlns:pic="http://schemas.openxmlformats.org/drawingml/2006/picture">
-                  <pic:nvPicPr>
-                    <pic:cNvPr id="1942703702" name=""/>
-                    <pic:cNvPicPr/>
-                  </pic:nvPicPr>
-                  <pic:blipFill>
-                    <a:blip r:embed="rId9"/>
-                    <a:stretch>
-                      <a:fillRect/>
-                    </a:stretch>
-                  </pic:blipFill>
-                  <pic:spPr>
-                    <a:xfrm>
-                      <a:off x="0" y="0"/>
-                      <a:ext cx="4681437" cy="1981108"/>
-                    </a:xfrm>
-                    <a:prstGeom prst="rect">
-                      <a:avLst/>
-                    </a:prstGeom>
-                  </pic:spPr>
-                </pic:pic>
-              </a:graphicData>
-            </a:graphic>
-          </wp:inline>
-        </w:drawing>
-      </w:r>
-    </w:p>
-    <w:p>
-      <w:pPr>
-        <w:ind w:left="360"/>
-        <w:jc w:val="center"/>
-        <w:rPr>
-          <w:rFonts w:ascii="Times New Roman" w:hAnsi="Times New Roman" w:cs="Times New Roman"/>
-          <w:b/>
-          <w:bCs/>
-          <w:lang w:val="ro-RO"/>
-        </w:rPr>
-      </w:pPr>
-      <w:r>
-        <w:rPr>
-          <w:rFonts w:ascii="Times New Roman" w:hAnsi="Times New Roman" w:cs="Times New Roman"/>
-          <w:b/>
-          <w:bCs/>
-          <w:lang w:val="ro-RO"/>
-        </w:rPr>
-        <w:t xml:space="preserve">Figura 2.1. </w:t>
-      </w:r>
-      <w:r>
-        <w:rPr>
-          <w:rFonts w:ascii="Times New Roman" w:hAnsi="Times New Roman" w:cs="Times New Roman"/>
-          <w:lang w:val="ro-RO"/>
-        </w:rPr>
-        <w:t xml:space="preserve">Pagina de instalare a aplicației </w:t>
-      </w:r>
-      <w:r>
-        <w:rPr>
-          <w:rFonts w:ascii="Times New Roman" w:hAnsi="Times New Roman" w:cs="Times New Roman"/>
-          <w:b/>
-          <w:bCs/>
-          <w:lang w:val="ro-RO"/>
-        </w:rPr>
-        <w:t>VS Code</w:t>
-      </w:r>
-    </w:p>
-    <w:p>
-      <w:pPr>
-        <w:ind w:left="360"/>
-        <w:jc w:val="center"/>
-        <w:rPr>
-          <w:rFonts w:ascii="Times New Roman" w:hAnsi="Times New Roman" w:cs="Times New Roman"/>
-          <w:lang w:val="ro-RO"/>
-        </w:rPr>
-      </w:pPr>
-      <w:r>
-        <w:rPr>
-          <w:rFonts w:ascii="Times New Roman" w:hAnsi="Times New Roman" w:cs="Times New Roman"/>
-          <w:noProof/>
-          <w:lang w:val="ro-RO"/>
-        </w:rPr>
-        <w:lastRenderedPageBreak/>
-        <mc:AlternateContent>
-          <mc:Choice Requires="wps">
-            <w:drawing>
-              <wp:anchor distT="0" distB="0" distL="114300" distR="114300" simplePos="0" relativeHeight="251659264" behindDoc="0" locked="0" layoutInCell="1" allowOverlap="1" wp14:anchorId="0B0981E8" wp14:editId="586C001B">
-                <wp:simplePos x="0" y="0"/>
-                <wp:positionH relativeFrom="column">
-                  <wp:posOffset>998220</wp:posOffset>
-                </wp:positionH>
-                <wp:positionV relativeFrom="paragraph">
-                  <wp:posOffset>1112520</wp:posOffset>
-                </wp:positionV>
-                <wp:extent cx="3695700" cy="144780"/>
-                <wp:effectExtent l="0" t="0" r="19050" b="26670"/>
-                <wp:wrapNone/>
-                <wp:docPr id="1112753959" name="Rectangle 1"/>
-                <wp:cNvGraphicFramePr/>
-                <a:graphic xmlns:a="http://schemas.openxmlformats.org/drawingml/2006/main">
-                  <a:graphicData uri="http://schemas.microsoft.com/office/word/2010/wordprocessingShape">
-                    <wps:wsp>
-                      <wps:cNvSpPr/>
-                      <wps:spPr>
-                        <a:xfrm>
-                          <a:off x="0" y="0"/>
-                          <a:ext cx="3695700" cy="144780"/>
-                        </a:xfrm>
-                        <a:prstGeom prst="rect">
-                          <a:avLst/>
-                        </a:prstGeom>
-                        <a:noFill/>
-                        <a:ln>
-                          <a:solidFill>
-                            <a:srgbClr val="EE0000"/>
-                          </a:solidFill>
-                        </a:ln>
-                      </wps:spPr>
-                      <wps:style>
-                        <a:lnRef idx="2">
-                          <a:schemeClr val="accent1">
-                            <a:shade val="15000"/>
-                          </a:schemeClr>
-                        </a:lnRef>
-                        <a:fillRef idx="1">
-                          <a:schemeClr val="accent1"/>
-                        </a:fillRef>
-                        <a:effectRef idx="0">
-                          <a:schemeClr val="accent1"/>
-                        </a:effectRef>
-                        <a:fontRef idx="minor">
-                          <a:schemeClr val="lt1"/>
-                        </a:fontRef>
-                      </wps:style>
-                      <wps:bodyPr rot="0" spcFirstLastPara="0" vertOverflow="overflow" horzOverflow="overflow" vert="horz" wrap="square" lIns="91440" tIns="45720" rIns="91440" bIns="45720" numCol="1" spcCol="0" rtlCol="0" fromWordArt="0" anchor="ctr" anchorCtr="0" forceAA="0" compatLnSpc="1">
-                        <a:prstTxWarp prst="textNoShape">
-                          <a:avLst/>
-                        </a:prstTxWarp>
-                        <a:noAutofit/>
-                      </wps:bodyPr>
-                    </wps:wsp>
-                  </a:graphicData>
-                </a:graphic>
-              </wp:anchor>
-            </w:drawing>
-          </mc:Choice>
-          <mc:Fallback>
-            <w:pict>
-              <v:rect w14:anchorId="17FDEB8D" id="Rectangle 1" o:spid="_x0000_s1026" style="position:absolute;margin-left:78.6pt;margin-top:87.6pt;width:291pt;height:11.4pt;z-index:251659264;visibility:visible;mso-wrap-style:square;mso-wrap-distance-left:9pt;mso-wrap-distance-top:0;mso-wrap-distance-right:9pt;mso-wrap-distance-bottom:0;mso-position-horizontal:absolute;mso-position-horizontal-relative:text;mso-position-vertical:absolute;mso-position-vertical-relative:text;v-text-anchor:middle" o:gfxdata="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" filled="f" strokecolor="#e00" strokeweight="1pt"/>
-            </w:pict>
-          </mc:Fallback>
-        </mc:AlternateContent>
-      </w:r>
-      <w:r>
-        <w:rPr>
-          <w:rFonts w:ascii="Times New Roman" w:hAnsi="Times New Roman" w:cs="Times New Roman"/>
-          <w:noProof/>
-          <w:lang w:val="ro-RO"/>
-        </w:rPr>
-        <w:drawing>
-          <wp:inline distT="0" distB="0" distL="0" distR="0" wp14:anchorId="5960505E" wp14:editId="3E9825E6">
-            <wp:extent cx="5250180" cy="1757913"/>
-            <wp:effectExtent l="0" t="0" r="7620" b="0"/>
-            <wp:docPr id="350816447" name="Picture 1"/>
-            <wp:cNvGraphicFramePr>
-              <a:graphicFrameLocks xmlns:a="http://schemas.openxmlformats.org/drawingml/2006/main" noChangeAspect="1"/>
-            </wp:cNvGraphicFramePr>
-            <a:graphic xmlns:a="http://schemas.openxmlformats.org/drawingml/2006/main">
-              <a:graphicData uri="http://schemas.openxmlformats.org/drawingml/2006/picture">
-                <pic:pic xmlns:pic="http://schemas.openxmlformats.org/drawingml/2006/picture">
-                  <pic:nvPicPr>
-                    <pic:cNvPr id="350816447" name=""/>
-                    <pic:cNvPicPr/>
-                  </pic:nvPicPr>
-                  <pic:blipFill>
-                    <a:blip r:embed="rId10"/>
-                    <a:stretch>
-                      <a:fillRect/>
-                    </a:stretch>
-                  </pic:blipFill>
-                  <pic:spPr>
-                    <a:xfrm>
-                      <a:off x="0" y="0"/>
-                      <a:ext cx="5275495" cy="1766389"/>
-                    </a:xfrm>
-                    <a:prstGeom prst="rect">
-                      <a:avLst/>
-                    </a:prstGeom>
-                  </pic:spPr>
-                </pic:pic>
-              </a:graphicData>
-            </a:graphic>
-          </wp:inline>
-        </w:drawing>
-      </w:r>
-    </w:p>
-    <w:p>
-      <w:pPr>
-        <w:ind w:left="360"/>
-        <w:jc w:val="center"/>
-        <w:rPr>
-          <w:rFonts w:ascii="Times New Roman" w:hAnsi="Times New Roman" w:cs="Times New Roman"/>
-          <w:lang w:val="ro-RO"/>
-        </w:rPr>
-      </w:pPr>
-      <w:r>
-        <w:rPr>
-          <w:rFonts w:ascii="Times New Roman" w:hAnsi="Times New Roman" w:cs="Times New Roman"/>
-          <w:b/>
-          <w:bCs/>
-          <w:lang w:val="ro-RO"/>
-        </w:rPr>
-        <w:t xml:space="preserve">Figura 2.2. </w:t>
-      </w:r>
-      <w:r>
-        <w:rPr>
-          <w:rFonts w:ascii="Times New Roman" w:hAnsi="Times New Roman" w:cs="Times New Roman"/>
-          <w:lang w:val="ro-RO"/>
-        </w:rPr>
-        <w:t xml:space="preserve">Găsirea versiunii </w:t>
-      </w:r>
-      <w:r>
-        <w:rPr>
-          <w:rFonts w:ascii="Times New Roman" w:hAnsi="Times New Roman" w:cs="Times New Roman"/>
-          <w:b/>
-          <w:bCs/>
-          <w:lang w:val="ro-RO"/>
-        </w:rPr>
-        <w:t>Python 3.11.9</w:t>
-      </w:r>
-    </w:p>
-    <w:p>
-      <w:pPr>
-        <w:ind w:left="360"/>
-        <w:rPr>
-          <w:rFonts w:ascii="Times New Roman" w:hAnsi="Times New Roman" w:cs="Times New Roman"/>
-          <w:i/>
-          <w:iCs/>
-          <w:color w:val="7F7F7F" w:themeColor="text1" w:themeTint="80"/>
-          <w:lang w:val="ro-RO"/>
-        </w:rPr>
-      </w:pPr>
-      <w:r>
-        <w:rPr>
-          <w:rFonts w:ascii="Times New Roman" w:hAnsi="Times New Roman" w:cs="Times New Roman"/>
-          <w:i/>
-          <w:iCs/>
-          <w:color w:val="7F7F7F" w:themeColor="text1" w:themeTint="80"/>
-          <w:lang w:val="ro-RO"/>
-        </w:rPr>
-        <w:t>Notă: Link-urile de la paginile oficiale pentru instalarea VS Code și Python 3.11.9 pot fi găsite în Anexa documentului.</w:t>
-      </w:r>
-    </w:p>
-    <w:p>
-      <w:pPr>
-        <w:pStyle w:val="ListParagraph"/>
-        <w:numPr>
-          <w:ilvl w:val="0"/>
-          <w:numId w:val="19"/>
-        </w:numPr>
+        <w:jc w:val="both"/>
         <w:rPr>
           <w:rFonts w:ascii="Times New Roman" w:hAnsi="Times New Roman" w:cs="Times New Roman"/>
           <w:lang w:val="ro-RO"/>
@@ -1686,7 +1276,7 @@
                     <pic:cNvPicPr/>
                   </pic:nvPicPr>
                   <pic:blipFill>
-                    <a:blip r:embed="rId11"/>
+                    <a:blip r:embed="rId9"/>
                     <a:stretch>
                       <a:fillRect/>
                     </a:stretch>
@@ -1732,7 +1322,7 @@
           <w:bCs/>
           <w:lang w:val="ro-RO"/>
         </w:rPr>
-        <w:t>3</w:t>
+        <w:t>1</w:t>
       </w:r>
       <w:r>
         <w:rPr>
@@ -1758,6 +1348,7 @@
           <w:ilvl w:val="0"/>
           <w:numId w:val="19"/>
         </w:numPr>
+        <w:jc w:val="both"/>
         <w:rPr>
           <w:rFonts w:ascii="Times New Roman" w:hAnsi="Times New Roman" w:cs="Times New Roman"/>
           <w:lang w:val="ro-RO"/>
@@ -1825,7 +1416,7 @@
                     <pic:cNvPicPr/>
                   </pic:nvPicPr>
                   <pic:blipFill>
-                    <a:blip r:embed="rId12"/>
+                    <a:blip r:embed="rId10"/>
                     <a:stretch>
                       <a:fillRect/>
                     </a:stretch>
@@ -1862,7 +1453,25 @@
           <w:bCs/>
           <w:lang w:val="ro-RO"/>
         </w:rPr>
-        <w:t xml:space="preserve">Figura 2.4. </w:t>
+        <w:t>Figura 2.</w:t>
+      </w:r>
+      <w:r>
+        <w:rPr>
+          <w:rFonts w:ascii="Times New Roman" w:hAnsi="Times New Roman" w:cs="Times New Roman"/>
+          <w:b/>
+          <w:bCs/>
+          <w:lang w:val="ro-RO"/>
+        </w:rPr>
+        <w:t>2</w:t>
+      </w:r>
+      <w:r>
+        <w:rPr>
+          <w:rFonts w:ascii="Times New Roman" w:hAnsi="Times New Roman" w:cs="Times New Roman"/>
+          <w:b/>
+          <w:bCs/>
+          <w:lang w:val="ro-RO"/>
+        </w:rPr>
+        <w:t xml:space="preserve">. </w:t>
       </w:r>
       <w:r>
         <w:rPr>
@@ -1874,6 +1483,7 @@
     </w:p>
     <w:p>
       <w:pPr>
+        <w:ind w:firstLine="360"/>
         <w:rPr>
           <w:rFonts w:ascii="Times New Roman" w:hAnsi="Times New Roman" w:cs="Times New Roman"/>
           <w:i/>
@@ -1900,6 +1510,7 @@
           <w:ilvl w:val="0"/>
           <w:numId w:val="19"/>
         </w:numPr>
+        <w:jc w:val="both"/>
         <w:rPr>
           <w:rFonts w:ascii="Times New Roman" w:hAnsi="Times New Roman" w:cs="Times New Roman"/>
           <w:lang w:val="ro-RO"/>
@@ -1931,6 +1542,7 @@
           <w:kern w:val="0"/>
           <w14:ligatures w14:val="none"/>
         </w:rPr>
+        <w:lastRenderedPageBreak/>
         <w:drawing>
           <wp:inline distT="0" distB="0" distL="0" distR="0" wp14:anchorId="4D28C073" wp14:editId="2F6BCDFA">
             <wp:extent cx="3934374" cy="314369"/>
@@ -1947,7 +1559,7 @@
                     <pic:cNvPicPr/>
                   </pic:nvPicPr>
                   <pic:blipFill>
-                    <a:blip r:embed="rId13"/>
+                    <a:blip r:embed="rId11"/>
                     <a:stretch>
                       <a:fillRect/>
                     </a:stretch>
@@ -1985,7 +1597,27 @@
           <w:kern w:val="0"/>
           <w14:ligatures w14:val="none"/>
         </w:rPr>
-        <w:t xml:space="preserve">Figura 2.5. </w:t>
+        <w:t>Figura 2.</w:t>
+      </w:r>
+      <w:r>
+        <w:rPr>
+          <w:rFonts w:ascii="Times New Roman" w:eastAsia="Times New Roman" w:hAnsi="Times New Roman" w:cs="Times New Roman"/>
+          <w:b/>
+          <w:bCs/>
+          <w:kern w:val="0"/>
+          <w14:ligatures w14:val="none"/>
+        </w:rPr>
+        <w:t>3</w:t>
+      </w:r>
+      <w:r>
+        <w:rPr>
+          <w:rFonts w:ascii="Times New Roman" w:eastAsia="Times New Roman" w:hAnsi="Times New Roman" w:cs="Times New Roman"/>
+          <w:b/>
+          <w:bCs/>
+          <w:kern w:val="0"/>
+          <w14:ligatures w14:val="none"/>
+        </w:rPr>
+        <w:t xml:space="preserve">. </w:t>
       </w:r>
       <w:r>
         <w:rPr>
@@ -1998,6 +1630,7 @@
     </w:p>
     <w:p>
       <w:pPr>
+        <w:ind w:firstLine="360"/>
         <w:rPr>
           <w:rFonts w:ascii="Times New Roman" w:eastAsia="Times New Roman" w:hAnsi="Times New Roman" w:cs="Times New Roman"/>
           <w:i/>
@@ -2021,6 +1654,8 @@
     </w:p>
     <w:p>
       <w:pPr>
+        <w:ind w:firstLine="360"/>
+        <w:jc w:val="both"/>
         <w:rPr>
           <w:rFonts w:ascii="Times New Roman" w:eastAsia="Times New Roman" w:hAnsi="Times New Roman" w:cs="Times New Roman"/>
           <w:i/>
@@ -2061,7 +1696,6 @@
           <w:kern w:val="0"/>
           <w14:ligatures w14:val="none"/>
         </w:rPr>
-        <w:lastRenderedPageBreak/>
         <w:t>Instalarea librăriilor necesare:</w:t>
       </w:r>
     </w:p>
@@ -2098,7 +1732,7 @@
                     <pic:cNvPicPr/>
                   </pic:nvPicPr>
                   <pic:blipFill>
-                    <a:blip r:embed="rId14"/>
+                    <a:blip r:embed="rId12"/>
                     <a:stretch>
                       <a:fillRect/>
                     </a:stretch>
@@ -2137,7 +1771,27 @@
           <w:kern w:val="0"/>
           <w14:ligatures w14:val="none"/>
         </w:rPr>
-        <w:t xml:space="preserve">Figura 2.6. </w:t>
+        <w:t>Figura 2.</w:t>
+      </w:r>
+      <w:r>
+        <w:rPr>
+          <w:rFonts w:ascii="Times New Roman" w:eastAsia="Times New Roman" w:hAnsi="Times New Roman" w:cs="Times New Roman"/>
+          <w:b/>
+          <w:bCs/>
+          <w:kern w:val="0"/>
+          <w14:ligatures w14:val="none"/>
+        </w:rPr>
+        <w:t>4</w:t>
+      </w:r>
+      <w:r>
+        <w:rPr>
+          <w:rFonts w:ascii="Times New Roman" w:eastAsia="Times New Roman" w:hAnsi="Times New Roman" w:cs="Times New Roman"/>
+          <w:b/>
+          <w:bCs/>
+          <w:kern w:val="0"/>
+          <w14:ligatures w14:val="none"/>
+        </w:rPr>
+        <w:t xml:space="preserve">. </w:t>
       </w:r>
       <w:r>
         <w:rPr>
@@ -2151,6 +1805,7 @@
     <w:p>
       <w:pPr>
         <w:ind w:left="360"/>
+        <w:jc w:val="both"/>
         <w:rPr>
           <w:rFonts w:ascii="Times New Roman" w:eastAsia="Times New Roman" w:hAnsi="Times New Roman" w:cs="Times New Roman"/>
           <w:kern w:val="0"/>
@@ -2195,6 +1850,8 @@
     </w:p>
     <w:p>
       <w:pPr>
+        <w:ind w:firstLine="360"/>
+        <w:jc w:val="both"/>
         <w:rPr>
           <w:rFonts w:ascii="Times New Roman" w:hAnsi="Times New Roman" w:cs="Times New Roman"/>
         </w:rPr>
@@ -2222,6 +1879,8 @@
     </w:p>
     <w:p>
       <w:pPr>
+        <w:ind w:firstLine="360"/>
+        <w:jc w:val="both"/>
         <w:rPr>
           <w:rFonts w:ascii="Times New Roman" w:hAnsi="Times New Roman" w:cs="Times New Roman"/>
           <w:b/>
@@ -2240,6 +1899,8 @@
     </w:p>
     <w:p>
       <w:pPr>
+        <w:ind w:firstLine="360"/>
+        <w:jc w:val="both"/>
         <w:rPr>
           <w:rFonts w:ascii="Times New Roman" w:eastAsia="Times New Roman" w:hAnsi="Times New Roman" w:cs="Times New Roman"/>
           <w:kern w:val="0"/>
@@ -2295,6 +1956,8 @@
     </w:p>
     <w:p>
       <w:pPr>
+        <w:ind w:firstLine="360"/>
+        <w:jc w:val="both"/>
         <w:rPr>
           <w:rFonts w:ascii="Times New Roman" w:eastAsia="Times New Roman" w:hAnsi="Times New Roman" w:cs="Times New Roman"/>
           <w:kern w:val="0"/>
@@ -2314,6 +1977,8 @@
     </w:p>
     <w:p>
       <w:pPr>
+        <w:ind w:firstLine="360"/>
+        <w:jc w:val="both"/>
         <w:rPr>
           <w:rFonts w:ascii="Times New Roman" w:eastAsia="Times New Roman" w:hAnsi="Times New Roman" w:cs="Times New Roman"/>
           <w:kern w:val="0"/>
@@ -2345,6 +2010,14 @@
           <w14:ligatures w14:val="none"/>
         </w:rPr>
         <w:t xml:space="preserve"> orarului oficial și este utilizat ulterior de scriptul principal pentru generarea orarului personalizat</w:t>
+      </w:r>
+      <w:r>
+        <w:rPr>
+          <w:rFonts w:ascii="Times New Roman" w:eastAsia="Times New Roman" w:hAnsi="Times New Roman" w:cs="Times New Roman"/>
+          <w:kern w:val="0"/>
+          <w14:ligatures w14:val="none"/>
+        </w:rPr>
+        <w:t>.</w:t>
       </w:r>
     </w:p>
     <w:p>
@@ -2377,7 +2050,24 @@
           <w:bCs/>
           <w:lang w:val="ro-RO"/>
         </w:rPr>
-        <w:t>Rularea scriptului în VS Code</w:t>
+        <w:t>Pașii de rulare</w:t>
+      </w:r>
+    </w:p>
+    <w:p>
+      <w:pPr>
+        <w:ind w:firstLine="360"/>
+        <w:jc w:val="both"/>
+        <w:rPr>
+          <w:rFonts w:ascii="Times New Roman" w:hAnsi="Times New Roman" w:cs="Times New Roman"/>
+          <w:lang w:val="ro-RO"/>
+        </w:rPr>
+      </w:pPr>
+      <w:r>
+        <w:rPr>
+          <w:rFonts w:ascii="Times New Roman" w:hAnsi="Times New Roman" w:cs="Times New Roman"/>
+          <w:lang w:val="ro-RO"/>
+        </w:rPr>
+        <w:t>Utilizarea aplicației presupune următorii pași:</w:t>
       </w:r>
     </w:p>
     <w:p>
@@ -2385,285 +2075,33 @@
         <w:pStyle w:val="ListParagraph"/>
         <w:numPr>
           <w:ilvl w:val="0"/>
-          <w:numId w:val="22"/>
+          <w:numId w:val="24"/>
         </w:numPr>
-        <w:rPr>
-          <w:rFonts w:ascii="Times New Roman" w:hAnsi="Times New Roman" w:cs="Times New Roman"/>
-          <w:lang w:val="ro-RO"/>
-        </w:rPr>
-      </w:pPr>
-      <w:r>
-        <w:rPr>
-          <w:rFonts w:ascii="Times New Roman" w:hAnsi="Times New Roman" w:cs="Times New Roman"/>
-          <w:lang w:val="ro-RO"/>
-        </w:rPr>
-        <w:t xml:space="preserve">Odată instalate </w:t>
-      </w:r>
-      <w:r>
-        <w:rPr>
-          <w:rFonts w:ascii="Times New Roman" w:hAnsi="Times New Roman" w:cs="Times New Roman"/>
-          <w:b/>
-          <w:bCs/>
-          <w:lang w:val="ro-RO"/>
-        </w:rPr>
-        <w:t xml:space="preserve">VS Code </w:t>
-      </w:r>
-      <w:r>
-        <w:rPr>
-          <w:rFonts w:ascii="Times New Roman" w:hAnsi="Times New Roman" w:cs="Times New Roman"/>
-          <w:lang w:val="ro-RO"/>
-        </w:rPr>
-        <w:t xml:space="preserve">și </w:t>
-      </w:r>
-      <w:r>
-        <w:rPr>
-          <w:rFonts w:ascii="Times New Roman" w:hAnsi="Times New Roman" w:cs="Times New Roman"/>
-          <w:b/>
-          <w:bCs/>
-          <w:lang w:val="ro-RO"/>
-        </w:rPr>
-        <w:t>Python 3.11.9</w:t>
-      </w:r>
-      <w:r>
-        <w:rPr>
-          <w:rFonts w:ascii="Times New Roman" w:hAnsi="Times New Roman" w:cs="Times New Roman"/>
-          <w:lang w:val="ro-RO"/>
-        </w:rPr>
-        <w:t xml:space="preserve"> și creat </w:t>
-      </w:r>
-      <w:r>
-        <w:rPr>
-          <w:rFonts w:ascii="Times New Roman" w:hAnsi="Times New Roman" w:cs="Times New Roman"/>
-          <w:b/>
-          <w:bCs/>
-          <w:lang w:val="ro-RO"/>
-        </w:rPr>
-        <w:t>mediul virtual</w:t>
-      </w:r>
-      <w:r>
-        <w:rPr>
-          <w:rFonts w:ascii="Times New Roman" w:hAnsi="Times New Roman" w:cs="Times New Roman"/>
-          <w:lang w:val="ro-RO"/>
-        </w:rPr>
-        <w:t>, utilizatorul va deschide prima aplicație și va trebui s</w:t>
-      </w:r>
-      <w:r>
-        <w:rPr>
-          <w:rFonts w:ascii="Times New Roman" w:hAnsi="Times New Roman" w:cs="Times New Roman"/>
-          <w:lang w:val="ro-RO"/>
-        </w:rPr>
-        <w:t>ă</w:t>
-      </w:r>
-      <w:r>
-        <w:rPr>
-          <w:rFonts w:ascii="Times New Roman" w:hAnsi="Times New Roman" w:cs="Times New Roman"/>
-          <w:lang w:val="ro-RO"/>
-        </w:rPr>
-        <w:t xml:space="preserve"> deschidă fișierul unde se află scripturile și </w:t>
-      </w:r>
-      <w:r>
-        <w:rPr>
-          <w:rFonts w:ascii="Times New Roman" w:hAnsi="Times New Roman" w:cs="Times New Roman"/>
-          <w:b/>
-          <w:bCs/>
-          <w:lang w:val="ro-RO"/>
-        </w:rPr>
-        <w:t>mediul virtual</w:t>
-      </w:r>
-      <w:r>
-        <w:rPr>
-          <w:rFonts w:ascii="Times New Roman" w:hAnsi="Times New Roman" w:cs="Times New Roman"/>
-          <w:lang w:val="ro-RO"/>
-        </w:rPr>
-        <w:t>:</w:t>
-      </w:r>
-    </w:p>
-    <w:p>
-      <w:pPr>
-        <w:rPr>
-          <w:color w:val="7F7F7F" w:themeColor="text1" w:themeTint="80"/>
-          <w:lang w:val="ro-RO"/>
-        </w:rPr>
-      </w:pPr>
-      <w:r>
-        <w:rPr>
-          <w:rFonts w:ascii="Times New Roman" w:hAnsi="Times New Roman" w:cs="Times New Roman"/>
-          <w:i/>
-          <w:iCs/>
-          <w:color w:val="7F7F7F" w:themeColor="text1" w:themeTint="80"/>
-          <w:lang w:val="ro-RO"/>
-        </w:rPr>
-        <w:t>File -</w:t>
-      </w:r>
-      <w:r>
-        <w:rPr>
-          <w:rFonts w:ascii="Times New Roman" w:hAnsi="Times New Roman" w:cs="Times New Roman"/>
-          <w:i/>
-          <w:iCs/>
-          <w:color w:val="7F7F7F" w:themeColor="text1" w:themeTint="80"/>
-        </w:rPr>
-        <w:t xml:space="preserve">&gt; Open Folder (selectăm folderul ce conține toate fișierele) </w:t>
-      </w:r>
-    </w:p>
-    <w:p>
-      <w:pPr>
-        <w:jc w:val="center"/>
-        <w:rPr>
-          <w:rFonts w:ascii="Times New Roman" w:hAnsi="Times New Roman" w:cs="Times New Roman"/>
-          <w:lang w:val="ro-RO"/>
-        </w:rPr>
-      </w:pPr>
-      <w:r>
-        <w:rPr>
-          <w:rFonts w:ascii="Times New Roman" w:hAnsi="Times New Roman" w:cs="Times New Roman"/>
-          <w:noProof/>
-          <w:lang w:val="ro-RO"/>
-        </w:rPr>
-        <mc:AlternateContent>
-          <mc:Choice Requires="wps">
-            <w:drawing>
-              <wp:anchor distT="0" distB="0" distL="114300" distR="114300" simplePos="0" relativeHeight="251660288" behindDoc="0" locked="0" layoutInCell="1" allowOverlap="1" wp14:anchorId="16266E13" wp14:editId="11E41EF0">
-                <wp:simplePos x="0" y="0"/>
-                <wp:positionH relativeFrom="column">
-                  <wp:posOffset>441960</wp:posOffset>
-                </wp:positionH>
-                <wp:positionV relativeFrom="paragraph">
-                  <wp:posOffset>570230</wp:posOffset>
-                </wp:positionV>
-                <wp:extent cx="990600" cy="91440"/>
-                <wp:effectExtent l="0" t="0" r="19050" b="22860"/>
-                <wp:wrapNone/>
-                <wp:docPr id="1530142166" name="Rectangle 2"/>
-                <wp:cNvGraphicFramePr/>
-                <a:graphic xmlns:a="http://schemas.openxmlformats.org/drawingml/2006/main">
-                  <a:graphicData uri="http://schemas.microsoft.com/office/word/2010/wordprocessingShape">
-                    <wps:wsp>
-                      <wps:cNvSpPr/>
-                      <wps:spPr>
-                        <a:xfrm>
-                          <a:off x="0" y="0"/>
-                          <a:ext cx="990600" cy="91440"/>
-                        </a:xfrm>
-                        <a:prstGeom prst="rect">
-                          <a:avLst/>
-                        </a:prstGeom>
-                        <a:noFill/>
-                        <a:ln>
-                          <a:solidFill>
-                            <a:srgbClr val="EE0000"/>
-                          </a:solidFill>
-                        </a:ln>
-                      </wps:spPr>
-                      <wps:style>
-                        <a:lnRef idx="2">
-                          <a:schemeClr val="accent1">
-                            <a:shade val="15000"/>
-                          </a:schemeClr>
-                        </a:lnRef>
-                        <a:fillRef idx="1">
-                          <a:schemeClr val="accent1"/>
-                        </a:fillRef>
-                        <a:effectRef idx="0">
-                          <a:schemeClr val="accent1"/>
-                        </a:effectRef>
-                        <a:fontRef idx="minor">
-                          <a:schemeClr val="lt1"/>
-                        </a:fontRef>
-                      </wps:style>
-                      <wps:bodyPr rot="0" spcFirstLastPara="0" vertOverflow="overflow" horzOverflow="overflow" vert="horz" wrap="square" lIns="91440" tIns="45720" rIns="91440" bIns="45720" numCol="1" spcCol="0" rtlCol="0" fromWordArt="0" anchor="ctr" anchorCtr="0" forceAA="0" compatLnSpc="1">
-                        <a:prstTxWarp prst="textNoShape">
-                          <a:avLst/>
-                        </a:prstTxWarp>
-                        <a:noAutofit/>
-                      </wps:bodyPr>
-                    </wps:wsp>
-                  </a:graphicData>
-                </a:graphic>
-              </wp:anchor>
-            </w:drawing>
-          </mc:Choice>
-          <mc:Fallback>
-            <w:pict>
-              <v:rect w14:anchorId="01B727C4" id="Rectangle 2" o:spid="_x0000_s1026" style="position:absolute;margin-left:34.8pt;margin-top:44.9pt;width:78pt;height:7.2pt;z-index:251660288;visibility:visible;mso-wrap-style:square;mso-wrap-distance-left:9pt;mso-wrap-distance-top:0;mso-wrap-distance-right:9pt;mso-wrap-distance-bottom:0;mso-position-horizontal:absolute;mso-position-horizontal-relative:text;mso-position-vertical:absolute;mso-position-vertical-relative:text;v-text-anchor:middle" o:gfxdata="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" filled="f" strokecolor="#e00" strokeweight="1pt"/>
-            </w:pict>
-          </mc:Fallback>
-        </mc:AlternateContent>
-      </w:r>
-      <w:r>
-        <w:rPr>
-          <w:rFonts w:ascii="Times New Roman" w:hAnsi="Times New Roman" w:cs="Times New Roman"/>
-          <w:noProof/>
-          <w:lang w:val="ro-RO"/>
-        </w:rPr>
-        <w:drawing>
-          <wp:inline distT="0" distB="0" distL="0" distR="0" wp14:anchorId="0A204310" wp14:editId="73B74867">
-            <wp:extent cx="5318760" cy="2850310"/>
-            <wp:effectExtent l="0" t="0" r="0" b="7620"/>
-            <wp:docPr id="1219096926" name="Picture 1"/>
-            <wp:cNvGraphicFramePr>
-              <a:graphicFrameLocks xmlns:a="http://schemas.openxmlformats.org/drawingml/2006/main" noChangeAspect="1"/>
-            </wp:cNvGraphicFramePr>
-            <a:graphic xmlns:a="http://schemas.openxmlformats.org/drawingml/2006/main">
-              <a:graphicData uri="http://schemas.openxmlformats.org/drawingml/2006/picture">
-                <pic:pic xmlns:pic="http://schemas.openxmlformats.org/drawingml/2006/picture">
-                  <pic:nvPicPr>
-                    <pic:cNvPr id="1219096926" name=""/>
-                    <pic:cNvPicPr/>
-                  </pic:nvPicPr>
-                  <pic:blipFill>
-                    <a:blip r:embed="rId15"/>
-                    <a:stretch>
-                      <a:fillRect/>
-                    </a:stretch>
-                  </pic:blipFill>
-                  <pic:spPr>
-                    <a:xfrm>
-                      <a:off x="0" y="0"/>
-                      <a:ext cx="5327672" cy="2855086"/>
-                    </a:xfrm>
-                    <a:prstGeom prst="rect">
-                      <a:avLst/>
-                    </a:prstGeom>
-                  </pic:spPr>
-                </pic:pic>
-              </a:graphicData>
-            </a:graphic>
-          </wp:inline>
-        </w:drawing>
-      </w:r>
-    </w:p>
-    <w:p>
-      <w:pPr>
-        <w:jc w:val="center"/>
-        <w:rPr>
-          <w:rFonts w:ascii="Times New Roman" w:hAnsi="Times New Roman" w:cs="Times New Roman"/>
-          <w:lang w:val="ro-RO"/>
-        </w:rPr>
-      </w:pPr>
-      <w:r>
-        <w:rPr>
-          <w:rFonts w:ascii="Times New Roman" w:hAnsi="Times New Roman" w:cs="Times New Roman"/>
-          <w:b/>
-          <w:bCs/>
-          <w:lang w:val="ro-RO"/>
-        </w:rPr>
-        <w:t xml:space="preserve">Figura 2.7. </w:t>
-      </w:r>
-      <w:r>
-        <w:rPr>
-          <w:rFonts w:ascii="Times New Roman" w:hAnsi="Times New Roman" w:cs="Times New Roman"/>
-          <w:lang w:val="ro-RO"/>
-        </w:rPr>
-        <w:t xml:space="preserve">Interfața aplicației </w:t>
-      </w:r>
-      <w:r>
-        <w:rPr>
-          <w:rFonts w:ascii="Times New Roman" w:hAnsi="Times New Roman" w:cs="Times New Roman"/>
-          <w:b/>
-          <w:bCs/>
-          <w:lang w:val="ro-RO"/>
-        </w:rPr>
-        <w:t>VS Code</w:t>
+        <w:jc w:val="both"/>
+        <w:rPr>
+          <w:rFonts w:ascii="Times New Roman" w:hAnsi="Times New Roman" w:cs="Times New Roman"/>
+          <w:lang w:val="ro-RO"/>
+        </w:rPr>
+      </w:pPr>
+      <w:r>
+        <w:rPr>
+          <w:rFonts w:ascii="Times New Roman" w:hAnsi="Times New Roman" w:cs="Times New Roman"/>
+        </w:rPr>
+        <w:t xml:space="preserve">se salvează fișierul oficial al orarului sub numele </w:t>
+      </w:r>
+      <w:r>
+        <w:rPr>
+          <w:rFonts w:ascii="Times New Roman" w:hAnsi="Times New Roman" w:cs="Times New Roman"/>
+          <w:b/>
+          <w:bCs/>
+        </w:rPr>
+        <w:t>orar_etti.xlsx</w:t>
+      </w:r>
+      <w:r>
+        <w:rPr>
+          <w:rFonts w:ascii="Times New Roman" w:hAnsi="Times New Roman" w:cs="Times New Roman"/>
+        </w:rPr>
+        <w:t>;</w:t>
       </w:r>
     </w:p>
     <w:p>
@@ -2671,50 +2109,936 @@
         <w:pStyle w:val="ListParagraph"/>
         <w:numPr>
           <w:ilvl w:val="0"/>
-          <w:numId w:val="22"/>
+          <w:numId w:val="24"/>
         </w:numPr>
-        <w:rPr>
-          <w:rFonts w:ascii="Times New Roman" w:hAnsi="Times New Roman" w:cs="Times New Roman"/>
-          <w:lang w:val="ro-RO"/>
-        </w:rPr>
-      </w:pPr>
-      <w:r>
-        <w:rPr>
-          <w:rFonts w:ascii="Times New Roman" w:hAnsi="Times New Roman" w:cs="Times New Roman"/>
+        <w:jc w:val="both"/>
+        <w:rPr>
+          <w:rFonts w:ascii="Times New Roman" w:hAnsi="Times New Roman" w:cs="Times New Roman"/>
+          <w:lang w:val="ro-RO"/>
+        </w:rPr>
+      </w:pPr>
+      <w:r>
+        <w:rPr>
+          <w:rFonts w:ascii="Times New Roman" w:hAnsi="Times New Roman" w:cs="Times New Roman"/>
+        </w:rPr>
+        <w:t xml:space="preserve">se rulează scriptul </w:t>
+      </w:r>
+      <w:r>
+        <w:rPr>
+          <w:rFonts w:ascii="Times New Roman" w:hAnsi="Times New Roman" w:cs="Times New Roman"/>
+          <w:b/>
+          <w:bCs/>
+        </w:rPr>
+        <w:t>parser_orar.py</w:t>
+      </w:r>
+      <w:r>
+        <w:rPr>
+          <w:rFonts w:ascii="Times New Roman" w:hAnsi="Times New Roman" w:cs="Times New Roman"/>
+          <w:b/>
+          <w:bCs/>
+          <w:i/>
+          <w:iCs/>
+        </w:rPr>
+        <w:t xml:space="preserve"> </w:t>
+      </w:r>
+      <w:r>
+        <w:rPr>
+          <w:rFonts w:ascii="Times New Roman" w:hAnsi="Times New Roman" w:cs="Times New Roman"/>
+          <w:i/>
+          <w:iCs/>
+        </w:rPr>
+        <w:t xml:space="preserve">(folosind comanda </w:t>
+      </w:r>
+      <w:r>
+        <w:rPr>
+          <w:rFonts w:ascii="Times New Roman" w:hAnsi="Times New Roman" w:cs="Times New Roman"/>
+          <w:i/>
+          <w:iCs/>
+          <w:color w:val="595959" w:themeColor="text1" w:themeTint="A6"/>
+        </w:rPr>
+        <w:t>python parser_orar.py</w:t>
+      </w:r>
+      <w:r>
+        <w:rPr>
+          <w:rFonts w:ascii="Times New Roman" w:hAnsi="Times New Roman" w:cs="Times New Roman"/>
+          <w:i/>
+          <w:iCs/>
+          <w:color w:val="595959" w:themeColor="text1" w:themeTint="A6"/>
+        </w:rPr>
+        <w:t xml:space="preserve"> </w:t>
+      </w:r>
+      <w:r>
+        <w:rPr>
+          <w:rFonts w:ascii="Times New Roman" w:hAnsi="Times New Roman" w:cs="Times New Roman"/>
+          <w:i/>
+          <w:iCs/>
+        </w:rPr>
+        <w:t>în terminal)</w:t>
+      </w:r>
+      <w:r>
+        <w:rPr>
+          <w:rFonts w:ascii="Times New Roman" w:hAnsi="Times New Roman" w:cs="Times New Roman"/>
+        </w:rPr>
+        <w:t xml:space="preserve">, care generează fișierul </w:t>
+      </w:r>
+      <w:r>
+        <w:rPr>
+          <w:rFonts w:ascii="Times New Roman" w:hAnsi="Times New Roman" w:cs="Times New Roman"/>
+          <w:b/>
+          <w:bCs/>
+        </w:rPr>
+        <w:t>orar_curatat.xlsx</w:t>
+      </w:r>
+      <w:r>
+        <w:rPr>
+          <w:rFonts w:ascii="Times New Roman" w:hAnsi="Times New Roman" w:cs="Times New Roman"/>
+        </w:rPr>
+        <w:t>;</w:t>
+      </w:r>
+    </w:p>
+    <w:p>
+      <w:pPr>
+        <w:pStyle w:val="ListParagraph"/>
+        <w:numPr>
+          <w:ilvl w:val="0"/>
+          <w:numId w:val="24"/>
+        </w:numPr>
+        <w:jc w:val="both"/>
+        <w:rPr>
+          <w:rFonts w:ascii="Times New Roman" w:hAnsi="Times New Roman" w:cs="Times New Roman"/>
+          <w:lang w:val="ro-RO"/>
+        </w:rPr>
+      </w:pPr>
+      <w:r>
+        <w:rPr>
+          <w:rFonts w:ascii="Times New Roman" w:hAnsi="Times New Roman" w:cs="Times New Roman"/>
+        </w:rPr>
+        <w:t xml:space="preserve">se rulează scriptul </w:t>
+      </w:r>
+      <w:r>
+        <w:rPr>
+          <w:rFonts w:ascii="Times New Roman" w:hAnsi="Times New Roman" w:cs="Times New Roman"/>
+          <w:b/>
+          <w:bCs/>
+        </w:rPr>
+        <w:t>extrage_orar.py</w:t>
+      </w:r>
+      <w:r>
+        <w:rPr>
+          <w:rFonts w:ascii="Times New Roman" w:hAnsi="Times New Roman" w:cs="Times New Roman"/>
+          <w:b/>
+          <w:bCs/>
+        </w:rPr>
+        <w:t xml:space="preserve"> </w:t>
+      </w:r>
+      <w:r>
+        <w:rPr>
+          <w:rFonts w:ascii="Times New Roman" w:hAnsi="Times New Roman" w:cs="Times New Roman"/>
+          <w:i/>
+          <w:iCs/>
+        </w:rPr>
+        <w:t xml:space="preserve">(folosind comanda </w:t>
+      </w:r>
+      <w:r>
+        <w:rPr>
+          <w:rFonts w:ascii="Times New Roman" w:hAnsi="Times New Roman" w:cs="Times New Roman"/>
+          <w:i/>
+          <w:iCs/>
+          <w:color w:val="595959" w:themeColor="text1" w:themeTint="A6"/>
+        </w:rPr>
+        <w:t xml:space="preserve">python </w:t>
+      </w:r>
+      <w:r>
+        <w:rPr>
+          <w:rFonts w:ascii="Times New Roman" w:hAnsi="Times New Roman" w:cs="Times New Roman"/>
+          <w:i/>
+          <w:iCs/>
+          <w:color w:val="595959" w:themeColor="text1" w:themeTint="A6"/>
+        </w:rPr>
+        <w:t>extrage</w:t>
+      </w:r>
+      <w:r>
+        <w:rPr>
+          <w:rFonts w:ascii="Times New Roman" w:hAnsi="Times New Roman" w:cs="Times New Roman"/>
+          <w:i/>
+          <w:iCs/>
+          <w:color w:val="595959" w:themeColor="text1" w:themeTint="A6"/>
+        </w:rPr>
+        <w:t>_orar.py</w:t>
+      </w:r>
+      <w:r>
+        <w:rPr>
+          <w:rFonts w:ascii="Times New Roman" w:hAnsi="Times New Roman" w:cs="Times New Roman"/>
+          <w:i/>
+          <w:iCs/>
+          <w:color w:val="595959" w:themeColor="text1" w:themeTint="A6"/>
+        </w:rPr>
+        <w:t xml:space="preserve"> </w:t>
+      </w:r>
+      <w:r>
+        <w:rPr>
+          <w:rFonts w:ascii="Times New Roman" w:hAnsi="Times New Roman" w:cs="Times New Roman"/>
+          <w:i/>
+          <w:iCs/>
+        </w:rPr>
+        <w:t>în terminal)</w:t>
+      </w:r>
+      <w:r>
+        <w:rPr>
+          <w:rFonts w:ascii="Times New Roman" w:hAnsi="Times New Roman" w:cs="Times New Roman"/>
+        </w:rPr>
+        <w:t>;</w:t>
+      </w:r>
+    </w:p>
+    <w:p>
+      <w:pPr>
+        <w:pStyle w:val="ListParagraph"/>
+        <w:numPr>
+          <w:ilvl w:val="0"/>
+          <w:numId w:val="24"/>
+        </w:numPr>
+        <w:jc w:val="both"/>
+        <w:rPr>
+          <w:rFonts w:ascii="Times New Roman" w:hAnsi="Times New Roman" w:cs="Times New Roman"/>
+          <w:lang w:val="ro-RO"/>
+        </w:rPr>
+      </w:pPr>
+      <w:r>
+        <w:rPr>
+          <w:rFonts w:ascii="Times New Roman" w:hAnsi="Times New Roman" w:cs="Times New Roman"/>
+        </w:rPr>
+        <w:t>utilizatorul introduce grupa și, dacă este cazul, semigrupa;</w:t>
+      </w:r>
+    </w:p>
+    <w:p>
+      <w:pPr>
+        <w:pStyle w:val="ListParagraph"/>
+        <w:numPr>
+          <w:ilvl w:val="0"/>
+          <w:numId w:val="24"/>
+        </w:numPr>
+        <w:jc w:val="both"/>
+        <w:rPr>
+          <w:rFonts w:ascii="Times New Roman" w:hAnsi="Times New Roman" w:cs="Times New Roman"/>
+          <w:lang w:val="ro-RO"/>
+        </w:rPr>
+      </w:pPr>
+      <w:r>
+        <w:rPr>
+          <w:rFonts w:ascii="Times New Roman" w:hAnsi="Times New Roman" w:cs="Times New Roman"/>
+        </w:rPr>
+        <w:t>utilizatorul selectează disciplinele opționale și facultative dorite;</w:t>
+      </w:r>
+    </w:p>
+    <w:p>
+      <w:pPr>
+        <w:pStyle w:val="ListParagraph"/>
+        <w:numPr>
+          <w:ilvl w:val="0"/>
+          <w:numId w:val="24"/>
+        </w:numPr>
+        <w:jc w:val="both"/>
+        <w:rPr>
+          <w:rFonts w:ascii="Times New Roman" w:hAnsi="Times New Roman" w:cs="Times New Roman"/>
+          <w:lang w:val="ro-RO"/>
+        </w:rPr>
+      </w:pPr>
+      <w:r>
+        <w:rPr>
+          <w:rFonts w:ascii="Times New Roman" w:hAnsi="Times New Roman" w:cs="Times New Roman"/>
+        </w:rPr>
+        <w:t>aplicația generează automat un nou fișier Excel, denumit în funcție de grupa introdusă, de forma:</w:t>
+      </w:r>
+    </w:p>
+    <w:p>
+      <w:pPr>
+        <w:ind w:firstLine="283"/>
+        <w:jc w:val="both"/>
+        <w:rPr>
+          <w:rFonts w:ascii="Times New Roman" w:hAnsi="Times New Roman" w:cs="Times New Roman"/>
+          <w:b/>
+          <w:bCs/>
+          <w:lang w:val="ro-RO"/>
+        </w:rPr>
+      </w:pPr>
+      <w:r>
+        <w:rPr>
+          <w:rFonts w:ascii="Times New Roman" w:hAnsi="Times New Roman" w:cs="Times New Roman"/>
+          <w:b/>
+          <w:bCs/>
+          <w:lang w:val="ro-RO"/>
+        </w:rPr>
+        <w:t>Orar_Personalizat_</w:t>
+      </w:r>
+      <w:r>
+        <w:rPr>
+          <w:rFonts w:ascii="Times New Roman" w:hAnsi="Times New Roman" w:cs="Times New Roman"/>
+          <w:b/>
+          <w:bCs/>
+        </w:rPr>
+        <w:t>[Grupa].xlsx</w:t>
+      </w:r>
+    </w:p>
+    <w:p>
+      <w:pPr>
+        <w:pStyle w:val="Heading1"/>
+        <w:numPr>
+          <w:ilvl w:val="0"/>
+          <w:numId w:val="2"/>
+        </w:numPr>
+        <w:rPr>
+          <w:rFonts w:ascii="Times New Roman" w:hAnsi="Times New Roman" w:cs="Times New Roman"/>
+          <w:b/>
+          <w:bCs/>
+          <w:color w:val="auto"/>
+          <w:sz w:val="28"/>
+          <w:szCs w:val="28"/>
+          <w:lang w:val="ro-RO"/>
+        </w:rPr>
+      </w:pPr>
+      <w:r>
+        <w:rPr>
+          <w:rFonts w:ascii="Times New Roman" w:hAnsi="Times New Roman" w:cs="Times New Roman"/>
+          <w:b/>
+          <w:bCs/>
+          <w:color w:val="auto"/>
+          <w:sz w:val="28"/>
+          <w:szCs w:val="28"/>
           <w:lang w:val="ro-RO"/>
         </w:rPr>
         <w:lastRenderedPageBreak/>
-        <w:t xml:space="preserve">Pentru a nu fi nevoit să deschidă </w:t>
-      </w:r>
-      <w:r>
-        <w:rPr>
-          <w:rFonts w:ascii="Times New Roman" w:hAnsi="Times New Roman" w:cs="Times New Roman"/>
-          <w:b/>
-          <w:bCs/>
-          <w:lang w:val="ro-RO"/>
-        </w:rPr>
-        <w:t>mediul virtual</w:t>
-      </w:r>
-      <w:r>
-        <w:rPr>
-          <w:rFonts w:ascii="Times New Roman" w:hAnsi="Times New Roman" w:cs="Times New Roman"/>
-          <w:lang w:val="ro-RO"/>
-        </w:rPr>
-        <w:t xml:space="preserve"> de fiecare dată utilizatorul poate urmări acești pa</w:t>
-      </w:r>
-      <w:r>
-        <w:rPr>
-          <w:rFonts w:ascii="Times New Roman" w:hAnsi="Times New Roman" w:cs="Times New Roman"/>
-          <w:lang w:val="ro-RO"/>
-        </w:rPr>
-        <w:t>ș</w:t>
-      </w:r>
-      <w:r>
-        <w:rPr>
-          <w:rFonts w:ascii="Times New Roman" w:hAnsi="Times New Roman" w:cs="Times New Roman"/>
-          <w:lang w:val="ro-RO"/>
-        </w:rPr>
-        <w:t>i:</w:t>
+        <w:t>Modul de funcționare</w:t>
+      </w:r>
+    </w:p>
+    <w:p>
+      <w:pPr>
+        <w:ind w:firstLine="283"/>
+        <w:jc w:val="both"/>
+        <w:rPr>
+          <w:rFonts w:ascii="Times New Roman" w:hAnsi="Times New Roman" w:cs="Times New Roman"/>
+        </w:rPr>
+      </w:pPr>
+      <w:r>
+        <w:rPr>
+          <w:rFonts w:ascii="Times New Roman" w:hAnsi="Times New Roman" w:cs="Times New Roman"/>
+        </w:rPr>
+        <w:t>Funcționarea aplicației este împărțită în două etape principale: prelucrarea fișierului Excel oficial și generarea orarului personalizat pentru utilizator.</w:t>
+      </w:r>
+    </w:p>
+    <w:p>
+      <w:pPr>
+        <w:pStyle w:val="Heading2"/>
+        <w:numPr>
+          <w:ilvl w:val="1"/>
+          <w:numId w:val="2"/>
+        </w:numPr>
+        <w:rPr>
+          <w:rFonts w:ascii="Times New Roman" w:hAnsi="Times New Roman" w:cs="Times New Roman"/>
+          <w:b/>
+          <w:bCs/>
+          <w:color w:val="auto"/>
+          <w:sz w:val="24"/>
+          <w:szCs w:val="24"/>
+          <w:lang w:val="ro-RO"/>
+        </w:rPr>
+      </w:pPr>
+      <w:r>
+        <w:rPr>
+          <w:rFonts w:ascii="Times New Roman" w:hAnsi="Times New Roman" w:cs="Times New Roman"/>
+          <w:b/>
+          <w:bCs/>
+          <w:color w:val="auto"/>
+          <w:sz w:val="24"/>
+          <w:szCs w:val="24"/>
+          <w:lang w:val="ro-RO"/>
+        </w:rPr>
+        <w:t xml:space="preserve"> Prelucrarea fișierului sursă</w:t>
+      </w:r>
+    </w:p>
+    <w:p>
+      <w:pPr>
+        <w:ind w:firstLine="360"/>
+        <w:jc w:val="both"/>
+        <w:rPr>
+          <w:rFonts w:ascii="Times New Roman" w:hAnsi="Times New Roman" w:cs="Times New Roman"/>
+          <w:lang w:val="ro-RO"/>
+        </w:rPr>
+      </w:pPr>
+      <w:r>
+        <w:rPr>
+          <w:rFonts w:ascii="Times New Roman" w:hAnsi="Times New Roman" w:cs="Times New Roman"/>
+          <w:lang w:val="ro-RO"/>
+        </w:rPr>
+        <w:t xml:space="preserve">Prima etapă este realizată de scriptul </w:t>
+      </w:r>
+      <w:r>
+        <w:rPr>
+          <w:rFonts w:ascii="Times New Roman" w:hAnsi="Times New Roman" w:cs="Times New Roman"/>
+          <w:b/>
+          <w:bCs/>
+          <w:lang w:val="ro-RO"/>
+        </w:rPr>
+        <w:t>parser_orar.py</w:t>
+      </w:r>
+      <w:r>
+        <w:rPr>
+          <w:rFonts w:ascii="Times New Roman" w:hAnsi="Times New Roman" w:cs="Times New Roman"/>
+          <w:lang w:val="ro-RO"/>
+        </w:rPr>
+        <w:t xml:space="preserve">, care are rolul de a pregăti fișierul Excel oficial pentru prelucrarea ulterioară. Problema principală tratată în această etapă este cea a </w:t>
+      </w:r>
+      <w:r>
+        <w:rPr>
+          <w:rFonts w:ascii="Times New Roman" w:hAnsi="Times New Roman" w:cs="Times New Roman"/>
+          <w:b/>
+          <w:bCs/>
+          <w:lang w:val="ro-RO"/>
+        </w:rPr>
+        <w:t>celulelor îmbinate</w:t>
+      </w:r>
+      <w:r>
+        <w:rPr>
+          <w:rFonts w:ascii="Times New Roman" w:hAnsi="Times New Roman" w:cs="Times New Roman"/>
+          <w:lang w:val="ro-RO"/>
+        </w:rPr>
+        <w:t>, pe care am menționat-o ulterior.</w:t>
+      </w:r>
+    </w:p>
+    <w:p>
+      <w:pPr>
+        <w:ind w:firstLine="360"/>
+        <w:jc w:val="both"/>
+        <w:rPr>
+          <w:rFonts w:ascii="Times New Roman" w:hAnsi="Times New Roman" w:cs="Times New Roman"/>
+        </w:rPr>
+      </w:pPr>
+      <w:r>
+        <w:rPr>
+          <w:rFonts w:ascii="Times New Roman" w:hAnsi="Times New Roman" w:cs="Times New Roman"/>
+          <w:lang w:val="ro-RO"/>
+        </w:rPr>
+        <w:t xml:space="preserve">La citirea automată a fișierului, doar prima celulă dintr-o astfel de zonă conține textul efectiv, în timp ce restul apar ca fiind goale. Pentru a evita pierderea informației, scriptul parcurge doar primele 4 foi </w:t>
+      </w:r>
+      <w:r>
+        <w:rPr>
+          <w:rFonts w:ascii="Times New Roman" w:hAnsi="Times New Roman" w:cs="Times New Roman"/>
+          <w:i/>
+          <w:iCs/>
+          <w:lang w:val="ro-RO"/>
+        </w:rPr>
+        <w:t>(deoarece doar acelea conțin orarul fiecărui an, următoarele 4 fiind pagini de anunțuri cu privire la săli)</w:t>
+      </w:r>
+      <w:r>
+        <w:rPr>
+          <w:rFonts w:ascii="Times New Roman" w:hAnsi="Times New Roman" w:cs="Times New Roman"/>
+          <w:lang w:val="ro-RO"/>
+        </w:rPr>
+        <w:t>, identifică regiunile cu celule îmbinate, le separă și copiază conținutul din celula din colțul stânga-sus în restul celulelor.</w:t>
+      </w:r>
+      <w:r>
+        <w:t xml:space="preserve"> </w:t>
+      </w:r>
+      <w:r>
+        <w:rPr>
+          <w:rFonts w:ascii="Times New Roman" w:hAnsi="Times New Roman" w:cs="Times New Roman"/>
+        </w:rPr>
+        <w:t xml:space="preserve">În urma acestei etape se obține un nou fișier, denumit </w:t>
+      </w:r>
+      <w:r>
+        <w:rPr>
+          <w:rFonts w:ascii="Times New Roman" w:hAnsi="Times New Roman" w:cs="Times New Roman"/>
+          <w:b/>
+          <w:bCs/>
+        </w:rPr>
+        <w:t>orar_curatat.xlsx</w:t>
+      </w:r>
+      <w:r>
+        <w:rPr>
+          <w:rFonts w:ascii="Times New Roman" w:hAnsi="Times New Roman" w:cs="Times New Roman"/>
+        </w:rPr>
+        <w:t>, care poate fi procesat corect de scriptul principal.</w:t>
+      </w:r>
+    </w:p>
+    <w:p>
+      <w:pPr>
+        <w:pStyle w:val="Heading2"/>
+        <w:numPr>
+          <w:ilvl w:val="1"/>
+          <w:numId w:val="2"/>
+        </w:numPr>
+        <w:rPr>
+          <w:rFonts w:ascii="Times New Roman" w:hAnsi="Times New Roman" w:cs="Times New Roman"/>
+          <w:b/>
+          <w:bCs/>
+          <w:color w:val="auto"/>
+          <w:sz w:val="24"/>
+          <w:szCs w:val="24"/>
+          <w:lang w:val="ro-RO"/>
+        </w:rPr>
+      </w:pPr>
+      <w:r>
+        <w:rPr>
+          <w:rFonts w:ascii="Times New Roman" w:hAnsi="Times New Roman" w:cs="Times New Roman"/>
+          <w:b/>
+          <w:bCs/>
+          <w:color w:val="auto"/>
+          <w:sz w:val="24"/>
+          <w:szCs w:val="24"/>
+          <w:lang w:val="ro-RO"/>
+        </w:rPr>
+        <w:t xml:space="preserve"> Identificarea contextului utilizatorului</w:t>
+      </w:r>
+    </w:p>
+    <w:p>
+      <w:pPr>
+        <w:ind w:firstLine="360"/>
+        <w:jc w:val="both"/>
+        <w:rPr>
+          <w:rFonts w:ascii="Times New Roman" w:hAnsi="Times New Roman" w:cs="Times New Roman"/>
+        </w:rPr>
+      </w:pPr>
+      <w:r>
+        <w:rPr>
+          <w:rFonts w:ascii="Times New Roman" w:hAnsi="Times New Roman" w:cs="Times New Roman"/>
+          <w:lang w:val="ro-RO"/>
+        </w:rPr>
+        <w:t xml:space="preserve">A doua etapă este realizată de scriptul </w:t>
+      </w:r>
+      <w:r>
+        <w:rPr>
+          <w:rFonts w:ascii="Times New Roman" w:hAnsi="Times New Roman" w:cs="Times New Roman"/>
+          <w:b/>
+          <w:bCs/>
+          <w:lang w:val="ro-RO"/>
+        </w:rPr>
+        <w:t>extrage_orar.py</w:t>
+      </w:r>
+      <w:r>
+        <w:rPr>
+          <w:rFonts w:ascii="Times New Roman" w:hAnsi="Times New Roman" w:cs="Times New Roman"/>
+          <w:lang w:val="ro-RO"/>
+        </w:rPr>
+        <w:t xml:space="preserve">, care preia fișierul curățat și construiește orarul </w:t>
+      </w:r>
+      <w:r>
+        <w:rPr>
+          <w:rFonts w:ascii="Times New Roman" w:hAnsi="Times New Roman" w:cs="Times New Roman"/>
+          <w:lang w:val="ro-RO"/>
+        </w:rPr>
+        <w:t xml:space="preserve">personalizat. </w:t>
+      </w:r>
+      <w:r>
+        <w:rPr>
+          <w:rFonts w:ascii="Times New Roman" w:hAnsi="Times New Roman" w:cs="Times New Roman"/>
+        </w:rPr>
+        <w:t>Odată executat, aplicația solicită un input de la tastatură care să conțină grupa</w:t>
+      </w:r>
+      <w:r>
+        <w:rPr>
+          <w:rFonts w:ascii="Times New Roman" w:hAnsi="Times New Roman" w:cs="Times New Roman"/>
+        </w:rPr>
+        <w:t>, iar dacă este cazul, și semigrupa din care face parte utilizatorul. Pe baza valorii introduse, programul extrage automat informații despre an, serie și grupă.</w:t>
+      </w:r>
+    </w:p>
+    <w:p>
+      <w:pPr>
+        <w:ind w:firstLine="360"/>
+        <w:jc w:val="both"/>
+        <w:rPr>
+          <w:rFonts w:ascii="Times New Roman" w:hAnsi="Times New Roman" w:cs="Times New Roman"/>
+        </w:rPr>
+      </w:pPr>
+      <w:r>
+        <w:rPr>
+          <w:rFonts w:ascii="Times New Roman" w:hAnsi="Times New Roman" w:cs="Times New Roman"/>
+        </w:rPr>
+        <w:t>Această etapă permite restrângerea prelucrării doar la foile și coloanele relevante pentru utilizator, evitând o analiză completă a fișierului Excel.</w:t>
+      </w:r>
+    </w:p>
+    <w:p>
+      <w:pPr>
+        <w:pStyle w:val="Heading2"/>
+        <w:numPr>
+          <w:ilvl w:val="1"/>
+          <w:numId w:val="2"/>
+        </w:numPr>
+        <w:rPr>
+          <w:rFonts w:ascii="Times New Roman" w:hAnsi="Times New Roman" w:cs="Times New Roman"/>
+          <w:b/>
+          <w:bCs/>
+          <w:color w:val="auto"/>
+          <w:sz w:val="24"/>
+          <w:szCs w:val="24"/>
+          <w:lang w:val="ro-RO"/>
+        </w:rPr>
+      </w:pPr>
+      <w:r>
+        <w:rPr>
+          <w:rFonts w:ascii="Times New Roman" w:hAnsi="Times New Roman" w:cs="Times New Roman"/>
+          <w:b/>
+          <w:bCs/>
+          <w:color w:val="auto"/>
+          <w:sz w:val="24"/>
+          <w:szCs w:val="24"/>
+          <w:lang w:val="ro-RO"/>
+        </w:rPr>
+        <w:t xml:space="preserve"> Selectarea configurației potrivite</w:t>
+      </w:r>
+    </w:p>
+    <w:p>
+      <w:pPr>
+        <w:ind w:firstLine="360"/>
+        <w:jc w:val="both"/>
+        <w:rPr>
+          <w:rFonts w:ascii="Times New Roman" w:hAnsi="Times New Roman" w:cs="Times New Roman"/>
+        </w:rPr>
+      </w:pPr>
+      <w:r>
+        <w:rPr>
+          <w:rFonts w:ascii="Times New Roman" w:hAnsi="Times New Roman" w:cs="Times New Roman"/>
+        </w:rPr>
+        <w:t>În funcție de seria identificată, programul se folosește de un dicționar de corespondență între abrevierile din orar și denumirile complete ale disciplinelor. Acest pas este necesar, deoarece, în anumite cazuri, denumirile din orarul principal diferă față de cele din pagina de anunțuri, fie prin folosirea unei abrevieri, fie prin existența unor variante în limba engleză și în limba română.</w:t>
+      </w:r>
+    </w:p>
+    <w:p>
+      <w:pPr>
+        <w:ind w:firstLine="360"/>
+        <w:jc w:val="both"/>
+        <w:rPr>
+          <w:rFonts w:ascii="Times New Roman" w:hAnsi="Times New Roman" w:cs="Times New Roman"/>
+        </w:rPr>
+      </w:pPr>
+      <w:r>
+        <w:rPr>
+          <w:rFonts w:ascii="Times New Roman" w:hAnsi="Times New Roman" w:cs="Times New Roman"/>
+        </w:rPr>
+        <w:t>Prin utilizarea acestor dicționare, programul poate corela mai ușor disciplina din grila orarului cu informațiile suplimentare din foaia de anunțuri, în special sălile de laborator.</w:t>
+      </w:r>
+    </w:p>
+    <w:p>
+      <w:pPr>
+        <w:pStyle w:val="Heading2"/>
+        <w:numPr>
+          <w:ilvl w:val="1"/>
+          <w:numId w:val="2"/>
+        </w:numPr>
+        <w:rPr>
+          <w:rFonts w:ascii="Times New Roman" w:hAnsi="Times New Roman" w:cs="Times New Roman"/>
+          <w:b/>
+          <w:bCs/>
+          <w:color w:val="auto"/>
+          <w:sz w:val="24"/>
+          <w:szCs w:val="24"/>
+          <w:lang w:val="ro-RO"/>
+        </w:rPr>
+      </w:pPr>
+      <w:r>
+        <w:rPr>
+          <w:rFonts w:ascii="Times New Roman" w:hAnsi="Times New Roman" w:cs="Times New Roman"/>
+          <w:b/>
+          <w:bCs/>
+          <w:color w:val="auto"/>
+          <w:sz w:val="24"/>
+          <w:szCs w:val="24"/>
+          <w:lang w:val="ro-RO"/>
+        </w:rPr>
+        <w:t xml:space="preserve"> Citirea și interpretarea datelor din orar</w:t>
+      </w:r>
+    </w:p>
+    <w:p>
+      <w:pPr>
+        <w:ind w:firstLine="360"/>
+        <w:jc w:val="both"/>
+        <w:rPr>
+          <w:rFonts w:ascii="Times New Roman" w:hAnsi="Times New Roman" w:cs="Times New Roman"/>
+          <w:lang w:val="ro-RO"/>
+        </w:rPr>
+      </w:pPr>
+      <w:r>
+        <w:rPr>
+          <w:rFonts w:ascii="Times New Roman" w:hAnsi="Times New Roman" w:cs="Times New Roman"/>
+          <w:lang w:val="ro-RO"/>
+        </w:rPr>
+        <w:t>După identificarea paginilor relevante, aplicația citește foaia corespunzătoare anului de studiu și localizează coloanele în care se află grupa, respectiv semigrupele, utilizatorului. În paralel, sunt detectate coloana intervalului orar și, dacă este cazul, coloana ce conține sala unde va avea loc activitatea.</w:t>
+      </w:r>
+    </w:p>
+    <w:p>
+      <w:pPr>
+        <w:ind w:firstLine="360"/>
+        <w:jc w:val="both"/>
+        <w:rPr>
+          <w:rFonts w:ascii="Times New Roman" w:hAnsi="Times New Roman" w:cs="Times New Roman"/>
+          <w:lang w:val="ro-RO"/>
+        </w:rPr>
+      </w:pPr>
+      <w:r>
+        <w:rPr>
+          <w:rFonts w:ascii="Times New Roman" w:hAnsi="Times New Roman" w:cs="Times New Roman"/>
+          <w:lang w:val="ro-RO"/>
+        </w:rPr>
+        <w:t xml:space="preserve">Programul apoi construiește o memorie internă de tip grilă, organizată pe zile ale săptămânii și intervale orare standard. Această structură este inițial goală, apoi completată cu activitățile </w:t>
+      </w:r>
+      <w:r>
+        <w:rPr>
+          <w:rFonts w:ascii="Times New Roman" w:hAnsi="Times New Roman" w:cs="Times New Roman"/>
+          <w:lang w:val="ro-RO"/>
+        </w:rPr>
+        <w:lastRenderedPageBreak/>
+        <w:t>extrase din fișierul Excel și toate informațiile suplimentare relevante pentru acesta. În plus, programul tratează situația parității, separând automat informația.</w:t>
+      </w:r>
+    </w:p>
+    <w:p>
+      <w:pPr>
+        <w:pStyle w:val="Heading2"/>
+        <w:numPr>
+          <w:ilvl w:val="1"/>
+          <w:numId w:val="2"/>
+        </w:numPr>
+        <w:rPr>
+          <w:rFonts w:ascii="Times New Roman" w:hAnsi="Times New Roman" w:cs="Times New Roman"/>
+          <w:b/>
+          <w:bCs/>
+          <w:color w:val="auto"/>
+          <w:sz w:val="24"/>
+          <w:szCs w:val="24"/>
+          <w:lang w:val="ro-RO"/>
+        </w:rPr>
+      </w:pPr>
+      <w:r>
+        <w:rPr>
+          <w:rFonts w:ascii="Times New Roman" w:hAnsi="Times New Roman" w:cs="Times New Roman"/>
+          <w:b/>
+          <w:bCs/>
+          <w:color w:val="auto"/>
+          <w:sz w:val="24"/>
+          <w:szCs w:val="24"/>
+          <w:lang w:val="ro-RO"/>
+        </w:rPr>
+        <w:t xml:space="preserve"> Extragerea și asocierea sălilor</w:t>
+      </w:r>
+    </w:p>
+    <w:p>
+      <w:pPr>
+        <w:ind w:firstLine="360"/>
+        <w:jc w:val="both"/>
+        <w:rPr>
+          <w:rFonts w:ascii="Times New Roman" w:hAnsi="Times New Roman" w:cs="Times New Roman"/>
+          <w:lang w:val="ro-RO"/>
+        </w:rPr>
+      </w:pPr>
+      <w:r>
+        <w:rPr>
+          <w:rFonts w:ascii="Times New Roman" w:hAnsi="Times New Roman" w:cs="Times New Roman"/>
+          <w:lang w:val="ro-RO"/>
+        </w:rPr>
+        <w:t>Una dintre cele mai importante etape este asocierea sălilor cu disciplina din orar. Pentru laboratoare, informațiile despre sală sunt trecute în foaia de anunțuri. Din acest motiv, aplicația citește pagina de anunțuri corespunzătoare anului de studiu, apoi selectează, în funcție de seria utilizatorului și disciplina căutată, sala unde se va ține laboratorul.</w:t>
+      </w:r>
+    </w:p>
+    <w:p>
+      <w:pPr>
+        <w:ind w:firstLine="360"/>
+        <w:jc w:val="both"/>
+        <w:rPr>
+          <w:rFonts w:ascii="Times New Roman" w:hAnsi="Times New Roman" w:cs="Times New Roman"/>
+          <w:lang w:val="ro-RO"/>
+        </w:rPr>
+      </w:pPr>
+      <w:r>
+        <w:rPr>
+          <w:rFonts w:ascii="Times New Roman" w:hAnsi="Times New Roman" w:cs="Times New Roman"/>
+          <w:lang w:val="ro-RO"/>
+        </w:rPr>
+        <w:t>După această etapă, programul construiește un dicționar intern care asociază disciplina cu sala corespunzătoare. Pentru a realiza această asociere și atunci c</w:t>
+      </w:r>
+      <w:r>
+        <w:rPr>
+          <w:rFonts w:ascii="Times New Roman" w:hAnsi="Times New Roman" w:cs="Times New Roman"/>
+          <w:lang w:val="ro-RO"/>
+        </w:rPr>
+        <w:t>â</w:t>
+      </w:r>
+      <w:r>
+        <w:rPr>
+          <w:rFonts w:ascii="Times New Roman" w:hAnsi="Times New Roman" w:cs="Times New Roman"/>
+          <w:lang w:val="ro-RO"/>
+        </w:rPr>
+        <w:t>nd apar diferențe între denumiri precum abrevierile, programul se utilizează de dicționarul de corespondență definit la nivel global.</w:t>
+      </w:r>
+    </w:p>
+    <w:p>
+      <w:pPr>
+        <w:ind w:firstLine="360"/>
+        <w:jc w:val="both"/>
+        <w:rPr>
+          <w:rFonts w:ascii="Times New Roman" w:hAnsi="Times New Roman" w:cs="Times New Roman"/>
+          <w:lang w:val="ro-RO"/>
+        </w:rPr>
+      </w:pPr>
+      <w:r>
+        <w:rPr>
+          <w:rFonts w:ascii="Times New Roman" w:hAnsi="Times New Roman" w:cs="Times New Roman"/>
+          <w:lang w:val="ro-RO"/>
+        </w:rPr>
+        <w:t>Dacă programul nu poate găsi informații despre sală în foaia de anunțuri, atunci caută direct în grila orarului. În plus, pentru anumite activități comune, cum ar fi cursurile, programul poate uniformiza automat sălile în cadrul aceleiași zile, folosindu-se de context.</w:t>
+      </w:r>
+    </w:p>
+    <w:p>
+      <w:pPr>
+        <w:pStyle w:val="Heading2"/>
+        <w:numPr>
+          <w:ilvl w:val="1"/>
+          <w:numId w:val="2"/>
+        </w:numPr>
+        <w:rPr>
+          <w:rFonts w:ascii="Times New Roman" w:hAnsi="Times New Roman" w:cs="Times New Roman"/>
+          <w:b/>
+          <w:bCs/>
+          <w:color w:val="auto"/>
+          <w:sz w:val="24"/>
+          <w:szCs w:val="24"/>
+          <w:lang w:val="ro-RO"/>
+        </w:rPr>
+      </w:pPr>
+      <w:r>
+        <w:rPr>
+          <w:rFonts w:ascii="Times New Roman" w:hAnsi="Times New Roman" w:cs="Times New Roman"/>
+          <w:b/>
+          <w:bCs/>
+          <w:color w:val="auto"/>
+          <w:sz w:val="24"/>
+          <w:szCs w:val="24"/>
+          <w:lang w:val="ro-RO"/>
+        </w:rPr>
+        <w:t xml:space="preserve"> Tratarea disciplinelor opționale și facultative</w:t>
+      </w:r>
+    </w:p>
+    <w:p>
+      <w:pPr>
+        <w:ind w:firstLine="360"/>
+        <w:jc w:val="both"/>
+        <w:rPr>
+          <w:rFonts w:ascii="Times New Roman" w:hAnsi="Times New Roman" w:cs="Times New Roman"/>
+          <w:lang w:val="ro-RO"/>
+        </w:rPr>
+      </w:pPr>
+      <w:r>
+        <w:rPr>
+          <w:rFonts w:ascii="Times New Roman" w:hAnsi="Times New Roman" w:cs="Times New Roman"/>
+          <w:lang w:val="ro-RO"/>
+        </w:rPr>
+        <w:t>Pe lângă activitățile obligatorii, aplicația identifică și disciplinele opționale și facultative disponibile pentru grupa utilizatorului. Acestea sunt extrase din foaia de anunțuri și transformate într-un meniu afișat în consolă.</w:t>
+      </w:r>
+    </w:p>
+    <w:p>
+      <w:pPr>
+        <w:ind w:firstLine="360"/>
+        <w:jc w:val="both"/>
+        <w:rPr>
+          <w:rFonts w:ascii="Times New Roman" w:hAnsi="Times New Roman" w:cs="Times New Roman"/>
+          <w:lang w:val="ro-RO"/>
+        </w:rPr>
+      </w:pPr>
+      <w:r>
+        <w:rPr>
+          <w:rFonts w:ascii="Times New Roman" w:hAnsi="Times New Roman" w:cs="Times New Roman"/>
+          <w:lang w:val="ro-RO"/>
+        </w:rPr>
+        <w:t xml:space="preserve">Utilizatorul poate selecta disciplinele dorite, iar în cazul în care o disciplină are mai multe variante de desfășurare, programul permite alegerea unei opțiuni specifice. Informațiile astfel </w:t>
+      </w:r>
+      <w:r>
+        <w:rPr>
+          <w:rFonts w:ascii="Times New Roman" w:hAnsi="Times New Roman" w:cs="Times New Roman"/>
+          <w:lang w:val="ro-RO"/>
+        </w:rPr>
+        <w:t xml:space="preserve"> obținute </w:t>
+      </w:r>
+      <w:r>
+        <w:rPr>
+          <w:rFonts w:ascii="Times New Roman" w:hAnsi="Times New Roman" w:cs="Times New Roman"/>
+          <w:lang w:val="ro-RO"/>
+        </w:rPr>
+        <w:t>sunt convertite într-un format intern, care include ziua, intervalul orar și paritatea săptămânii, pentru a putea fi integrate ulterior în orarul final.</w:t>
+      </w:r>
+    </w:p>
+    <w:p>
+      <w:pPr>
+        <w:pStyle w:val="Heading2"/>
+        <w:numPr>
+          <w:ilvl w:val="1"/>
+          <w:numId w:val="2"/>
+        </w:numPr>
+        <w:rPr>
+          <w:rFonts w:ascii="Times New Roman" w:hAnsi="Times New Roman" w:cs="Times New Roman"/>
+          <w:b/>
+          <w:bCs/>
+          <w:color w:val="auto"/>
+          <w:sz w:val="24"/>
+          <w:szCs w:val="24"/>
+          <w:lang w:val="ro-RO"/>
+        </w:rPr>
+      </w:pPr>
+      <w:r>
+        <w:rPr>
+          <w:rFonts w:ascii="Times New Roman" w:hAnsi="Times New Roman" w:cs="Times New Roman"/>
+          <w:b/>
+          <w:bCs/>
+          <w:color w:val="auto"/>
+          <w:sz w:val="24"/>
+          <w:szCs w:val="24"/>
+          <w:lang w:val="ro-RO"/>
+        </w:rPr>
+        <w:t xml:space="preserve"> Generarea orarului personalizat</w:t>
+      </w:r>
+    </w:p>
+    <w:p>
+      <w:pPr>
+        <w:ind w:firstLine="360"/>
+        <w:jc w:val="both"/>
+        <w:rPr>
+          <w:rFonts w:ascii="Times New Roman" w:hAnsi="Times New Roman" w:cs="Times New Roman"/>
+          <w:lang w:val="ro-RO"/>
+        </w:rPr>
+      </w:pPr>
+      <w:r>
+        <w:rPr>
+          <w:rFonts w:ascii="Times New Roman" w:hAnsi="Times New Roman" w:cs="Times New Roman"/>
+          <w:lang w:val="ro-RO"/>
+        </w:rPr>
+        <w:t>După centralizarea datelor, aplicația generează orarul personalizat în format Excel. Rezultatul final este împărțit în două foi distincte, corespunzătoare săptămânilor impare și pare. Pentru fiecare zi și interval orar sunt afișate activitățile curriculare și sălile corespunzătoare.</w:t>
+      </w:r>
+    </w:p>
+    <w:p>
+      <w:pPr>
+        <w:ind w:firstLine="360"/>
+        <w:jc w:val="both"/>
+        <w:rPr>
+          <w:rFonts w:ascii="Times New Roman" w:hAnsi="Times New Roman" w:cs="Times New Roman"/>
+          <w:lang w:val="ro-RO"/>
+        </w:rPr>
+      </w:pPr>
+      <w:r>
+        <w:rPr>
+          <w:rFonts w:ascii="Times New Roman" w:hAnsi="Times New Roman" w:cs="Times New Roman"/>
+          <w:lang w:val="ro-RO"/>
+        </w:rPr>
+        <w:t>În cazul în care utilizatorul face parte dintr-o grupă care nu se desparte în două semigrupe, coloana specifică pentru a doua semigrupă este eliminată complet, pentru a ușura vizual utilizatorul.</w:t>
+      </w:r>
+    </w:p>
+    <w:p>
+      <w:pPr>
+        <w:ind w:firstLine="360"/>
+        <w:jc w:val="both"/>
+        <w:rPr>
+          <w:rFonts w:ascii="Times New Roman" w:hAnsi="Times New Roman" w:cs="Times New Roman"/>
+          <w:lang w:val="ro-RO"/>
+        </w:rPr>
+      </w:pPr>
+      <w:r>
+        <w:rPr>
+          <w:rFonts w:ascii="Times New Roman" w:hAnsi="Times New Roman" w:cs="Times New Roman"/>
+          <w:lang w:val="ro-RO"/>
+        </w:rPr>
+        <w:t>În această etapă sunt aplicate și următoarele reguli:</w:t>
       </w:r>
     </w:p>
     <w:p>
@@ -2724,17 +3048,18 @@
           <w:ilvl w:val="0"/>
           <w:numId w:val="7"/>
         </w:numPr>
-        <w:rPr>
-          <w:rFonts w:ascii="Times New Roman" w:hAnsi="Times New Roman" w:cs="Times New Roman"/>
-          <w:lang w:val="ro-RO"/>
-        </w:rPr>
-      </w:pPr>
-      <w:r>
-        <w:rPr>
-          <w:rFonts w:ascii="Times New Roman" w:hAnsi="Times New Roman" w:cs="Times New Roman"/>
-          <w:lang w:val="ro-RO"/>
-        </w:rPr>
-        <w:t>CTRL + Shift + P</w:t>
+        <w:jc w:val="both"/>
+        <w:rPr>
+          <w:rFonts w:ascii="Times New Roman" w:hAnsi="Times New Roman" w:cs="Times New Roman"/>
+          <w:lang w:val="ro-RO"/>
+        </w:rPr>
+      </w:pPr>
+      <w:r>
+        <w:rPr>
+          <w:rFonts w:ascii="Times New Roman" w:hAnsi="Times New Roman" w:cs="Times New Roman"/>
+          <w:lang w:val="ro-RO"/>
+        </w:rPr>
+        <w:t>activitățile sunt colorate diferit în funcție de tipul lor;</w:t>
       </w:r>
     </w:p>
     <w:p>
@@ -2744,27 +3069,18 @@
           <w:ilvl w:val="0"/>
           <w:numId w:val="7"/>
         </w:numPr>
-        <w:rPr>
-          <w:rFonts w:ascii="Times New Roman" w:hAnsi="Times New Roman" w:cs="Times New Roman"/>
-          <w:i/>
-          <w:iCs/>
-          <w:lang w:val="ro-RO"/>
-        </w:rPr>
-      </w:pPr>
-      <w:r>
-        <w:rPr>
-          <w:rFonts w:ascii="Times New Roman" w:hAnsi="Times New Roman" w:cs="Times New Roman"/>
-          <w:lang w:val="ro-RO"/>
-        </w:rPr>
-        <w:t xml:space="preserve">Scrie: </w:t>
-      </w:r>
-      <w:r>
-        <w:rPr>
-          <w:rFonts w:ascii="Times New Roman" w:hAnsi="Times New Roman" w:cs="Times New Roman"/>
-          <w:i/>
-          <w:iCs/>
-        </w:rPr>
-        <w:t>Python: Select Interpreter</w:t>
+        <w:jc w:val="both"/>
+        <w:rPr>
+          <w:rFonts w:ascii="Times New Roman" w:hAnsi="Times New Roman" w:cs="Times New Roman"/>
+          <w:lang w:val="ro-RO"/>
+        </w:rPr>
+      </w:pPr>
+      <w:r>
+        <w:rPr>
+          <w:rFonts w:ascii="Times New Roman" w:hAnsi="Times New Roman" w:cs="Times New Roman"/>
+          <w:lang w:val="ro-RO"/>
+        </w:rPr>
+        <w:t>celulele identice de pe intervale consecutive sunt unite pentru a reduce aglomerarea vizuală;</w:t>
       </w:r>
     </w:p>
     <w:p>
@@ -2774,189 +3090,62 @@
           <w:ilvl w:val="0"/>
           <w:numId w:val="7"/>
         </w:numPr>
-        <w:rPr>
-          <w:rFonts w:ascii="Times New Roman" w:hAnsi="Times New Roman" w:cs="Times New Roman"/>
-          <w:i/>
-          <w:iCs/>
-          <w:lang w:val="ro-RO"/>
-        </w:rPr>
-      </w:pPr>
-      <w:r>
-        <w:rPr>
-          <w:rFonts w:ascii="Times New Roman" w:hAnsi="Times New Roman" w:cs="Times New Roman"/>
-        </w:rPr>
-        <w:t xml:space="preserve">Selectarea mediului virtual, de forma </w:t>
-      </w:r>
-      <w:r>
-        <w:rPr>
-          <w:rFonts w:ascii="Times New Roman" w:hAnsi="Times New Roman" w:cs="Times New Roman"/>
-          <w:i/>
-          <w:iCs/>
-        </w:rPr>
-        <w:t>.\orar_venv\Scripts\python.exe</w:t>
-      </w:r>
-    </w:p>
-    <w:p>
-      <w:pPr>
-        <w:jc w:val="center"/>
-        <w:rPr>
-          <w:rFonts w:ascii="Times New Roman" w:hAnsi="Times New Roman" w:cs="Times New Roman"/>
-          <w:i/>
-          <w:iCs/>
-          <w:lang w:val="ro-RO"/>
-        </w:rPr>
-      </w:pPr>
-      <w:r>
-        <w:rPr>
-          <w:rFonts w:ascii="Times New Roman" w:hAnsi="Times New Roman" w:cs="Times New Roman"/>
-          <w:i/>
-          <w:iCs/>
-          <w:noProof/>
-          <w:lang w:val="ro-RO"/>
-        </w:rPr>
-        <mc:AlternateContent>
-          <mc:Choice Requires="wps">
-            <w:drawing>
-              <wp:anchor distT="0" distB="0" distL="114300" distR="114300" simplePos="0" relativeHeight="251661312" behindDoc="0" locked="0" layoutInCell="1" allowOverlap="1" wp14:anchorId="7E13B24C" wp14:editId="36421923">
-                <wp:simplePos x="0" y="0"/>
-                <wp:positionH relativeFrom="column">
-                  <wp:posOffset>1828800</wp:posOffset>
-                </wp:positionH>
-                <wp:positionV relativeFrom="paragraph">
-                  <wp:posOffset>575310</wp:posOffset>
-                </wp:positionV>
-                <wp:extent cx="2293620" cy="83820"/>
-                <wp:effectExtent l="0" t="0" r="11430" b="11430"/>
-                <wp:wrapNone/>
-                <wp:docPr id="849151921" name="Rectangle 3"/>
-                <wp:cNvGraphicFramePr/>
-                <a:graphic xmlns:a="http://schemas.openxmlformats.org/drawingml/2006/main">
-                  <a:graphicData uri="http://schemas.microsoft.com/office/word/2010/wordprocessingShape">
-                    <wps:wsp>
-                      <wps:cNvSpPr/>
-                      <wps:spPr>
-                        <a:xfrm>
-                          <a:off x="0" y="0"/>
-                          <a:ext cx="2293620" cy="83820"/>
-                        </a:xfrm>
-                        <a:prstGeom prst="rect">
-                          <a:avLst/>
-                        </a:prstGeom>
-                        <a:noFill/>
-                        <a:ln>
-                          <a:solidFill>
-                            <a:srgbClr val="EE0000"/>
-                          </a:solidFill>
-                        </a:ln>
-                      </wps:spPr>
-                      <wps:style>
-                        <a:lnRef idx="2">
-                          <a:schemeClr val="accent1">
-                            <a:shade val="15000"/>
-                          </a:schemeClr>
-                        </a:lnRef>
-                        <a:fillRef idx="1">
-                          <a:schemeClr val="accent1"/>
-                        </a:fillRef>
-                        <a:effectRef idx="0">
-                          <a:schemeClr val="accent1"/>
-                        </a:effectRef>
-                        <a:fontRef idx="minor">
-                          <a:schemeClr val="lt1"/>
-                        </a:fontRef>
-                      </wps:style>
-                      <wps:bodyPr rot="0" spcFirstLastPara="0" vertOverflow="overflow" horzOverflow="overflow" vert="horz" wrap="square" lIns="91440" tIns="45720" rIns="91440" bIns="45720" numCol="1" spcCol="0" rtlCol="0" fromWordArt="0" anchor="ctr" anchorCtr="0" forceAA="0" compatLnSpc="1">
-                        <a:prstTxWarp prst="textNoShape">
-                          <a:avLst/>
-                        </a:prstTxWarp>
-                        <a:noAutofit/>
-                      </wps:bodyPr>
-                    </wps:wsp>
-                  </a:graphicData>
-                </a:graphic>
-              </wp:anchor>
-            </w:drawing>
-          </mc:Choice>
-          <mc:Fallback>
-            <w:pict>
-              <v:rect w14:anchorId="2A5B585C" id="Rectangle 3" o:spid="_x0000_s1026" style="position:absolute;margin-left:2in;margin-top:45.3pt;width:180.6pt;height:6.6pt;z-index:251661312;visibility:visible;mso-wrap-style:square;mso-wrap-distance-left:9pt;mso-wrap-distance-top:0;mso-wrap-distance-right:9pt;mso-wrap-distance-bottom:0;mso-position-horizontal:absolute;mso-position-horizontal-relative:text;mso-position-vertical:absolute;mso-position-vertical-relative:text;v-text-anchor:middle" o:gfxdata="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" filled="f" strokecolor="#e00" strokeweight="1pt"/>
-            </w:pict>
-          </mc:Fallback>
-        </mc:AlternateContent>
-      </w:r>
-      <w:r>
-        <w:rPr>
-          <w:rFonts w:ascii="Times New Roman" w:hAnsi="Times New Roman" w:cs="Times New Roman"/>
-          <w:i/>
-          <w:iCs/>
-          <w:noProof/>
-          <w:lang w:val="ro-RO"/>
-        </w:rPr>
-        <w:drawing>
-          <wp:inline distT="0" distB="0" distL="0" distR="0" wp14:anchorId="797073D6" wp14:editId="57765194">
-            <wp:extent cx="5943600" cy="3194685"/>
-            <wp:effectExtent l="0" t="0" r="0" b="5715"/>
-            <wp:docPr id="1663020903" name="Picture 1"/>
-            <wp:cNvGraphicFramePr>
-              <a:graphicFrameLocks xmlns:a="http://schemas.openxmlformats.org/drawingml/2006/main" noChangeAspect="1"/>
-            </wp:cNvGraphicFramePr>
-            <a:graphic xmlns:a="http://schemas.openxmlformats.org/drawingml/2006/main">
-              <a:graphicData uri="http://schemas.openxmlformats.org/drawingml/2006/picture">
-                <pic:pic xmlns:pic="http://schemas.openxmlformats.org/drawingml/2006/picture">
-                  <pic:nvPicPr>
-                    <pic:cNvPr id="1663020903" name=""/>
-                    <pic:cNvPicPr/>
-                  </pic:nvPicPr>
-                  <pic:blipFill>
-                    <a:blip r:embed="rId16"/>
-                    <a:stretch>
-                      <a:fillRect/>
-                    </a:stretch>
-                  </pic:blipFill>
-                  <pic:spPr>
-                    <a:xfrm>
-                      <a:off x="0" y="0"/>
-                      <a:ext cx="5943600" cy="3194685"/>
-                    </a:xfrm>
-                    <a:prstGeom prst="rect">
-                      <a:avLst/>
-                    </a:prstGeom>
-                  </pic:spPr>
-                </pic:pic>
-              </a:graphicData>
-            </a:graphic>
-          </wp:inline>
-        </w:drawing>
-      </w:r>
-    </w:p>
-    <w:p>
-      <w:pPr>
-        <w:jc w:val="center"/>
-        <w:rPr>
-          <w:rFonts w:ascii="Times New Roman" w:hAnsi="Times New Roman" w:cs="Times New Roman"/>
-          <w:lang w:val="ro-RO"/>
-        </w:rPr>
-      </w:pPr>
-      <w:r>
-        <w:rPr>
-          <w:rFonts w:ascii="Times New Roman" w:hAnsi="Times New Roman" w:cs="Times New Roman"/>
-          <w:b/>
-          <w:bCs/>
-          <w:lang w:val="ro-RO"/>
-        </w:rPr>
-        <w:t xml:space="preserve">Figura 2.8. </w:t>
-      </w:r>
-      <w:r>
-        <w:rPr>
-          <w:rFonts w:ascii="Times New Roman" w:hAnsi="Times New Roman" w:cs="Times New Roman"/>
-          <w:lang w:val="ro-RO"/>
-        </w:rPr>
-        <w:t>Selectarea automată a mediului virtual la deschiderea terminalului</w:t>
+        <w:jc w:val="both"/>
+        <w:rPr>
+          <w:rFonts w:ascii="Times New Roman" w:hAnsi="Times New Roman" w:cs="Times New Roman"/>
+          <w:lang w:val="ro-RO"/>
+        </w:rPr>
+      </w:pPr>
+      <w:r>
+        <w:rPr>
+          <w:rFonts w:ascii="Times New Roman" w:hAnsi="Times New Roman" w:cs="Times New Roman"/>
+          <w:lang w:val="ro-RO"/>
+        </w:rPr>
+        <w:t>zilele sunt delimitate clar în tabel printr-o linie îngroșată;</w:t>
       </w:r>
     </w:p>
     <w:p>
       <w:pPr>
         <w:pStyle w:val="ListParagraph"/>
+        <w:numPr>
+          <w:ilvl w:val="0"/>
+          <w:numId w:val="7"/>
+        </w:numPr>
+        <w:jc w:val="both"/>
+        <w:rPr>
+          <w:rFonts w:ascii="Times New Roman" w:hAnsi="Times New Roman" w:cs="Times New Roman"/>
+          <w:lang w:val="ro-RO"/>
+        </w:rPr>
+      </w:pPr>
+      <w:r>
+        <w:rPr>
+          <w:rFonts w:ascii="Times New Roman" w:hAnsi="Times New Roman" w:cs="Times New Roman"/>
+          <w:lang w:val="ro-RO"/>
+        </w:rPr>
+        <w:t>coloanele sunt dimensionate astfel încât informația să fie ușor de citit.</w:t>
+      </w:r>
+    </w:p>
+    <w:p>
+      <w:pPr>
+        <w:ind w:firstLine="360"/>
+        <w:jc w:val="both"/>
+        <w:rPr>
+          <w:rFonts w:ascii="Times New Roman" w:hAnsi="Times New Roman" w:cs="Times New Roman"/>
+          <w:lang w:val="ro-RO"/>
+        </w:rPr>
+      </w:pPr>
+      <w:r>
+        <w:rPr>
+          <w:rFonts w:ascii="Times New Roman" w:hAnsi="Times New Roman" w:cs="Times New Roman"/>
+          <w:lang w:val="ro-RO"/>
+        </w:rPr>
+        <w:lastRenderedPageBreak/>
+        <w:t>Fișierul rezultat este salvat automat sub forma unui nou document Excel, numele fiind bazat pe grupa introdusă de utilizator.</w:t>
+      </w:r>
+    </w:p>
+    <w:p>
+      <w:pPr>
+        <w:pStyle w:val="Heading2"/>
         <w:numPr>
           <w:ilvl w:val="1"/>
           <w:numId w:val="2"/>
@@ -2965,32 +3154,40 @@
           <w:rFonts w:ascii="Times New Roman" w:hAnsi="Times New Roman" w:cs="Times New Roman"/>
           <w:b/>
           <w:bCs/>
-          <w:lang w:val="ro-RO"/>
-        </w:rPr>
-      </w:pPr>
-      <w:r>
-        <w:rPr>
-          <w:rFonts w:ascii="Times New Roman" w:hAnsi="Times New Roman" w:cs="Times New Roman"/>
-          <w:b/>
-          <w:bCs/>
-          <w:lang w:val="ro-RO"/>
-        </w:rPr>
-        <w:t xml:space="preserve"> Pașii de rulare</w:t>
-      </w:r>
-    </w:p>
-    <w:p>
-      <w:pPr>
-        <w:rPr>
-          <w:rFonts w:ascii="Times New Roman" w:hAnsi="Times New Roman" w:cs="Times New Roman"/>
-          <w:lang w:val="ro-RO"/>
-        </w:rPr>
-      </w:pPr>
-      <w:r>
-        <w:rPr>
-          <w:rFonts w:ascii="Times New Roman" w:hAnsi="Times New Roman" w:cs="Times New Roman"/>
-          <w:lang w:val="ro-RO"/>
-        </w:rPr>
-        <w:t>Utilizarea aplicației presupune următorii pași:</w:t>
+          <w:color w:val="auto"/>
+          <w:sz w:val="24"/>
+          <w:szCs w:val="24"/>
+          <w:lang w:val="ro-RO"/>
+        </w:rPr>
+      </w:pPr>
+      <w:r>
+        <w:rPr>
+          <w:rFonts w:ascii="Times New Roman" w:hAnsi="Times New Roman" w:cs="Times New Roman"/>
+          <w:b/>
+          <w:bCs/>
+          <w:color w:val="auto"/>
+          <w:sz w:val="24"/>
+          <w:szCs w:val="24"/>
+          <w:lang w:val="ro-RO"/>
+        </w:rPr>
+        <w:t xml:space="preserve"> Fluxul general al aplicației</w:t>
+      </w:r>
+    </w:p>
+    <w:p>
+      <w:pPr>
+        <w:ind w:firstLine="360"/>
+        <w:jc w:val="both"/>
+        <w:rPr>
+          <w:rFonts w:ascii="Times New Roman" w:hAnsi="Times New Roman" w:cs="Times New Roman"/>
+          <w:lang w:val="ro-RO"/>
+        </w:rPr>
+      </w:pPr>
+      <w:r>
+        <w:rPr>
+          <w:rFonts w:ascii="Times New Roman" w:hAnsi="Times New Roman" w:cs="Times New Roman"/>
+          <w:lang w:val="ro-RO"/>
+        </w:rPr>
+        <w:t>Din punct de vedere logic, fluxul complet al aplicației poate fi rezumat astfel:</w:t>
       </w:r>
     </w:p>
     <w:p>
@@ -2998,32 +3195,20 @@
         <w:pStyle w:val="ListParagraph"/>
         <w:numPr>
           <w:ilvl w:val="0"/>
-          <w:numId w:val="24"/>
+          <w:numId w:val="16"/>
         </w:numPr>
-        <w:rPr>
-          <w:rFonts w:ascii="Times New Roman" w:hAnsi="Times New Roman" w:cs="Times New Roman"/>
-          <w:lang w:val="ro-RO"/>
-        </w:rPr>
-      </w:pPr>
-      <w:r>
-        <w:rPr>
-          <w:rFonts w:ascii="Times New Roman" w:hAnsi="Times New Roman" w:cs="Times New Roman"/>
-        </w:rPr>
-        <w:t xml:space="preserve">se salvează fișierul oficial al orarului sub numele </w:t>
-      </w:r>
-      <w:r>
-        <w:rPr>
-          <w:rFonts w:ascii="Times New Roman" w:hAnsi="Times New Roman" w:cs="Times New Roman"/>
-          <w:b/>
-          <w:bCs/>
-        </w:rPr>
-        <w:t>orar_etti.xlsx</w:t>
-      </w:r>
-      <w:r>
-        <w:rPr>
-          <w:rFonts w:ascii="Times New Roman" w:hAnsi="Times New Roman" w:cs="Times New Roman"/>
-        </w:rPr>
-        <w:t>;</w:t>
+        <w:jc w:val="both"/>
+        <w:rPr>
+          <w:rFonts w:ascii="Times New Roman" w:hAnsi="Times New Roman" w:cs="Times New Roman"/>
+          <w:lang w:val="ro-RO"/>
+        </w:rPr>
+      </w:pPr>
+      <w:r>
+        <w:rPr>
+          <w:rFonts w:ascii="Times New Roman" w:hAnsi="Times New Roman" w:cs="Times New Roman"/>
+          <w:lang w:val="ro-RO"/>
+        </w:rPr>
+        <w:t>fișierul Excel oficial este curățat de celulele îmbinate;</w:t>
       </w:r>
     </w:p>
     <w:p>
@@ -3031,90 +3216,20 @@
         <w:pStyle w:val="ListParagraph"/>
         <w:numPr>
           <w:ilvl w:val="0"/>
-          <w:numId w:val="24"/>
+          <w:numId w:val="16"/>
         </w:numPr>
-        <w:rPr>
-          <w:rFonts w:ascii="Times New Roman" w:hAnsi="Times New Roman" w:cs="Times New Roman"/>
-          <w:lang w:val="ro-RO"/>
-        </w:rPr>
-      </w:pPr>
-      <w:r>
-        <w:rPr>
-          <w:rFonts w:ascii="Times New Roman" w:hAnsi="Times New Roman" w:cs="Times New Roman"/>
-        </w:rPr>
-        <w:t xml:space="preserve">se rulează scriptul </w:t>
-      </w:r>
-      <w:r>
-        <w:rPr>
-          <w:rFonts w:ascii="Times New Roman" w:hAnsi="Times New Roman" w:cs="Times New Roman"/>
-          <w:b/>
-          <w:bCs/>
-        </w:rPr>
-        <w:t>parser_orar.py</w:t>
-      </w:r>
-      <w:r>
-        <w:rPr>
-          <w:rFonts w:ascii="Times New Roman" w:hAnsi="Times New Roman" w:cs="Times New Roman"/>
-          <w:b/>
-          <w:bCs/>
-          <w:i/>
-          <w:iCs/>
-        </w:rPr>
-        <w:t xml:space="preserve"> </w:t>
-      </w:r>
-      <w:r>
-        <w:rPr>
-          <w:rFonts w:ascii="Times New Roman" w:hAnsi="Times New Roman" w:cs="Times New Roman"/>
-          <w:i/>
-          <w:iCs/>
-        </w:rPr>
-        <w:t xml:space="preserve">(folosind comanda </w:t>
-      </w:r>
-      <w:r>
-        <w:rPr>
-          <w:rFonts w:ascii="Times New Roman" w:hAnsi="Times New Roman" w:cs="Times New Roman"/>
-          <w:i/>
-          <w:iCs/>
-          <w:color w:val="595959" w:themeColor="text1" w:themeTint="A6"/>
-        </w:rPr>
-        <w:t>python parser_orar.py</w:t>
-      </w:r>
-      <w:r>
-        <w:rPr>
-          <w:rFonts w:ascii="Times New Roman" w:hAnsi="Times New Roman" w:cs="Times New Roman"/>
-          <w:i/>
-          <w:iCs/>
-          <w:color w:val="595959" w:themeColor="text1" w:themeTint="A6"/>
-        </w:rPr>
-        <w:t xml:space="preserve"> </w:t>
-      </w:r>
-      <w:r>
-        <w:rPr>
-          <w:rFonts w:ascii="Times New Roman" w:hAnsi="Times New Roman" w:cs="Times New Roman"/>
-          <w:i/>
-          <w:iCs/>
-        </w:rPr>
-        <w:t>în terminal)</w:t>
-      </w:r>
-      <w:r>
-        <w:rPr>
-          <w:rFonts w:ascii="Times New Roman" w:hAnsi="Times New Roman" w:cs="Times New Roman"/>
-        </w:rPr>
-        <w:t xml:space="preserve">, care generează fișierul </w:t>
-      </w:r>
-      <w:r>
-        <w:rPr>
-          <w:rFonts w:ascii="Times New Roman" w:hAnsi="Times New Roman" w:cs="Times New Roman"/>
-          <w:b/>
-          <w:bCs/>
-        </w:rPr>
-        <w:t>orar_curatat.xlsx</w:t>
-      </w:r>
-      <w:r>
-        <w:rPr>
-          <w:rFonts w:ascii="Times New Roman" w:hAnsi="Times New Roman" w:cs="Times New Roman"/>
-        </w:rPr>
-        <w:t>;</w:t>
+        <w:jc w:val="both"/>
+        <w:rPr>
+          <w:rFonts w:ascii="Times New Roman" w:hAnsi="Times New Roman" w:cs="Times New Roman"/>
+          <w:lang w:val="ro-RO"/>
+        </w:rPr>
+      </w:pPr>
+      <w:r>
+        <w:rPr>
+          <w:rFonts w:ascii="Times New Roman" w:hAnsi="Times New Roman" w:cs="Times New Roman"/>
+          <w:lang w:val="ro-RO"/>
+        </w:rPr>
+        <w:t>utilizatorul introduce grupa și, dacă este cazul, semigrupa;</w:t>
       </w:r>
     </w:p>
     <w:p>
@@ -3122,92 +3237,20 @@
         <w:pStyle w:val="ListParagraph"/>
         <w:numPr>
           <w:ilvl w:val="0"/>
-          <w:numId w:val="24"/>
+          <w:numId w:val="16"/>
         </w:numPr>
-        <w:rPr>
-          <w:rFonts w:ascii="Times New Roman" w:hAnsi="Times New Roman" w:cs="Times New Roman"/>
-          <w:lang w:val="ro-RO"/>
-        </w:rPr>
-      </w:pPr>
-      <w:r>
-        <w:rPr>
-          <w:rFonts w:ascii="Times New Roman" w:hAnsi="Times New Roman" w:cs="Times New Roman"/>
-        </w:rPr>
-        <w:t xml:space="preserve">se rulează scriptul </w:t>
-      </w:r>
-      <w:r>
-        <w:rPr>
-          <w:rFonts w:ascii="Times New Roman" w:hAnsi="Times New Roman" w:cs="Times New Roman"/>
-          <w:b/>
-          <w:bCs/>
-        </w:rPr>
-        <w:t>extrage_orar.py</w:t>
-      </w:r>
-      <w:r>
-        <w:rPr>
-          <w:rFonts w:ascii="Times New Roman" w:hAnsi="Times New Roman" w:cs="Times New Roman"/>
-          <w:b/>
-          <w:bCs/>
-        </w:rPr>
-        <w:t xml:space="preserve"> </w:t>
-      </w:r>
-      <w:r>
-        <w:rPr>
-          <w:rFonts w:ascii="Times New Roman" w:hAnsi="Times New Roman" w:cs="Times New Roman"/>
-          <w:i/>
-          <w:iCs/>
-        </w:rPr>
-        <w:t xml:space="preserve">(folosind comanda </w:t>
-      </w:r>
-      <w:r>
-        <w:rPr>
-          <w:rFonts w:ascii="Times New Roman" w:hAnsi="Times New Roman" w:cs="Times New Roman"/>
-          <w:i/>
-          <w:iCs/>
-          <w:color w:val="595959" w:themeColor="text1" w:themeTint="A6"/>
-        </w:rPr>
-        <w:t xml:space="preserve">python </w:t>
-      </w:r>
-      <w:r>
-        <w:rPr>
-          <w:rFonts w:ascii="Times New Roman" w:hAnsi="Times New Roman" w:cs="Times New Roman"/>
-          <w:i/>
-          <w:iCs/>
-          <w:color w:val="595959" w:themeColor="text1" w:themeTint="A6"/>
-        </w:rPr>
-        <w:t>extrage</w:t>
-      </w:r>
-      <w:r>
-        <w:rPr>
-          <w:rFonts w:ascii="Times New Roman" w:hAnsi="Times New Roman" w:cs="Times New Roman"/>
-          <w:i/>
-          <w:iCs/>
-          <w:color w:val="595959" w:themeColor="text1" w:themeTint="A6"/>
-        </w:rPr>
-        <w:t>_orar.py</w:t>
-      </w:r>
-      <w:r>
-        <w:rPr>
-          <w:rFonts w:ascii="Times New Roman" w:hAnsi="Times New Roman" w:cs="Times New Roman"/>
-          <w:i/>
-          <w:iCs/>
-          <w:color w:val="595959" w:themeColor="text1" w:themeTint="A6"/>
-        </w:rPr>
-        <w:t xml:space="preserve"> </w:t>
-      </w:r>
-      <w:r>
-        <w:rPr>
-          <w:rFonts w:ascii="Times New Roman" w:hAnsi="Times New Roman" w:cs="Times New Roman"/>
-          <w:i/>
-          <w:iCs/>
-        </w:rPr>
-        <w:t>în terminal)</w:t>
-      </w:r>
-      <w:r>
-        <w:rPr>
-          <w:rFonts w:ascii="Times New Roman" w:hAnsi="Times New Roman" w:cs="Times New Roman"/>
-        </w:rPr>
-        <w:t>;</w:t>
+        <w:jc w:val="both"/>
+        <w:rPr>
+          <w:rFonts w:ascii="Times New Roman" w:hAnsi="Times New Roman" w:cs="Times New Roman"/>
+          <w:lang w:val="ro-RO"/>
+        </w:rPr>
+      </w:pPr>
+      <w:r>
+        <w:rPr>
+          <w:rFonts w:ascii="Times New Roman" w:hAnsi="Times New Roman" w:cs="Times New Roman"/>
+          <w:lang w:val="ro-RO"/>
+        </w:rPr>
+        <w:t>aplicația identifică anul, seria și paginile relevante;</w:t>
       </w:r>
     </w:p>
     <w:p>
@@ -3215,18 +3258,20 @@
         <w:pStyle w:val="ListParagraph"/>
         <w:numPr>
           <w:ilvl w:val="0"/>
-          <w:numId w:val="24"/>
+          <w:numId w:val="16"/>
         </w:numPr>
-        <w:rPr>
-          <w:rFonts w:ascii="Times New Roman" w:hAnsi="Times New Roman" w:cs="Times New Roman"/>
-          <w:lang w:val="ro-RO"/>
-        </w:rPr>
-      </w:pPr>
-      <w:r>
-        <w:rPr>
-          <w:rFonts w:ascii="Times New Roman" w:hAnsi="Times New Roman" w:cs="Times New Roman"/>
-        </w:rPr>
-        <w:t>utilizatorul introduce grupa și, dacă este cazul, semigrupa;</w:t>
+        <w:jc w:val="both"/>
+        <w:rPr>
+          <w:rFonts w:ascii="Times New Roman" w:hAnsi="Times New Roman" w:cs="Times New Roman"/>
+          <w:lang w:val="ro-RO"/>
+        </w:rPr>
+      </w:pPr>
+      <w:r>
+        <w:rPr>
+          <w:rFonts w:ascii="Times New Roman" w:hAnsi="Times New Roman" w:cs="Times New Roman"/>
+          <w:lang w:val="ro-RO"/>
+        </w:rPr>
+        <w:t>sunt extrase activitățile corespunzătoare grupei;</w:t>
       </w:r>
     </w:p>
     <w:p>
@@ -3234,18 +3279,20 @@
         <w:pStyle w:val="ListParagraph"/>
         <w:numPr>
           <w:ilvl w:val="0"/>
-          <w:numId w:val="24"/>
+          <w:numId w:val="16"/>
         </w:numPr>
-        <w:rPr>
-          <w:rFonts w:ascii="Times New Roman" w:hAnsi="Times New Roman" w:cs="Times New Roman"/>
-          <w:lang w:val="ro-RO"/>
-        </w:rPr>
-      </w:pPr>
-      <w:r>
-        <w:rPr>
-          <w:rFonts w:ascii="Times New Roman" w:hAnsi="Times New Roman" w:cs="Times New Roman"/>
-        </w:rPr>
-        <w:t>utilizatorul selectează disciplinele opționale și facultative dorite;</w:t>
+        <w:jc w:val="both"/>
+        <w:rPr>
+          <w:rFonts w:ascii="Times New Roman" w:hAnsi="Times New Roman" w:cs="Times New Roman"/>
+          <w:lang w:val="ro-RO"/>
+        </w:rPr>
+      </w:pPr>
+      <w:r>
+        <w:rPr>
+          <w:rFonts w:ascii="Times New Roman" w:hAnsi="Times New Roman" w:cs="Times New Roman"/>
+          <w:lang w:val="ro-RO"/>
+        </w:rPr>
+        <w:t>sunt căutate și asociate sălile;</w:t>
       </w:r>
     </w:p>
     <w:p>
@@ -3253,54 +3300,42 @@
         <w:pStyle w:val="ListParagraph"/>
         <w:numPr>
           <w:ilvl w:val="0"/>
-          <w:numId w:val="24"/>
+          <w:numId w:val="16"/>
         </w:numPr>
-        <w:rPr>
-          <w:rFonts w:ascii="Times New Roman" w:hAnsi="Times New Roman" w:cs="Times New Roman"/>
-          <w:lang w:val="ro-RO"/>
-        </w:rPr>
-      </w:pPr>
-      <w:r>
-        <w:rPr>
-          <w:rFonts w:ascii="Times New Roman" w:hAnsi="Times New Roman" w:cs="Times New Roman"/>
-        </w:rPr>
-        <w:t>aplicația generează automat un nou fișier Excel, denumit în funcție de grupa introdusă, de forma:</w:t>
-      </w:r>
-    </w:p>
-    <w:p>
-      <w:pPr>
-        <w:rPr>
-          <w:rFonts w:ascii="Times New Roman" w:hAnsi="Times New Roman" w:cs="Times New Roman"/>
-          <w:b/>
-          <w:bCs/>
-          <w:lang w:val="ro-RO"/>
-        </w:rPr>
-      </w:pPr>
-      <w:r>
-        <w:rPr>
-          <w:rFonts w:ascii="Times New Roman" w:hAnsi="Times New Roman" w:cs="Times New Roman"/>
-          <w:b/>
-          <w:bCs/>
-          <w:lang w:val="ro-RO"/>
-        </w:rPr>
-        <w:t>Orar_Personalizat_</w:t>
-      </w:r>
-      <w:r>
-        <w:rPr>
-          <w:rFonts w:ascii="Times New Roman" w:hAnsi="Times New Roman" w:cs="Times New Roman"/>
-          <w:b/>
-          <w:bCs/>
-        </w:rPr>
-        <w:t>[Grupa].xlsx</w:t>
-      </w:r>
-    </w:p>
-    <w:p>
-      <w:pPr>
-        <w:rPr>
-          <w:rFonts w:ascii="Times New Roman" w:hAnsi="Times New Roman" w:cs="Times New Roman"/>
-          <w:lang w:val="ro-RO"/>
-        </w:rPr>
-      </w:pPr>
+        <w:jc w:val="both"/>
+        <w:rPr>
+          <w:rFonts w:ascii="Times New Roman" w:hAnsi="Times New Roman" w:cs="Times New Roman"/>
+          <w:lang w:val="ro-RO"/>
+        </w:rPr>
+      </w:pPr>
+      <w:r>
+        <w:rPr>
+          <w:rFonts w:ascii="Times New Roman" w:hAnsi="Times New Roman" w:cs="Times New Roman"/>
+          <w:lang w:val="ro-RO"/>
+        </w:rPr>
+        <w:t>sunt procesate opționalele și facultativele selectate;</w:t>
+      </w:r>
+    </w:p>
+    <w:p>
+      <w:pPr>
+        <w:pStyle w:val="ListParagraph"/>
+        <w:numPr>
+          <w:ilvl w:val="0"/>
+          <w:numId w:val="16"/>
+        </w:numPr>
+        <w:jc w:val="both"/>
+        <w:rPr>
+          <w:rFonts w:ascii="Times New Roman" w:hAnsi="Times New Roman" w:cs="Times New Roman"/>
+          <w:lang w:val="ro-RO"/>
+        </w:rPr>
+      </w:pPr>
+      <w:r>
+        <w:rPr>
+          <w:rFonts w:ascii="Times New Roman" w:hAnsi="Times New Roman" w:cs="Times New Roman"/>
+          <w:lang w:val="ro-RO"/>
+        </w:rPr>
+        <w:t>este generat și salvat orarul personalizat final.</w:t>
+      </w:r>
     </w:p>
     <w:p>
       <w:pPr>
@@ -3329,906 +3364,13 @@
           <w:szCs w:val="28"/>
           <w:lang w:val="ro-RO"/>
         </w:rPr>
-        <w:lastRenderedPageBreak/>
-        <w:t>Modul de funcționare</w:t>
-      </w:r>
-    </w:p>
-    <w:p>
-      <w:pPr>
-        <w:rPr>
-          <w:rFonts w:ascii="Times New Roman" w:hAnsi="Times New Roman" w:cs="Times New Roman"/>
-        </w:rPr>
-      </w:pPr>
-      <w:r>
-        <w:rPr>
-          <w:rFonts w:ascii="Times New Roman" w:hAnsi="Times New Roman" w:cs="Times New Roman"/>
-        </w:rPr>
-        <w:t>Funcționarea aplicației este împărțită în două etape principale: prelucrarea fișierului Excel oficial și generarea orarului personalizat pentru utilizator.</w:t>
-      </w:r>
-    </w:p>
-    <w:p>
-      <w:pPr>
-        <w:pStyle w:val="Heading2"/>
-        <w:numPr>
-          <w:ilvl w:val="1"/>
-          <w:numId w:val="2"/>
-        </w:numPr>
-        <w:rPr>
-          <w:rFonts w:ascii="Times New Roman" w:hAnsi="Times New Roman" w:cs="Times New Roman"/>
-          <w:b/>
-          <w:bCs/>
-          <w:color w:val="auto"/>
-          <w:sz w:val="24"/>
-          <w:szCs w:val="24"/>
-          <w:lang w:val="ro-RO"/>
-        </w:rPr>
-      </w:pPr>
-      <w:r>
-        <w:rPr>
-          <w:rFonts w:ascii="Times New Roman" w:hAnsi="Times New Roman" w:cs="Times New Roman"/>
-          <w:b/>
-          <w:bCs/>
-          <w:color w:val="auto"/>
-          <w:sz w:val="24"/>
-          <w:szCs w:val="24"/>
-          <w:lang w:val="ro-RO"/>
-        </w:rPr>
-        <w:t xml:space="preserve"> Prelucrarea fișierului sursă</w:t>
-      </w:r>
-    </w:p>
-    <w:p>
-      <w:pPr>
-        <w:rPr>
-          <w:rFonts w:ascii="Times New Roman" w:hAnsi="Times New Roman" w:cs="Times New Roman"/>
-          <w:lang w:val="ro-RO"/>
-        </w:rPr>
-      </w:pPr>
-      <w:r>
-        <w:rPr>
-          <w:rFonts w:ascii="Times New Roman" w:hAnsi="Times New Roman" w:cs="Times New Roman"/>
-          <w:lang w:val="ro-RO"/>
-        </w:rPr>
-        <w:t xml:space="preserve">Prima etapă este realizată de scriptul </w:t>
-      </w:r>
-      <w:r>
-        <w:rPr>
-          <w:rFonts w:ascii="Times New Roman" w:hAnsi="Times New Roman" w:cs="Times New Roman"/>
-          <w:b/>
-          <w:bCs/>
-          <w:lang w:val="ro-RO"/>
-        </w:rPr>
-        <w:t>parser_orar.py</w:t>
-      </w:r>
-      <w:r>
-        <w:rPr>
-          <w:rFonts w:ascii="Times New Roman" w:hAnsi="Times New Roman" w:cs="Times New Roman"/>
-          <w:lang w:val="ro-RO"/>
-        </w:rPr>
-        <w:t xml:space="preserve">, care are rolul de a pregăti fișierul Excel oficial pentru prelucrarea ulterioară. Problema principală tratată în această etapă este cea a </w:t>
-      </w:r>
-      <w:r>
-        <w:rPr>
-          <w:rFonts w:ascii="Times New Roman" w:hAnsi="Times New Roman" w:cs="Times New Roman"/>
-          <w:b/>
-          <w:bCs/>
-          <w:lang w:val="ro-RO"/>
-        </w:rPr>
-        <w:t>celulelor îmbinate</w:t>
-      </w:r>
-      <w:r>
-        <w:rPr>
-          <w:rFonts w:ascii="Times New Roman" w:hAnsi="Times New Roman" w:cs="Times New Roman"/>
-          <w:lang w:val="ro-RO"/>
-        </w:rPr>
-        <w:t>, pe care am menționat-o ulterior.</w:t>
-      </w:r>
-    </w:p>
-    <w:p>
-      <w:pPr>
-        <w:rPr>
-          <w:rFonts w:ascii="Times New Roman" w:hAnsi="Times New Roman" w:cs="Times New Roman"/>
-        </w:rPr>
-      </w:pPr>
-      <w:r>
-        <w:rPr>
-          <w:rFonts w:ascii="Times New Roman" w:hAnsi="Times New Roman" w:cs="Times New Roman"/>
-          <w:lang w:val="ro-RO"/>
-        </w:rPr>
-        <w:t xml:space="preserve">La citirea automată a fișierului, doar prima celulă dintr-o astfel de zonă conține textul efectiv, în timp ce restul apar ca fiind goale. Pentru a evita pierderea informației, scriptul parcurge doar primele 4 foi </w:t>
-      </w:r>
-      <w:r>
-        <w:rPr>
-          <w:rFonts w:ascii="Times New Roman" w:hAnsi="Times New Roman" w:cs="Times New Roman"/>
-          <w:i/>
-          <w:iCs/>
-          <w:lang w:val="ro-RO"/>
-        </w:rPr>
-        <w:t>(deoarece doar acelea conțin orarul fiecărui an, următoarele 4 fiind pagini de anunțuri cu privire la săli)</w:t>
-      </w:r>
-      <w:r>
-        <w:rPr>
-          <w:rFonts w:ascii="Times New Roman" w:hAnsi="Times New Roman" w:cs="Times New Roman"/>
-          <w:lang w:val="ro-RO"/>
-        </w:rPr>
-        <w:t>, identifică regiunile cu celule îmbinate, le separă și copiază conținutul din celula din colțul stânga-sus în restul celulelor.</w:t>
-      </w:r>
-      <w:r>
-        <w:t xml:space="preserve"> </w:t>
-      </w:r>
-      <w:r>
-        <w:rPr>
-          <w:rFonts w:ascii="Times New Roman" w:hAnsi="Times New Roman" w:cs="Times New Roman"/>
-        </w:rPr>
-        <w:t xml:space="preserve">În urma acestei etape se obține un nou fișier, denumit </w:t>
-      </w:r>
-      <w:r>
-        <w:rPr>
-          <w:rFonts w:ascii="Times New Roman" w:hAnsi="Times New Roman" w:cs="Times New Roman"/>
-          <w:b/>
-          <w:bCs/>
-        </w:rPr>
-        <w:t>orar_curatat.xlsx</w:t>
-      </w:r>
-      <w:r>
-        <w:rPr>
-          <w:rFonts w:ascii="Times New Roman" w:hAnsi="Times New Roman" w:cs="Times New Roman"/>
-        </w:rPr>
-        <w:t>, care poate fi procesat corect de scriptul principal.</w:t>
-      </w:r>
-    </w:p>
-    <w:p>
-      <w:pPr>
-        <w:pStyle w:val="Heading2"/>
-        <w:numPr>
-          <w:ilvl w:val="1"/>
-          <w:numId w:val="2"/>
-        </w:numPr>
-        <w:rPr>
-          <w:rFonts w:ascii="Times New Roman" w:hAnsi="Times New Roman" w:cs="Times New Roman"/>
-          <w:b/>
-          <w:bCs/>
-          <w:color w:val="auto"/>
-          <w:sz w:val="24"/>
-          <w:szCs w:val="24"/>
-          <w:lang w:val="ro-RO"/>
-        </w:rPr>
-      </w:pPr>
-      <w:r>
-        <w:rPr>
-          <w:rFonts w:ascii="Times New Roman" w:hAnsi="Times New Roman" w:cs="Times New Roman"/>
-          <w:b/>
-          <w:bCs/>
-          <w:color w:val="auto"/>
-          <w:sz w:val="24"/>
-          <w:szCs w:val="24"/>
-          <w:lang w:val="ro-RO"/>
-        </w:rPr>
-        <w:t xml:space="preserve"> Identificarea contextului utilizatorului</w:t>
-      </w:r>
-    </w:p>
-    <w:p>
-      <w:pPr>
-        <w:rPr>
-          <w:rFonts w:ascii="Times New Roman" w:hAnsi="Times New Roman" w:cs="Times New Roman"/>
-        </w:rPr>
-      </w:pPr>
-      <w:r>
-        <w:rPr>
-          <w:rFonts w:ascii="Times New Roman" w:hAnsi="Times New Roman" w:cs="Times New Roman"/>
-          <w:lang w:val="ro-RO"/>
-        </w:rPr>
-        <w:t xml:space="preserve">A doua etapă este realizată de scriptul </w:t>
-      </w:r>
-      <w:r>
-        <w:rPr>
-          <w:rFonts w:ascii="Times New Roman" w:hAnsi="Times New Roman" w:cs="Times New Roman"/>
-          <w:b/>
-          <w:bCs/>
-          <w:lang w:val="ro-RO"/>
-        </w:rPr>
-        <w:t>extrage_orar.py</w:t>
-      </w:r>
-      <w:r>
-        <w:rPr>
-          <w:rFonts w:ascii="Times New Roman" w:hAnsi="Times New Roman" w:cs="Times New Roman"/>
-          <w:lang w:val="ro-RO"/>
-        </w:rPr>
-        <w:t xml:space="preserve">, care preia fișierul curățat și construiește orarul </w:t>
-      </w:r>
-      <w:r>
-        <w:rPr>
-          <w:rFonts w:ascii="Times New Roman" w:hAnsi="Times New Roman" w:cs="Times New Roman"/>
-          <w:lang w:val="ro-RO"/>
-        </w:rPr>
-        <w:t xml:space="preserve">personalizat. </w:t>
-      </w:r>
-      <w:r>
-        <w:rPr>
-          <w:rFonts w:ascii="Times New Roman" w:hAnsi="Times New Roman" w:cs="Times New Roman"/>
-        </w:rPr>
-        <w:t>Odată executat, aplicația solicită un input de la tastatură care să conțină grupa</w:t>
-      </w:r>
-      <w:r>
-        <w:rPr>
-          <w:rFonts w:ascii="Times New Roman" w:hAnsi="Times New Roman" w:cs="Times New Roman"/>
-        </w:rPr>
-        <w:t>, iar dacă este cazul, și semigrupa din care face parte utilizatorul. Pe baza valorii introduse, programul extrage automat informații despre an, serie și grupă.</w:t>
-      </w:r>
-    </w:p>
-    <w:p>
-      <w:pPr>
-        <w:rPr>
-          <w:rFonts w:ascii="Times New Roman" w:hAnsi="Times New Roman" w:cs="Times New Roman"/>
-        </w:rPr>
-      </w:pPr>
-      <w:r>
-        <w:rPr>
-          <w:rFonts w:ascii="Times New Roman" w:hAnsi="Times New Roman" w:cs="Times New Roman"/>
-        </w:rPr>
-        <w:t>Această etapă permite restrângerea prelucrării doar la foile și coloanele relevante pentru utilizator, evitând o analiză completă a fișierului Excel.</w:t>
-      </w:r>
-    </w:p>
-    <w:p>
-      <w:pPr>
-        <w:pStyle w:val="Heading2"/>
-        <w:numPr>
-          <w:ilvl w:val="1"/>
-          <w:numId w:val="2"/>
-        </w:numPr>
-        <w:rPr>
-          <w:rFonts w:ascii="Times New Roman" w:hAnsi="Times New Roman" w:cs="Times New Roman"/>
-          <w:b/>
-          <w:bCs/>
-          <w:color w:val="auto"/>
-          <w:sz w:val="24"/>
-          <w:szCs w:val="24"/>
-          <w:lang w:val="ro-RO"/>
-        </w:rPr>
-      </w:pPr>
-      <w:r>
-        <w:rPr>
-          <w:rFonts w:ascii="Times New Roman" w:hAnsi="Times New Roman" w:cs="Times New Roman"/>
-          <w:b/>
-          <w:bCs/>
-          <w:color w:val="auto"/>
-          <w:sz w:val="24"/>
-          <w:szCs w:val="24"/>
-          <w:lang w:val="ro-RO"/>
-        </w:rPr>
-        <w:t xml:space="preserve"> Selectarea configurației potrivite</w:t>
-      </w:r>
-    </w:p>
-    <w:p>
-      <w:pPr>
-        <w:rPr>
-          <w:rFonts w:ascii="Times New Roman" w:hAnsi="Times New Roman" w:cs="Times New Roman"/>
-        </w:rPr>
-      </w:pPr>
-      <w:r>
-        <w:rPr>
-          <w:rFonts w:ascii="Times New Roman" w:hAnsi="Times New Roman" w:cs="Times New Roman"/>
-        </w:rPr>
-        <w:t>În funcție de seria identificată, programul se folosește de un dicționar de corespondență între abrevierile din orar și denumirile complete ale disciplinelor. Acest pas este necesar, deoarece, în anumite cazuri, denumirile din orarul principal diferă față de cele din pagina de anunțuri, fie prin folosirea unei abrevieri, fie prin existența unor variante în limba engleză și în limba română.</w:t>
-      </w:r>
-    </w:p>
-    <w:p>
-      <w:pPr>
-        <w:rPr>
-          <w:rFonts w:ascii="Times New Roman" w:hAnsi="Times New Roman" w:cs="Times New Roman"/>
-        </w:rPr>
-      </w:pPr>
-      <w:r>
-        <w:rPr>
-          <w:rFonts w:ascii="Times New Roman" w:hAnsi="Times New Roman" w:cs="Times New Roman"/>
-        </w:rPr>
-        <w:t>Prin utilizarea acestor dicționare, programul poate corela mai ușor disciplina din grila orarului cu informațiile suplimentare din foaia de anunțuri, în special sălile de laborator.</w:t>
-      </w:r>
-    </w:p>
-    <w:p>
-      <w:pPr>
-        <w:pStyle w:val="Heading2"/>
-        <w:numPr>
-          <w:ilvl w:val="1"/>
-          <w:numId w:val="2"/>
-        </w:numPr>
-        <w:rPr>
-          <w:rFonts w:ascii="Times New Roman" w:hAnsi="Times New Roman" w:cs="Times New Roman"/>
-          <w:b/>
-          <w:bCs/>
-          <w:color w:val="auto"/>
-          <w:sz w:val="24"/>
-          <w:szCs w:val="24"/>
-          <w:lang w:val="ro-RO"/>
-        </w:rPr>
-      </w:pPr>
-      <w:r>
-        <w:rPr>
-          <w:rFonts w:ascii="Times New Roman" w:hAnsi="Times New Roman" w:cs="Times New Roman"/>
-          <w:b/>
-          <w:bCs/>
-          <w:color w:val="auto"/>
-          <w:sz w:val="24"/>
-          <w:szCs w:val="24"/>
-          <w:lang w:val="ro-RO"/>
-        </w:rPr>
-        <w:t xml:space="preserve"> Citirea și interpretarea datelor din orar</w:t>
-      </w:r>
-    </w:p>
-    <w:p>
-      <w:pPr>
-        <w:rPr>
-          <w:rFonts w:ascii="Times New Roman" w:hAnsi="Times New Roman" w:cs="Times New Roman"/>
-          <w:lang w:val="ro-RO"/>
-        </w:rPr>
-      </w:pPr>
-      <w:r>
-        <w:rPr>
-          <w:rFonts w:ascii="Times New Roman" w:hAnsi="Times New Roman" w:cs="Times New Roman"/>
-          <w:lang w:val="ro-RO"/>
-        </w:rPr>
-        <w:t>După identificarea paginilor relevante, aplicația citește foaia corespunzătoare anului de studiu și localizează coloanele în care se află grupa, respectiv semigrupele, utilizatorului. În paralel, sunt detectate coloana intervalului orar și, dacă este cazul, coloana ce conține sala unde va avea loc activitatea.</w:t>
-      </w:r>
-    </w:p>
-    <w:p>
-      <w:pPr>
-        <w:rPr>
-          <w:rFonts w:ascii="Times New Roman" w:hAnsi="Times New Roman" w:cs="Times New Roman"/>
-          <w:lang w:val="ro-RO"/>
-        </w:rPr>
-      </w:pPr>
-      <w:r>
-        <w:rPr>
-          <w:rFonts w:ascii="Times New Roman" w:hAnsi="Times New Roman" w:cs="Times New Roman"/>
-          <w:lang w:val="ro-RO"/>
-        </w:rPr>
-        <w:t xml:space="preserve">Programul apoi construiește o memorie internă de tip grilă, organizată pe zile ale săptămânii și intervale orare standard. Această structură este inițial goală, apoi completată cu activitățile </w:t>
-      </w:r>
-      <w:r>
-        <w:rPr>
-          <w:rFonts w:ascii="Times New Roman" w:hAnsi="Times New Roman" w:cs="Times New Roman"/>
-          <w:lang w:val="ro-RO"/>
-        </w:rPr>
-        <w:lastRenderedPageBreak/>
-        <w:t>extrase din fișierul Excel și toate informațiile suplimentare relevante pentru acesta. În plus, programul tratează situația parității, separând automat informația.</w:t>
-      </w:r>
-    </w:p>
-    <w:p>
-      <w:pPr>
-        <w:pStyle w:val="Heading2"/>
-        <w:numPr>
-          <w:ilvl w:val="1"/>
-          <w:numId w:val="2"/>
-        </w:numPr>
-        <w:rPr>
-          <w:rFonts w:ascii="Times New Roman" w:hAnsi="Times New Roman" w:cs="Times New Roman"/>
-          <w:b/>
-          <w:bCs/>
-          <w:color w:val="auto"/>
-          <w:sz w:val="24"/>
-          <w:szCs w:val="24"/>
-          <w:lang w:val="ro-RO"/>
-        </w:rPr>
-      </w:pPr>
-      <w:r>
-        <w:rPr>
-          <w:rFonts w:ascii="Times New Roman" w:hAnsi="Times New Roman" w:cs="Times New Roman"/>
-          <w:b/>
-          <w:bCs/>
-          <w:color w:val="auto"/>
-          <w:sz w:val="24"/>
-          <w:szCs w:val="24"/>
-          <w:lang w:val="ro-RO"/>
-        </w:rPr>
-        <w:t xml:space="preserve"> Extragerea și asocierea sălilor</w:t>
-      </w:r>
-    </w:p>
-    <w:p>
-      <w:pPr>
-        <w:rPr>
-          <w:rFonts w:ascii="Times New Roman" w:hAnsi="Times New Roman" w:cs="Times New Roman"/>
-          <w:lang w:val="ro-RO"/>
-        </w:rPr>
-      </w:pPr>
-      <w:r>
-        <w:rPr>
-          <w:rFonts w:ascii="Times New Roman" w:hAnsi="Times New Roman" w:cs="Times New Roman"/>
-          <w:lang w:val="ro-RO"/>
-        </w:rPr>
-        <w:t>Una dintre cele mai importante etape este asocierea sălilor cu disciplina din orar. Pentru laboratoare, informațiile despre sală sunt trecute în foaia de anunțuri. Din acest motiv, aplicația citește pagina de anunțuri corespunzătoare anului de studiu, apoi selectează, în funcție de seria utilizatorului și disciplina căutată, sala unde se va ține laboratorul.</w:t>
-      </w:r>
-    </w:p>
-    <w:p>
-      <w:pPr>
-        <w:rPr>
-          <w:rFonts w:ascii="Times New Roman" w:hAnsi="Times New Roman" w:cs="Times New Roman"/>
-          <w:lang w:val="ro-RO"/>
-        </w:rPr>
-      </w:pPr>
-      <w:r>
-        <w:rPr>
-          <w:rFonts w:ascii="Times New Roman" w:hAnsi="Times New Roman" w:cs="Times New Roman"/>
-          <w:lang w:val="ro-RO"/>
-        </w:rPr>
-        <w:t>După această etapă, programul construiește un dicționar intern care asociază disciplina cu sala corespunzătoare. Pentru a realiza această asociere și atunci cnd apar diferențe între denumiri precum abrevierile, programul se utilizează de dicționarul de corespondență definit la nivel global.</w:t>
-      </w:r>
-    </w:p>
-    <w:p>
-      <w:pPr>
-        <w:rPr>
-          <w:rFonts w:ascii="Times New Roman" w:hAnsi="Times New Roman" w:cs="Times New Roman"/>
-          <w:lang w:val="ro-RO"/>
-        </w:rPr>
-      </w:pPr>
-      <w:r>
-        <w:rPr>
-          <w:rFonts w:ascii="Times New Roman" w:hAnsi="Times New Roman" w:cs="Times New Roman"/>
-          <w:lang w:val="ro-RO"/>
-        </w:rPr>
-        <w:t>Dacă programul nu poate găsi informații despre sală în foaia de anunțuri, atunci caută direct în grila orarului. În plus, pentru anumite activități comune, cum ar fi cursurile, programul poate uniformiza automat sălile în cadrul aceleiași zile, folosindu-se de context.</w:t>
-      </w:r>
-    </w:p>
-    <w:p>
-      <w:pPr>
-        <w:pStyle w:val="Heading2"/>
-        <w:numPr>
-          <w:ilvl w:val="1"/>
-          <w:numId w:val="2"/>
-        </w:numPr>
-        <w:rPr>
-          <w:rFonts w:ascii="Times New Roman" w:hAnsi="Times New Roman" w:cs="Times New Roman"/>
-          <w:b/>
-          <w:bCs/>
-          <w:color w:val="auto"/>
-          <w:sz w:val="24"/>
-          <w:szCs w:val="24"/>
-          <w:lang w:val="ro-RO"/>
-        </w:rPr>
-      </w:pPr>
-      <w:r>
-        <w:rPr>
-          <w:rFonts w:ascii="Times New Roman" w:hAnsi="Times New Roman" w:cs="Times New Roman"/>
-          <w:b/>
-          <w:bCs/>
-          <w:color w:val="auto"/>
-          <w:sz w:val="24"/>
-          <w:szCs w:val="24"/>
-          <w:lang w:val="ro-RO"/>
-        </w:rPr>
-        <w:t xml:space="preserve"> Tratarea disciplinelor opționale și facultative</w:t>
-      </w:r>
-    </w:p>
-    <w:p>
-      <w:pPr>
-        <w:rPr>
-          <w:rFonts w:ascii="Times New Roman" w:hAnsi="Times New Roman" w:cs="Times New Roman"/>
-          <w:lang w:val="ro-RO"/>
-        </w:rPr>
-      </w:pPr>
-      <w:r>
-        <w:rPr>
-          <w:rFonts w:ascii="Times New Roman" w:hAnsi="Times New Roman" w:cs="Times New Roman"/>
-          <w:lang w:val="ro-RO"/>
-        </w:rPr>
-        <w:t>Pe lângă activitățile obligatorii, aplicația identifică și disciplinele opționale și facultative disponibile pentru grupa utilizatorului. Acestea sunt extrase din foaia de anunțuri și transformate într-un meniu afișat în consolă.</w:t>
-      </w:r>
-    </w:p>
-    <w:p>
-      <w:pPr>
-        <w:rPr>
-          <w:rFonts w:ascii="Times New Roman" w:hAnsi="Times New Roman" w:cs="Times New Roman"/>
-          <w:lang w:val="ro-RO"/>
-        </w:rPr>
-      </w:pPr>
-      <w:r>
-        <w:rPr>
-          <w:rFonts w:ascii="Times New Roman" w:hAnsi="Times New Roman" w:cs="Times New Roman"/>
-          <w:lang w:val="ro-RO"/>
-        </w:rPr>
-        <w:t xml:space="preserve">Utilizatorul poate selecta disciplinele dorite, iar în cazul în care o disciplină are mai multe variante de desfășurare, programul permite alegerea unei opțiuni specifice. Informațiile astfel </w:t>
-      </w:r>
-      <w:r>
-        <w:rPr>
-          <w:rFonts w:ascii="Times New Roman" w:hAnsi="Times New Roman" w:cs="Times New Roman"/>
-          <w:lang w:val="ro-RO"/>
-        </w:rPr>
-        <w:t xml:space="preserve"> obținute </w:t>
-      </w:r>
-      <w:r>
-        <w:rPr>
-          <w:rFonts w:ascii="Times New Roman" w:hAnsi="Times New Roman" w:cs="Times New Roman"/>
-          <w:lang w:val="ro-RO"/>
-        </w:rPr>
-        <w:t>sunt convertite într-un format intern, care include ziua, intervalul orar și paritatea săptămânii, pentru a putea fi integrate ulterior în orarul final.</w:t>
-      </w:r>
-    </w:p>
-    <w:p>
-      <w:pPr>
-        <w:pStyle w:val="Heading2"/>
-        <w:numPr>
-          <w:ilvl w:val="1"/>
-          <w:numId w:val="2"/>
-        </w:numPr>
-        <w:rPr>
-          <w:rFonts w:ascii="Times New Roman" w:hAnsi="Times New Roman" w:cs="Times New Roman"/>
-          <w:b/>
-          <w:bCs/>
-          <w:color w:val="auto"/>
-          <w:sz w:val="24"/>
-          <w:szCs w:val="24"/>
-          <w:lang w:val="ro-RO"/>
-        </w:rPr>
-      </w:pPr>
-      <w:r>
-        <w:rPr>
-          <w:rFonts w:ascii="Times New Roman" w:hAnsi="Times New Roman" w:cs="Times New Roman"/>
-          <w:b/>
-          <w:bCs/>
-          <w:color w:val="auto"/>
-          <w:sz w:val="24"/>
-          <w:szCs w:val="24"/>
-          <w:lang w:val="ro-RO"/>
-        </w:rPr>
-        <w:t xml:space="preserve"> Generarea orarului personalizat</w:t>
-      </w:r>
-    </w:p>
-    <w:p>
-      <w:pPr>
-        <w:rPr>
-          <w:rFonts w:ascii="Times New Roman" w:hAnsi="Times New Roman" w:cs="Times New Roman"/>
-          <w:lang w:val="ro-RO"/>
-        </w:rPr>
-      </w:pPr>
-      <w:r>
-        <w:rPr>
-          <w:rFonts w:ascii="Times New Roman" w:hAnsi="Times New Roman" w:cs="Times New Roman"/>
-          <w:lang w:val="ro-RO"/>
-        </w:rPr>
-        <w:t>După centralizarea datelor, aplicația generează orarul personalizat în format Excel. Rezultatul final este împărțit în două foi distincte, corespunzătoare săptămânilor impare și pare. Pentru fiecare zi și interval orar sunt afișate activitățile curriculare și sălile corespunzătoare.</w:t>
-      </w:r>
-    </w:p>
-    <w:p>
-      <w:pPr>
-        <w:rPr>
-          <w:rFonts w:ascii="Times New Roman" w:hAnsi="Times New Roman" w:cs="Times New Roman"/>
-          <w:lang w:val="ro-RO"/>
-        </w:rPr>
-      </w:pPr>
-      <w:r>
-        <w:rPr>
-          <w:rFonts w:ascii="Times New Roman" w:hAnsi="Times New Roman" w:cs="Times New Roman"/>
-          <w:lang w:val="ro-RO"/>
-        </w:rPr>
-        <w:t>În cazul în care utilizatorul face parte dintr-o grupă care nu se desparte în două semigrupe, coloana specifică pentru a doua semigrupă este eliminată complet, pentru a ușura vizual utilizatorul.</w:t>
-      </w:r>
-    </w:p>
-    <w:p>
-      <w:pPr>
-        <w:rPr>
-          <w:rFonts w:ascii="Times New Roman" w:hAnsi="Times New Roman" w:cs="Times New Roman"/>
-          <w:lang w:val="ro-RO"/>
-        </w:rPr>
-      </w:pPr>
-      <w:r>
-        <w:rPr>
-          <w:rFonts w:ascii="Times New Roman" w:hAnsi="Times New Roman" w:cs="Times New Roman"/>
-          <w:lang w:val="ro-RO"/>
-        </w:rPr>
-        <w:t>În această etapă sunt aplicate și următoarele reguli:</w:t>
-      </w:r>
-    </w:p>
-    <w:p>
-      <w:pPr>
-        <w:pStyle w:val="ListParagraph"/>
-        <w:numPr>
-          <w:ilvl w:val="0"/>
-          <w:numId w:val="7"/>
-        </w:numPr>
-        <w:rPr>
-          <w:rFonts w:ascii="Times New Roman" w:hAnsi="Times New Roman" w:cs="Times New Roman"/>
-          <w:lang w:val="ro-RO"/>
-        </w:rPr>
-      </w:pPr>
-      <w:r>
-        <w:rPr>
-          <w:rFonts w:ascii="Times New Roman" w:hAnsi="Times New Roman" w:cs="Times New Roman"/>
-          <w:lang w:val="ro-RO"/>
-        </w:rPr>
-        <w:t>activitățile sunt colorate diferit în funcție de tipul lor;</w:t>
-      </w:r>
-    </w:p>
-    <w:p>
-      <w:pPr>
-        <w:pStyle w:val="ListParagraph"/>
-        <w:numPr>
-          <w:ilvl w:val="0"/>
-          <w:numId w:val="7"/>
-        </w:numPr>
-        <w:rPr>
-          <w:rFonts w:ascii="Times New Roman" w:hAnsi="Times New Roman" w:cs="Times New Roman"/>
-          <w:lang w:val="ro-RO"/>
-        </w:rPr>
-      </w:pPr>
-      <w:r>
-        <w:rPr>
-          <w:rFonts w:ascii="Times New Roman" w:hAnsi="Times New Roman" w:cs="Times New Roman"/>
-          <w:lang w:val="ro-RO"/>
-        </w:rPr>
-        <w:t>celulele identice de pe intervale consecutive sunt unite pentru a reduce aglomerarea vizuală;</w:t>
-      </w:r>
-    </w:p>
-    <w:p>
-      <w:pPr>
-        <w:pStyle w:val="ListParagraph"/>
-        <w:numPr>
-          <w:ilvl w:val="0"/>
-          <w:numId w:val="7"/>
-        </w:numPr>
-        <w:rPr>
-          <w:rFonts w:ascii="Times New Roman" w:hAnsi="Times New Roman" w:cs="Times New Roman"/>
-          <w:lang w:val="ro-RO"/>
-        </w:rPr>
-      </w:pPr>
-      <w:r>
-        <w:rPr>
-          <w:rFonts w:ascii="Times New Roman" w:hAnsi="Times New Roman" w:cs="Times New Roman"/>
-          <w:lang w:val="ro-RO"/>
-        </w:rPr>
-        <w:t>zilele sunt delimitate clar în tabel printr-o linie îngroșată;</w:t>
-      </w:r>
-    </w:p>
-    <w:p>
-      <w:pPr>
-        <w:pStyle w:val="ListParagraph"/>
-        <w:numPr>
-          <w:ilvl w:val="0"/>
-          <w:numId w:val="7"/>
-        </w:numPr>
-        <w:rPr>
-          <w:rFonts w:ascii="Times New Roman" w:hAnsi="Times New Roman" w:cs="Times New Roman"/>
-          <w:lang w:val="ro-RO"/>
-        </w:rPr>
-      </w:pPr>
-      <w:r>
-        <w:rPr>
-          <w:rFonts w:ascii="Times New Roman" w:hAnsi="Times New Roman" w:cs="Times New Roman"/>
-          <w:lang w:val="ro-RO"/>
-        </w:rPr>
-        <w:t>coloanele sunt dimensionate astfel încât informația să fie ușor de citit.</w:t>
-      </w:r>
-    </w:p>
-    <w:p>
-      <w:pPr>
-        <w:rPr>
-          <w:rFonts w:ascii="Times New Roman" w:hAnsi="Times New Roman" w:cs="Times New Roman"/>
-          <w:lang w:val="ro-RO"/>
-        </w:rPr>
-      </w:pPr>
-      <w:r>
-        <w:rPr>
-          <w:rFonts w:ascii="Times New Roman" w:hAnsi="Times New Roman" w:cs="Times New Roman"/>
-          <w:lang w:val="ro-RO"/>
-        </w:rPr>
-        <w:lastRenderedPageBreak/>
-        <w:t>Fișierul rezultat este salvat automat sub forma unui nou document Excel, numele fiind bazat pe grupa introdusă de utilizator.</w:t>
-      </w:r>
-    </w:p>
-    <w:p>
-      <w:pPr>
-        <w:pStyle w:val="Heading2"/>
-        <w:numPr>
-          <w:ilvl w:val="1"/>
-          <w:numId w:val="2"/>
-        </w:numPr>
-        <w:rPr>
-          <w:rFonts w:ascii="Times New Roman" w:hAnsi="Times New Roman" w:cs="Times New Roman"/>
-          <w:b/>
-          <w:bCs/>
-          <w:color w:val="auto"/>
-          <w:sz w:val="24"/>
-          <w:szCs w:val="24"/>
-          <w:lang w:val="ro-RO"/>
-        </w:rPr>
-      </w:pPr>
-      <w:r>
-        <w:rPr>
-          <w:rFonts w:ascii="Times New Roman" w:hAnsi="Times New Roman" w:cs="Times New Roman"/>
-          <w:b/>
-          <w:bCs/>
-          <w:color w:val="auto"/>
-          <w:sz w:val="24"/>
-          <w:szCs w:val="24"/>
-          <w:lang w:val="ro-RO"/>
-        </w:rPr>
-        <w:t xml:space="preserve"> Fluxul general al aplicației</w:t>
-      </w:r>
-    </w:p>
-    <w:p>
-      <w:pPr>
-        <w:rPr>
-          <w:rFonts w:ascii="Times New Roman" w:hAnsi="Times New Roman" w:cs="Times New Roman"/>
-          <w:lang w:val="ro-RO"/>
-        </w:rPr>
-      </w:pPr>
-      <w:r>
-        <w:rPr>
-          <w:rFonts w:ascii="Times New Roman" w:hAnsi="Times New Roman" w:cs="Times New Roman"/>
-          <w:lang w:val="ro-RO"/>
-        </w:rPr>
-        <w:t>Din punct de vedere logic, fluxul complet al aplicației poate fi rezumat astfel:</w:t>
-      </w:r>
-    </w:p>
-    <w:p>
-      <w:pPr>
-        <w:pStyle w:val="ListParagraph"/>
-        <w:numPr>
-          <w:ilvl w:val="0"/>
-          <w:numId w:val="16"/>
-        </w:numPr>
-        <w:rPr>
-          <w:rFonts w:ascii="Times New Roman" w:hAnsi="Times New Roman" w:cs="Times New Roman"/>
-          <w:lang w:val="ro-RO"/>
-        </w:rPr>
-      </w:pPr>
-      <w:r>
-        <w:rPr>
-          <w:rFonts w:ascii="Times New Roman" w:hAnsi="Times New Roman" w:cs="Times New Roman"/>
-          <w:lang w:val="ro-RO"/>
-        </w:rPr>
-        <w:t>fișierul Excel oficial este curățat de celulele îmbinate;</w:t>
-      </w:r>
-    </w:p>
-    <w:p>
-      <w:pPr>
-        <w:pStyle w:val="ListParagraph"/>
-        <w:numPr>
-          <w:ilvl w:val="0"/>
-          <w:numId w:val="16"/>
-        </w:numPr>
-        <w:rPr>
-          <w:rFonts w:ascii="Times New Roman" w:hAnsi="Times New Roman" w:cs="Times New Roman"/>
-          <w:lang w:val="ro-RO"/>
-        </w:rPr>
-      </w:pPr>
-      <w:r>
-        <w:rPr>
-          <w:rFonts w:ascii="Times New Roman" w:hAnsi="Times New Roman" w:cs="Times New Roman"/>
-          <w:lang w:val="ro-RO"/>
-        </w:rPr>
-        <w:t>utilizatorul introduce grupa și, dacă este cazul, semigrupa;</w:t>
-      </w:r>
-    </w:p>
-    <w:p>
-      <w:pPr>
-        <w:pStyle w:val="ListParagraph"/>
-        <w:numPr>
-          <w:ilvl w:val="0"/>
-          <w:numId w:val="16"/>
-        </w:numPr>
-        <w:rPr>
-          <w:rFonts w:ascii="Times New Roman" w:hAnsi="Times New Roman" w:cs="Times New Roman"/>
-          <w:lang w:val="ro-RO"/>
-        </w:rPr>
-      </w:pPr>
-      <w:r>
-        <w:rPr>
-          <w:rFonts w:ascii="Times New Roman" w:hAnsi="Times New Roman" w:cs="Times New Roman"/>
-          <w:lang w:val="ro-RO"/>
-        </w:rPr>
-        <w:t>aplicația identifică anul, seria și paginile relevante;</w:t>
-      </w:r>
-    </w:p>
-    <w:p>
-      <w:pPr>
-        <w:pStyle w:val="ListParagraph"/>
-        <w:numPr>
-          <w:ilvl w:val="0"/>
-          <w:numId w:val="16"/>
-        </w:numPr>
-        <w:rPr>
-          <w:rFonts w:ascii="Times New Roman" w:hAnsi="Times New Roman" w:cs="Times New Roman"/>
-          <w:lang w:val="ro-RO"/>
-        </w:rPr>
-      </w:pPr>
-      <w:r>
-        <w:rPr>
-          <w:rFonts w:ascii="Times New Roman" w:hAnsi="Times New Roman" w:cs="Times New Roman"/>
-          <w:lang w:val="ro-RO"/>
-        </w:rPr>
-        <w:t>sunt extrase activitățile corespunzătoare grupei;</w:t>
-      </w:r>
-    </w:p>
-    <w:p>
-      <w:pPr>
-        <w:pStyle w:val="ListParagraph"/>
-        <w:numPr>
-          <w:ilvl w:val="0"/>
-          <w:numId w:val="16"/>
-        </w:numPr>
-        <w:rPr>
-          <w:rFonts w:ascii="Times New Roman" w:hAnsi="Times New Roman" w:cs="Times New Roman"/>
-          <w:lang w:val="ro-RO"/>
-        </w:rPr>
-      </w:pPr>
-      <w:r>
-        <w:rPr>
-          <w:rFonts w:ascii="Times New Roman" w:hAnsi="Times New Roman" w:cs="Times New Roman"/>
-          <w:lang w:val="ro-RO"/>
-        </w:rPr>
-        <w:t>sunt căutate și asociate sălile;</w:t>
-      </w:r>
-    </w:p>
-    <w:p>
-      <w:pPr>
-        <w:pStyle w:val="ListParagraph"/>
-        <w:numPr>
-          <w:ilvl w:val="0"/>
-          <w:numId w:val="16"/>
-        </w:numPr>
-        <w:rPr>
-          <w:rFonts w:ascii="Times New Roman" w:hAnsi="Times New Roman" w:cs="Times New Roman"/>
-          <w:lang w:val="ro-RO"/>
-        </w:rPr>
-      </w:pPr>
-      <w:r>
-        <w:rPr>
-          <w:rFonts w:ascii="Times New Roman" w:hAnsi="Times New Roman" w:cs="Times New Roman"/>
-          <w:lang w:val="ro-RO"/>
-        </w:rPr>
-        <w:t>sunt procesate opționalele și facultativele selectate;</w:t>
-      </w:r>
-    </w:p>
-    <w:p>
-      <w:pPr>
-        <w:pStyle w:val="ListParagraph"/>
-        <w:numPr>
-          <w:ilvl w:val="0"/>
-          <w:numId w:val="16"/>
-        </w:numPr>
-        <w:rPr>
-          <w:rFonts w:ascii="Times New Roman" w:hAnsi="Times New Roman" w:cs="Times New Roman"/>
-          <w:lang w:val="ro-RO"/>
-        </w:rPr>
-      </w:pPr>
-      <w:r>
-        <w:rPr>
-          <w:rFonts w:ascii="Times New Roman" w:hAnsi="Times New Roman" w:cs="Times New Roman"/>
-          <w:lang w:val="ro-RO"/>
-        </w:rPr>
-        <w:t>este generat și salvat orarul personalizat final.</w:t>
-      </w:r>
-    </w:p>
-    <w:p>
-      <w:pPr>
-        <w:pStyle w:val="Heading1"/>
-        <w:numPr>
-          <w:ilvl w:val="0"/>
-          <w:numId w:val="2"/>
-        </w:numPr>
-        <w:rPr>
-          <w:rFonts w:ascii="Times New Roman" w:hAnsi="Times New Roman" w:cs="Times New Roman"/>
-          <w:b/>
-          <w:bCs/>
-          <w:color w:val="auto"/>
-          <w:sz w:val="28"/>
-          <w:szCs w:val="28"/>
-          <w:lang w:val="ro-RO"/>
-        </w:rPr>
-      </w:pPr>
-      <w:r>
-        <w:rPr>
-          <w:rFonts w:ascii="Times New Roman" w:hAnsi="Times New Roman" w:cs="Times New Roman"/>
-          <w:b/>
-          <w:bCs/>
-          <w:color w:val="auto"/>
-          <w:sz w:val="28"/>
-          <w:szCs w:val="28"/>
-          <w:lang w:val="ro-RO"/>
-        </w:rPr>
         <w:t>Rezultatul obținut</w:t>
       </w:r>
     </w:p>
     <w:p>
       <w:pPr>
+        <w:ind w:firstLine="283"/>
+        <w:jc w:val="both"/>
         <w:rPr>
           <w:rFonts w:ascii="Times New Roman" w:hAnsi="Times New Roman" w:cs="Times New Roman"/>
         </w:rPr>
@@ -4268,7 +3410,7 @@
                     <pic:cNvPicPr/>
                   </pic:nvPicPr>
                   <pic:blipFill>
-                    <a:blip r:embed="rId17"/>
+                    <a:blip r:embed="rId13"/>
                     <a:stretch>
                       <a:fillRect/>
                     </a:stretch>
@@ -4309,7 +3451,7 @@
                     <pic:cNvPicPr/>
                   </pic:nvPicPr>
                   <pic:blipFill>
-                    <a:blip r:embed="rId18"/>
+                    <a:blip r:embed="rId14"/>
                     <a:stretch>
                       <a:fillRect/>
                     </a:stretch>
@@ -4354,6 +3496,8 @@
     </w:p>
     <w:p>
       <w:pPr>
+        <w:ind w:firstLine="720"/>
+        <w:jc w:val="both"/>
         <w:rPr>
           <w:rFonts w:ascii="Times New Roman" w:hAnsi="Times New Roman" w:cs="Times New Roman"/>
         </w:rPr>
@@ -4452,7 +3596,7 @@
                     <pic:cNvPicPr/>
                   </pic:nvPicPr>
                   <pic:blipFill>
-                    <a:blip r:embed="rId19"/>
+                    <a:blip r:embed="rId15"/>
                     <a:stretch>
                       <a:fillRect/>
                     </a:stretch>
@@ -4494,7 +3638,7 @@
                     <pic:cNvPicPr/>
                   </pic:nvPicPr>
                   <pic:blipFill>
-                    <a:blip r:embed="rId20"/>
+                    <a:blip r:embed="rId16"/>
                     <a:stretch>
                       <a:fillRect/>
                     </a:stretch>
@@ -4542,14 +3686,17 @@
     </w:p>
     <w:p>
       <w:pPr>
-        <w:rPr>
-          <w:rFonts w:ascii="Times New Roman" w:hAnsi="Times New Roman" w:cs="Times New Roman"/>
-        </w:rPr>
-      </w:pPr>
-      <w:r>
-        <w:rPr>
-          <w:rFonts w:ascii="Times New Roman" w:hAnsi="Times New Roman" w:cs="Times New Roman"/>
-        </w:rPr>
+        <w:ind w:firstLine="283"/>
+        <w:jc w:val="both"/>
+        <w:rPr>
+          <w:rFonts w:ascii="Times New Roman" w:hAnsi="Times New Roman" w:cs="Times New Roman"/>
+        </w:rPr>
+      </w:pPr>
+      <w:r>
+        <w:rPr>
+          <w:rFonts w:ascii="Times New Roman" w:hAnsi="Times New Roman" w:cs="Times New Roman"/>
+        </w:rPr>
+        <w:lastRenderedPageBreak/>
         <w:t>Se observă că orarul generat elimină informațiile nerelevante, evidențiază tipul activităților după culori, integrează clar sălile și disciplinele opționale/facultative selectate și oferă două pagini separate pentru paritatea săptămânilor.</w:t>
       </w:r>
     </w:p>
@@ -4580,12 +3727,13 @@
           <w:szCs w:val="28"/>
           <w:lang w:val="ro-RO"/>
         </w:rPr>
-        <w:lastRenderedPageBreak/>
         <w:t>Dificultăți întâlnite și decizii de implementare</w:t>
       </w:r>
     </w:p>
     <w:p>
       <w:pPr>
+        <w:ind w:firstLine="283"/>
+        <w:jc w:val="both"/>
         <w:rPr>
           <w:rFonts w:ascii="Times New Roman" w:hAnsi="Times New Roman" w:cs="Times New Roman"/>
           <w:lang w:val="ro-RO"/>
@@ -4601,6 +3749,8 @@
     </w:p>
     <w:p>
       <w:pPr>
+        <w:ind w:firstLine="283"/>
+        <w:jc w:val="both"/>
         <w:rPr>
           <w:rFonts w:ascii="Times New Roman" w:hAnsi="Times New Roman" w:cs="Times New Roman"/>
           <w:lang w:val="ro-RO"/>
@@ -4632,6 +3782,8 @@
     </w:p>
     <w:p>
       <w:pPr>
+        <w:ind w:firstLine="283"/>
+        <w:jc w:val="both"/>
         <w:rPr>
           <w:rFonts w:ascii="Times New Roman" w:hAnsi="Times New Roman" w:cs="Times New Roman"/>
           <w:lang w:val="ro-RO"/>
@@ -4663,6 +3815,8 @@
     </w:p>
     <w:p>
       <w:pPr>
+        <w:ind w:firstLine="283"/>
+        <w:jc w:val="both"/>
         <w:rPr>
           <w:rFonts w:ascii="Times New Roman" w:hAnsi="Times New Roman" w:cs="Times New Roman"/>
           <w:lang w:val="ro-RO"/>
@@ -4708,6 +3862,8 @@
     </w:p>
     <w:p>
       <w:pPr>
+        <w:ind w:firstLine="283"/>
+        <w:jc w:val="both"/>
         <w:rPr>
           <w:rFonts w:ascii="Times New Roman" w:hAnsi="Times New Roman" w:cs="Times New Roman"/>
           <w:lang w:val="ro-RO"/>
@@ -4744,6 +3900,8 @@
     </w:p>
     <w:p>
       <w:pPr>
+        <w:ind w:firstLine="283"/>
+        <w:jc w:val="both"/>
         <w:rPr>
           <w:rFonts w:ascii="Times New Roman" w:hAnsi="Times New Roman" w:cs="Times New Roman"/>
           <w:lang w:val="ro-RO"/>
@@ -4880,6 +4038,8 @@
     </w:p>
     <w:p>
       <w:pPr>
+        <w:ind w:firstLine="283"/>
+        <w:jc w:val="both"/>
         <w:rPr>
           <w:rFonts w:ascii="Times New Roman" w:hAnsi="Times New Roman" w:cs="Times New Roman"/>
           <w:lang w:val="ro-RO"/>
@@ -4911,6 +4071,8 @@
     </w:p>
     <w:p>
       <w:pPr>
+        <w:ind w:firstLine="283"/>
+        <w:jc w:val="both"/>
         <w:rPr>
           <w:rFonts w:ascii="Times New Roman" w:hAnsi="Times New Roman" w:cs="Times New Roman"/>
           <w:lang w:val="ro-RO"/>
@@ -4979,6 +4141,8 @@
     </w:p>
     <w:p>
       <w:pPr>
+        <w:ind w:firstLine="283"/>
+        <w:jc w:val="both"/>
         <w:rPr>
           <w:rFonts w:ascii="Times New Roman" w:hAnsi="Times New Roman" w:cs="Times New Roman"/>
         </w:rPr>
@@ -4992,14 +4156,17 @@
     </w:p>
     <w:p>
       <w:pPr>
-        <w:rPr>
-          <w:rFonts w:ascii="Times New Roman" w:hAnsi="Times New Roman" w:cs="Times New Roman"/>
-        </w:rPr>
-      </w:pPr>
-      <w:r>
-        <w:rPr>
-          <w:rFonts w:ascii="Times New Roman" w:hAnsi="Times New Roman" w:cs="Times New Roman"/>
-        </w:rPr>
+        <w:ind w:firstLine="283"/>
+        <w:jc w:val="both"/>
+        <w:rPr>
+          <w:rFonts w:ascii="Times New Roman" w:hAnsi="Times New Roman" w:cs="Times New Roman"/>
+        </w:rPr>
+      </w:pPr>
+      <w:r>
+        <w:rPr>
+          <w:rFonts w:ascii="Times New Roman" w:hAnsi="Times New Roman" w:cs="Times New Roman"/>
+        </w:rPr>
+        <w:lastRenderedPageBreak/>
         <w:t xml:space="preserve">O primă îmbunătățire ar fi dezvoltarea unei </w:t>
       </w:r>
       <w:r>
@@ -5019,15 +4186,16 @@
     </w:p>
     <w:p>
       <w:pPr>
-        <w:rPr>
-          <w:rFonts w:ascii="Times New Roman" w:hAnsi="Times New Roman" w:cs="Times New Roman"/>
-        </w:rPr>
-      </w:pPr>
-      <w:r>
-        <w:rPr>
-          <w:rFonts w:ascii="Times New Roman" w:hAnsi="Times New Roman" w:cs="Times New Roman"/>
-        </w:rPr>
-        <w:lastRenderedPageBreak/>
+        <w:ind w:firstLine="283"/>
+        <w:jc w:val="both"/>
+        <w:rPr>
+          <w:rFonts w:ascii="Times New Roman" w:hAnsi="Times New Roman" w:cs="Times New Roman"/>
+        </w:rPr>
+      </w:pPr>
+      <w:r>
+        <w:rPr>
+          <w:rFonts w:ascii="Times New Roman" w:hAnsi="Times New Roman" w:cs="Times New Roman"/>
+        </w:rPr>
         <w:t xml:space="preserve">O altă îmbunătățire ar fi </w:t>
       </w:r>
       <w:r>
@@ -5042,7 +4210,19 @@
         <w:rPr>
           <w:rFonts w:ascii="Times New Roman" w:hAnsi="Times New Roman" w:cs="Times New Roman"/>
         </w:rPr>
-        <w:t>. Astfel, în loc să fie limitată doar la ETTI, aceasta ar putea fi folosit la nivel</w:t>
+        <w:t>. Astfel, în loc să fie limitată doar la ETTI, aceasta ar putea fi folosit</w:t>
+      </w:r>
+      <w:r>
+        <w:rPr>
+          <w:rFonts w:ascii="Times New Roman" w:hAnsi="Times New Roman" w:cs="Times New Roman"/>
+        </w:rPr>
+        <w:t>ă</w:t>
+      </w:r>
+      <w:r>
+        <w:rPr>
+          <w:rFonts w:ascii="Times New Roman" w:hAnsi="Times New Roman" w:cs="Times New Roman"/>
+        </w:rPr>
+        <w:t xml:space="preserve"> la nivel</w:t>
       </w:r>
       <w:r>
         <w:rPr>
@@ -5053,6 +4233,8 @@
     </w:p>
     <w:p>
       <w:pPr>
+        <w:ind w:firstLine="283"/>
+        <w:jc w:val="both"/>
         <w:rPr>
           <w:rFonts w:ascii="Times New Roman" w:hAnsi="Times New Roman" w:cs="Times New Roman"/>
         </w:rPr>
@@ -5071,6 +4253,7 @@
           <w:ilvl w:val="0"/>
           <w:numId w:val="30"/>
         </w:numPr>
+        <w:jc w:val="both"/>
         <w:rPr>
           <w:rFonts w:ascii="Times New Roman" w:hAnsi="Times New Roman" w:cs="Times New Roman"/>
         </w:rPr>
@@ -5103,6 +4286,7 @@
           <w:ilvl w:val="0"/>
           <w:numId w:val="30"/>
         </w:numPr>
+        <w:jc w:val="both"/>
         <w:rPr>
           <w:rFonts w:ascii="Times New Roman" w:hAnsi="Times New Roman" w:cs="Times New Roman"/>
         </w:rPr>
@@ -5127,6 +4311,7 @@
           <w:ilvl w:val="0"/>
           <w:numId w:val="30"/>
         </w:numPr>
+        <w:jc w:val="both"/>
         <w:rPr>
           <w:rFonts w:ascii="Times New Roman" w:hAnsi="Times New Roman" w:cs="Times New Roman"/>
         </w:rPr>
@@ -5140,6 +4325,8 @@
     </w:p>
     <w:p>
       <w:pPr>
+        <w:ind w:firstLine="283"/>
+        <w:jc w:val="both"/>
         <w:rPr>
           <w:rFonts w:ascii="Times New Roman" w:hAnsi="Times New Roman" w:cs="Times New Roman"/>
         </w:rPr>
@@ -5197,6 +4384,8 @@
     </w:p>
     <w:p>
       <w:pPr>
+        <w:ind w:firstLine="283"/>
+        <w:jc w:val="both"/>
         <w:rPr>
           <w:rFonts w:ascii="Times New Roman" w:hAnsi="Times New Roman" w:cs="Times New Roman"/>
           <w:lang w:val="ro-RO"/>
@@ -5225,11 +4414,13 @@
           <w:rFonts w:ascii="Times New Roman" w:hAnsi="Times New Roman" w:cs="Times New Roman"/>
           <w:lang w:val="ro-RO"/>
         </w:rPr>
-        <w:t>este o aplicație care prelucrează automat orarul oficial al facultății și generează o variantă personalizată, mai clară și mai ușor de utilizat pentru student. Proiectul evidențiază atât utilitatea practică a automatizării unui proces manual, cât și provocările tehnicece asociate prelucrării unor date reale, incomplete și neuniforme.</w:t>
-      </w:r>
-    </w:p>
-    <w:p>
-      <w:pPr>
+        <w:t>este o aplicație care prelucrează automat orarul oficial al facultății și generează o variantă personalizată, mai clară și mai ușor de utilizat pentru student. Proiectul evidențiază atât utilitatea practică a automatizării unui proces manual, cât și provocările tehce asociate prelucrării unor date reale, incomplete și neuniforme.</w:t>
+      </w:r>
+    </w:p>
+    <w:p>
+      <w:pPr>
+        <w:ind w:firstLine="283"/>
+        <w:jc w:val="both"/>
         <w:rPr>
           <w:rFonts w:ascii="Times New Roman" w:hAnsi="Times New Roman" w:cs="Times New Roman"/>
           <w:lang w:val="ro-RO"/>
@@ -5282,27 +4473,44 @@
     </w:p>
     <w:p>
       <w:pPr>
-        <w:rPr>
-          <w:rFonts w:ascii="Times New Roman" w:hAnsi="Times New Roman" w:cs="Times New Roman"/>
-          <w:lang w:val="ro-RO"/>
-        </w:rPr>
-      </w:pPr>
-      <w:r>
-        <w:rPr>
-          <w:rFonts w:ascii="Times New Roman" w:hAnsi="Times New Roman" w:cs="Times New Roman"/>
-          <w:lang w:val="ro-RO"/>
-        </w:rPr>
-        <w:t>Implementarea completă a proiectului, împreună cu fișierele sursă și versiunea actualizată a documentației este disponibilă în repository-ul GitHub:</w:t>
-      </w:r>
-    </w:p>
-    <w:p>
-      <w:pPr>
-        <w:rPr>
-          <w:rFonts w:ascii="Times New Roman" w:hAnsi="Times New Roman" w:cs="Times New Roman"/>
-          <w:lang w:val="ro-RO"/>
-        </w:rPr>
-      </w:pPr>
-      <w:hyperlink r:id="rId21" w:history="1">
+        <w:ind w:firstLine="283"/>
+        <w:jc w:val="both"/>
+        <w:rPr>
+          <w:rFonts w:ascii="Times New Roman" w:hAnsi="Times New Roman" w:cs="Times New Roman"/>
+          <w:lang w:val="ro-RO"/>
+        </w:rPr>
+      </w:pPr>
+      <w:r>
+        <w:rPr>
+          <w:rFonts w:ascii="Times New Roman" w:hAnsi="Times New Roman" w:cs="Times New Roman"/>
+          <w:lang w:val="ro-RO"/>
+        </w:rPr>
+        <w:t>Implementarea completă a proiectului, împreună cu fișierele sursă și versiunea actualizată a documentației</w:t>
+      </w:r>
+      <w:r>
+        <w:rPr>
+          <w:rFonts w:ascii="Times New Roman" w:hAnsi="Times New Roman" w:cs="Times New Roman"/>
+          <w:lang w:val="ro-RO"/>
+        </w:rPr>
+        <w:t>,</w:t>
+      </w:r>
+      <w:r>
+        <w:rPr>
+          <w:rFonts w:ascii="Times New Roman" w:hAnsi="Times New Roman" w:cs="Times New Roman"/>
+          <w:lang w:val="ro-RO"/>
+        </w:rPr>
+        <w:t xml:space="preserve"> este disponibilă în repository-ul GitHub:</w:t>
+      </w:r>
+    </w:p>
+    <w:p>
+      <w:pPr>
+        <w:ind w:firstLine="283"/>
+        <w:rPr>
+          <w:rFonts w:ascii="Times New Roman" w:hAnsi="Times New Roman" w:cs="Times New Roman"/>
+          <w:lang w:val="ro-RO"/>
+        </w:rPr>
+      </w:pPr>
+      <w:hyperlink r:id="rId17" w:history="1">
         <w:r>
           <w:rPr>
             <w:rStyle w:val="Hyperlink"/>
@@ -5349,7 +4557,31 @@
         <w:t>Anexă</w:t>
       </w:r>
     </w:p>
-    <w:p/>
+    <w:p>
+      <w:pPr>
+        <w:pStyle w:val="Heading1"/>
+        <w:ind w:firstLine="720"/>
+        <w:rPr>
+          <w:rFonts w:ascii="Times New Roman" w:hAnsi="Times New Roman" w:cs="Times New Roman"/>
+          <w:b/>
+          <w:bCs/>
+          <w:color w:val="auto"/>
+          <w:sz w:val="28"/>
+          <w:szCs w:val="28"/>
+        </w:rPr>
+      </w:pPr>
+      <w:r>
+        <w:rPr>
+          <w:rFonts w:ascii="Times New Roman" w:hAnsi="Times New Roman" w:cs="Times New Roman"/>
+          <w:b/>
+          <w:bCs/>
+          <w:color w:val="auto"/>
+          <w:sz w:val="28"/>
+          <w:szCs w:val="28"/>
+        </w:rPr>
+        <w:t>Surse</w:t>
+      </w:r>
+    </w:p>
     <w:p>
       <w:pPr>
         <w:pStyle w:val="ListParagraph"/>
@@ -5402,7 +4634,7 @@
           <w:rFonts w:ascii="Times New Roman" w:hAnsi="Times New Roman" w:cs="Times New Roman"/>
         </w:rPr>
       </w:pPr>
-      <w:hyperlink r:id="rId22" w:anchor="gid=1324085625" w:history="1">
+      <w:hyperlink r:id="rId18" w:anchor="gid=1324085625" w:history="1">
         <w:r>
           <w:rPr>
             <w:rStyle w:val="Hyperlink"/>
@@ -5503,7 +4735,7 @@
           <w:lang w:val="ro-RO"/>
         </w:rPr>
       </w:pPr>
-      <w:hyperlink r:id="rId23" w:history="1">
+      <w:hyperlink r:id="rId19" w:history="1">
         <w:r>
           <w:rPr>
             <w:rStyle w:val="Hyperlink"/>
@@ -5587,13 +4819,7 @@
       </w:r>
     </w:p>
     <w:p>
-      <w:pPr>
-        <w:rPr>
-          <w:rFonts w:ascii="Times New Roman" w:hAnsi="Times New Roman" w:cs="Times New Roman"/>
-          <w:lang w:val="ro-RO"/>
-        </w:rPr>
-      </w:pPr>
-      <w:hyperlink r:id="rId24" w:history="1">
+      <w:hyperlink r:id="rId20" w:history="1">
         <w:r>
           <w:rPr>
             <w:rStyle w:val="Hyperlink"/>
@@ -5606,19 +4832,25 @@
     </w:p>
     <w:p>
       <w:pPr>
-        <w:pStyle w:val="ListParagraph"/>
-        <w:numPr>
-          <w:ilvl w:val="0"/>
-          <w:numId w:val="33"/>
-        </w:numPr>
-        <w:rPr>
-          <w:rFonts w:ascii="Times New Roman" w:hAnsi="Times New Roman" w:cs="Times New Roman"/>
-          <w:lang w:val="ro-RO"/>
-        </w:rPr>
-      </w:pPr>
-      <w:r>
-        <w:rPr>
-          <w:rFonts w:ascii="Times New Roman" w:hAnsi="Times New Roman" w:cs="Times New Roman"/>
+        <w:pStyle w:val="Heading1"/>
+        <w:ind w:firstLine="720"/>
+        <w:rPr>
+          <w:rFonts w:ascii="Times New Roman" w:hAnsi="Times New Roman" w:cs="Times New Roman"/>
+          <w:b/>
+          <w:bCs/>
+          <w:color w:val="auto"/>
+          <w:sz w:val="28"/>
+          <w:szCs w:val="28"/>
+        </w:rPr>
+      </w:pPr>
+      <w:r>
+        <w:rPr>
+          <w:rFonts w:ascii="Times New Roman" w:hAnsi="Times New Roman" w:cs="Times New Roman"/>
+          <w:b/>
+          <w:bCs/>
+          <w:color w:val="auto"/>
+          <w:sz w:val="28"/>
+          <w:szCs w:val="28"/>
           <w:lang w:val="ro-RO"/>
         </w:rPr>
         <w:t>Comenzi suplimentare:</w:t>
@@ -7748,6 +6980,95 @@
     </w:lvl>
   </w:abstractNum>
   <w:abstractNum w:abstractNumId="17" w15:restartNumberingAfterBreak="0">
+    <w:nsid w:val="4E3C269C"/>
+    <w:multiLevelType w:val="hybridMultilevel"/>
+    <w:tmpl w:val="F5127D3A"/>
+    <w:lvl w:ilvl="0" w:tplc="04090011">
+      <w:start w:val="1"/>
+      <w:numFmt w:val="decimal"/>
+      <w:lvlText w:val="%1)"/>
+      <w:lvlJc w:val="left"/>
+      <w:pPr>
+        <w:ind w:left="720" w:hanging="360"/>
+      </w:pPr>
+      <w:rPr>
+        <w:rFonts w:hint="default"/>
+      </w:rPr>
+    </w:lvl>
+    <w:lvl w:ilvl="1" w:tplc="04090019" w:tentative="1">
+      <w:start w:val="1"/>
+      <w:numFmt w:val="lowerLetter"/>
+      <w:lvlText w:val="%2."/>
+      <w:lvlJc w:val="left"/>
+      <w:pPr>
+        <w:ind w:left="1440" w:hanging="360"/>
+      </w:pPr>
+    </w:lvl>
+    <w:lvl w:ilvl="2" w:tplc="0409001B" w:tentative="1">
+      <w:start w:val="1"/>
+      <w:numFmt w:val="lowerRoman"/>
+      <w:lvlText w:val="%3."/>
+      <w:lvlJc w:val="right"/>
+      <w:pPr>
+        <w:ind w:left="2160" w:hanging="180"/>
+      </w:pPr>
+    </w:lvl>
+    <w:lvl w:ilvl="3" w:tplc="0409000F" w:tentative="1">
+      <w:start w:val="1"/>
+      <w:numFmt w:val="decimal"/>
+      <w:lvlText w:val="%4."/>
+      <w:lvlJc w:val="left"/>
+      <w:pPr>
+        <w:ind w:left="2880" w:hanging="360"/>
+      </w:pPr>
+    </w:lvl>
+    <w:lvl w:ilvl="4" w:tplc="04090019" w:tentative="1">
+      <w:start w:val="1"/>
+      <w:numFmt w:val="lowerLetter"/>
+      <w:lvlText w:val="%5."/>
+      <w:lvlJc w:val="left"/>
+      <w:pPr>
+        <w:ind w:left="3600" w:hanging="360"/>
+      </w:pPr>
+    </w:lvl>
+    <w:lvl w:ilvl="5" w:tplc="0409001B" w:tentative="1">
+      <w:start w:val="1"/>
+      <w:numFmt w:val="lowerRoman"/>
+      <w:lvlText w:val="%6."/>
+      <w:lvlJc w:val="right"/>
+      <w:pPr>
+        <w:ind w:left="4320" w:hanging="180"/>
+      </w:pPr>
+    </w:lvl>
+    <w:lvl w:ilvl="6" w:tplc="0409000F" w:tentative="1">
+      <w:start w:val="1"/>
+      <w:numFmt w:val="decimal"/>
+      <w:lvlText w:val="%7."/>
+      <w:lvlJc w:val="left"/>
+      <w:pPr>
+        <w:ind w:left="5040" w:hanging="360"/>
+      </w:pPr>
+    </w:lvl>
+    <w:lvl w:ilvl="7" w:tplc="04090019" w:tentative="1">
+      <w:start w:val="1"/>
+      <w:numFmt w:val="lowerLetter"/>
+      <w:lvlText w:val="%8."/>
+      <w:lvlJc w:val="left"/>
+      <w:pPr>
+        <w:ind w:left="5760" w:hanging="360"/>
+      </w:pPr>
+    </w:lvl>
+    <w:lvl w:ilvl="8" w:tplc="0409001B" w:tentative="1">
+      <w:start w:val="1"/>
+      <w:numFmt w:val="lowerRoman"/>
+      <w:lvlText w:val="%9."/>
+      <w:lvlJc w:val="right"/>
+      <w:pPr>
+        <w:ind w:left="6480" w:hanging="180"/>
+      </w:pPr>
+    </w:lvl>
+  </w:abstractNum>
+  <w:abstractNum w:abstractNumId="18" w15:restartNumberingAfterBreak="0">
     <w:nsid w:val="4EAA1D57"/>
     <w:multiLevelType w:val="multilevel"/>
     <w:tmpl w:val="95DEE2C2"/>
@@ -7868,7 +7189,7 @@
       </w:rPr>
     </w:lvl>
   </w:abstractNum>
-  <w:abstractNum w:abstractNumId="18" w15:restartNumberingAfterBreak="0">
+  <w:abstractNum w:abstractNumId="19" w15:restartNumberingAfterBreak="0">
     <w:nsid w:val="54440CC1"/>
     <w:multiLevelType w:val="hybridMultilevel"/>
     <w:tmpl w:val="2238347C"/>
@@ -7981,7 +7302,7 @@
       </w:rPr>
     </w:lvl>
   </w:abstractNum>
-  <w:abstractNum w:abstractNumId="19" w15:restartNumberingAfterBreak="0">
+  <w:abstractNum w:abstractNumId="20" w15:restartNumberingAfterBreak="0">
     <w:nsid w:val="55DF0F83"/>
     <w:multiLevelType w:val="multilevel"/>
     <w:tmpl w:val="D42E8BE8"/>
@@ -8102,7 +7423,7 @@
       </w:rPr>
     </w:lvl>
   </w:abstractNum>
-  <w:abstractNum w:abstractNumId="20" w15:restartNumberingAfterBreak="0">
+  <w:abstractNum w:abstractNumId="21" w15:restartNumberingAfterBreak="0">
     <w:nsid w:val="59CA5CD8"/>
     <w:multiLevelType w:val="hybridMultilevel"/>
     <w:tmpl w:val="9C6086C2"/>
@@ -8215,7 +7536,7 @@
       </w:rPr>
     </w:lvl>
   </w:abstractNum>
-  <w:abstractNum w:abstractNumId="21" w15:restartNumberingAfterBreak="0">
+  <w:abstractNum w:abstractNumId="22" w15:restartNumberingAfterBreak="0">
     <w:nsid w:val="682B04E6"/>
     <w:multiLevelType w:val="hybridMultilevel"/>
     <w:tmpl w:val="483A57EA"/>
@@ -8304,7 +7625,7 @@
       </w:pPr>
     </w:lvl>
   </w:abstractNum>
-  <w:abstractNum w:abstractNumId="22" w15:restartNumberingAfterBreak="0">
+  <w:abstractNum w:abstractNumId="23" w15:restartNumberingAfterBreak="0">
     <w:nsid w:val="6B3236B3"/>
     <w:multiLevelType w:val="hybridMultilevel"/>
     <w:tmpl w:val="7B6A313A"/>
@@ -8393,7 +7714,7 @@
       </w:pPr>
     </w:lvl>
   </w:abstractNum>
-  <w:abstractNum w:abstractNumId="23" w15:restartNumberingAfterBreak="0">
+  <w:abstractNum w:abstractNumId="24" w15:restartNumberingAfterBreak="0">
     <w:nsid w:val="6E0634D5"/>
     <w:multiLevelType w:val="multilevel"/>
     <w:tmpl w:val="D42E8BE8"/>
@@ -8514,7 +7835,7 @@
       </w:rPr>
     </w:lvl>
   </w:abstractNum>
-  <w:abstractNum w:abstractNumId="24" w15:restartNumberingAfterBreak="0">
+  <w:abstractNum w:abstractNumId="25" w15:restartNumberingAfterBreak="0">
     <w:nsid w:val="6E0E696F"/>
     <w:multiLevelType w:val="hybridMultilevel"/>
     <w:tmpl w:val="95D824AC"/>
@@ -8603,7 +7924,7 @@
       </w:pPr>
     </w:lvl>
   </w:abstractNum>
-  <w:abstractNum w:abstractNumId="25" w15:restartNumberingAfterBreak="0">
+  <w:abstractNum w:abstractNumId="26" w15:restartNumberingAfterBreak="0">
     <w:nsid w:val="6E44778B"/>
     <w:multiLevelType w:val="multilevel"/>
     <w:tmpl w:val="D42E8BE8"/>
@@ -8724,7 +8045,7 @@
       </w:rPr>
     </w:lvl>
   </w:abstractNum>
-  <w:abstractNum w:abstractNumId="26" w15:restartNumberingAfterBreak="0">
+  <w:abstractNum w:abstractNumId="27" w15:restartNumberingAfterBreak="0">
     <w:nsid w:val="6EE4756D"/>
     <w:multiLevelType w:val="hybridMultilevel"/>
     <w:tmpl w:val="E6A84958"/>
@@ -8838,7 +8159,7 @@
       </w:rPr>
     </w:lvl>
   </w:abstractNum>
-  <w:abstractNum w:abstractNumId="27" w15:restartNumberingAfterBreak="0">
+  <w:abstractNum w:abstractNumId="28" w15:restartNumberingAfterBreak="0">
     <w:nsid w:val="6F2A5CD8"/>
     <w:multiLevelType w:val="multilevel"/>
     <w:tmpl w:val="D42E8BE8"/>
@@ -8959,7 +8280,7 @@
       </w:rPr>
     </w:lvl>
   </w:abstractNum>
-  <w:abstractNum w:abstractNumId="28" w15:restartNumberingAfterBreak="0">
+  <w:abstractNum w:abstractNumId="29" w15:restartNumberingAfterBreak="0">
     <w:nsid w:val="6FD80866"/>
     <w:multiLevelType w:val="multilevel"/>
     <w:tmpl w:val="54E2B72A"/>
@@ -9099,7 +8420,7 @@
       </w:rPr>
     </w:lvl>
   </w:abstractNum>
-  <w:abstractNum w:abstractNumId="29" w15:restartNumberingAfterBreak="0">
+  <w:abstractNum w:abstractNumId="30" w15:restartNumberingAfterBreak="0">
     <w:nsid w:val="734A2D31"/>
     <w:multiLevelType w:val="hybridMultilevel"/>
     <w:tmpl w:val="886E8EFC"/>
@@ -9188,7 +8509,7 @@
       </w:pPr>
     </w:lvl>
   </w:abstractNum>
-  <w:abstractNum w:abstractNumId="30" w15:restartNumberingAfterBreak="0">
+  <w:abstractNum w:abstractNumId="31" w15:restartNumberingAfterBreak="0">
     <w:nsid w:val="77B400C4"/>
     <w:multiLevelType w:val="hybridMultilevel"/>
     <w:tmpl w:val="D3809388"/>
@@ -9301,7 +8622,7 @@
       </w:rPr>
     </w:lvl>
   </w:abstractNum>
-  <w:abstractNum w:abstractNumId="31" w15:restartNumberingAfterBreak="0">
+  <w:abstractNum w:abstractNumId="32" w15:restartNumberingAfterBreak="0">
     <w:nsid w:val="7A19561C"/>
     <w:multiLevelType w:val="multilevel"/>
     <w:tmpl w:val="D42E8BE8"/>
@@ -9422,7 +8743,7 @@
       </w:rPr>
     </w:lvl>
   </w:abstractNum>
-  <w:abstractNum w:abstractNumId="32" w15:restartNumberingAfterBreak="0">
+  <w:abstractNum w:abstractNumId="33" w15:restartNumberingAfterBreak="0">
     <w:nsid w:val="7D556717"/>
     <w:multiLevelType w:val="multilevel"/>
     <w:tmpl w:val="D42E8BE8"/>
@@ -9544,28 +8865,28 @@
     </w:lvl>
   </w:abstractNum>
   <w:num w:numId="1" w16cid:durableId="811410553">
-    <w:abstractNumId w:val="17"/>
+    <w:abstractNumId w:val="18"/>
   </w:num>
   <w:num w:numId="2" w16cid:durableId="2025014209">
-    <w:abstractNumId w:val="31"/>
+    <w:abstractNumId w:val="32"/>
   </w:num>
   <w:num w:numId="3" w16cid:durableId="414131807">
-    <w:abstractNumId w:val="18"/>
+    <w:abstractNumId w:val="19"/>
   </w:num>
   <w:num w:numId="4" w16cid:durableId="1079518857">
     <w:abstractNumId w:val="3"/>
   </w:num>
   <w:num w:numId="5" w16cid:durableId="1614285158">
-    <w:abstractNumId w:val="20"/>
+    <w:abstractNumId w:val="21"/>
   </w:num>
   <w:num w:numId="6" w16cid:durableId="1217819151">
-    <w:abstractNumId w:val="30"/>
+    <w:abstractNumId w:val="31"/>
   </w:num>
   <w:num w:numId="7" w16cid:durableId="1160736738">
-    <w:abstractNumId w:val="26"/>
+    <w:abstractNumId w:val="27"/>
   </w:num>
   <w:num w:numId="8" w16cid:durableId="1400785495">
-    <w:abstractNumId w:val="28"/>
+    <w:abstractNumId w:val="29"/>
   </w:num>
   <w:num w:numId="9" w16cid:durableId="502203786">
     <w:abstractNumId w:val="10"/>
@@ -9577,10 +8898,10 @@
     <w:abstractNumId w:val="15"/>
   </w:num>
   <w:num w:numId="12" w16cid:durableId="985091718">
-    <w:abstractNumId w:val="32"/>
+    <w:abstractNumId w:val="33"/>
   </w:num>
   <w:num w:numId="13" w16cid:durableId="604849427">
-    <w:abstractNumId w:val="27"/>
+    <w:abstractNumId w:val="28"/>
   </w:num>
   <w:num w:numId="14" w16cid:durableId="1937327463">
     <w:abstractNumId w:val="6"/>
@@ -9592,19 +8913,19 @@
     <w:abstractNumId w:val="7"/>
   </w:num>
   <w:num w:numId="17" w16cid:durableId="1257783824">
-    <w:abstractNumId w:val="19"/>
+    <w:abstractNumId w:val="20"/>
   </w:num>
   <w:num w:numId="18" w16cid:durableId="1673336170">
-    <w:abstractNumId w:val="22"/>
+    <w:abstractNumId w:val="23"/>
   </w:num>
   <w:num w:numId="19" w16cid:durableId="866137089">
     <w:abstractNumId w:val="16"/>
   </w:num>
   <w:num w:numId="20" w16cid:durableId="1833450929">
-    <w:abstractNumId w:val="25"/>
+    <w:abstractNumId w:val="26"/>
   </w:num>
   <w:num w:numId="21" w16cid:durableId="1523589163">
-    <w:abstractNumId w:val="24"/>
+    <w:abstractNumId w:val="25"/>
   </w:num>
   <w:num w:numId="22" w16cid:durableId="1065690177">
     <w:abstractNumId w:val="11"/>
@@ -9613,7 +8934,7 @@
     <w:abstractNumId w:val="5"/>
   </w:num>
   <w:num w:numId="24" w16cid:durableId="1469666027">
-    <w:abstractNumId w:val="29"/>
+    <w:abstractNumId w:val="30"/>
   </w:num>
   <w:num w:numId="25" w16cid:durableId="2127969832">
     <w:abstractNumId w:val="8"/>
@@ -9634,13 +8955,16 @@
     <w:abstractNumId w:val="14"/>
   </w:num>
   <w:num w:numId="31" w16cid:durableId="146366439">
-    <w:abstractNumId w:val="23"/>
+    <w:abstractNumId w:val="24"/>
   </w:num>
   <w:num w:numId="32" w16cid:durableId="851258429">
     <w:abstractNumId w:val="12"/>
   </w:num>
   <w:num w:numId="33" w16cid:durableId="371537150">
-    <w:abstractNumId w:val="21"/>
+    <w:abstractNumId w:val="22"/>
+  </w:num>
+  <w:num w:numId="34" w16cid:durableId="1061514603">
+    <w:abstractNumId w:val="17"/>
   </w:num>
 </w:numbering>
 </file>

--- a/Generator Orar ETTI.docx
+++ b/Generator Orar ETTI.docx
@@ -1163,6 +1163,7 @@
     </w:p>
     <w:p>
       <w:pPr>
+        <w:ind w:firstLine="360"/>
         <w:jc w:val="both"/>
         <w:rPr>
           <w:rFonts w:ascii="Times New Roman" w:hAnsi="Times New Roman" w:cs="Times New Roman"/>

--- a/Generator Orar ETTI.docx
+++ b/Generator Orar ETTI.docx
@@ -1861,21 +1861,7 @@
         <w:rPr>
           <w:rFonts w:ascii="Times New Roman" w:hAnsi="Times New Roman" w:cs="Times New Roman"/>
         </w:rPr>
-        <w:t xml:space="preserve">Pentru rularea aplicației este necesar fișierul Excel oficial al orarului, salvat local în același director cu scripturile proiectului. În forma actuală </w:t>
-      </w:r>
-      <w:proofErr w:type="gramStart"/>
-      <w:r>
-        <w:rPr>
-          <w:rFonts w:ascii="Times New Roman" w:hAnsi="Times New Roman" w:cs="Times New Roman"/>
-        </w:rPr>
-        <w:t>a</w:t>
-      </w:r>
-      <w:proofErr w:type="gramEnd"/>
-      <w:r>
-        <w:rPr>
-          <w:rFonts w:ascii="Times New Roman" w:hAnsi="Times New Roman" w:cs="Times New Roman"/>
-        </w:rPr>
-        <w:t xml:space="preserve"> implementării, fișierul de intrare trebuie să aibă numele:</w:t>
+        <w:t>Pentru rularea aplicației este necesar fișierul Excel oficial al orarului, salvat local în același director cu scripturile proiectului. În forma actuală a implementării, fișierul de intrare trebuie să aibă numele:</w:t>
       </w:r>
     </w:p>
     <w:p>
@@ -1992,25 +1978,7 @@
           <w:kern w:val="0"/>
           <w14:ligatures w14:val="none"/>
         </w:rPr>
-        <w:t xml:space="preserve">Acesta reprezintă varianta prelucrată </w:t>
-      </w:r>
-      <w:proofErr w:type="gramStart"/>
-      <w:r>
-        <w:rPr>
-          <w:rFonts w:ascii="Times New Roman" w:eastAsia="Times New Roman" w:hAnsi="Times New Roman" w:cs="Times New Roman"/>
-          <w:kern w:val="0"/>
-          <w14:ligatures w14:val="none"/>
-        </w:rPr>
-        <w:t>a</w:t>
-      </w:r>
-      <w:proofErr w:type="gramEnd"/>
-      <w:r>
-        <w:rPr>
-          <w:rFonts w:ascii="Times New Roman" w:eastAsia="Times New Roman" w:hAnsi="Times New Roman" w:cs="Times New Roman"/>
-          <w:kern w:val="0"/>
-          <w14:ligatures w14:val="none"/>
-        </w:rPr>
-        <w:t xml:space="preserve"> orarului oficial și este utilizat ulterior de scriptul principal pentru generarea orarului personalizat</w:t>
+        <w:t>Acesta reprezintă varianta prelucrată a orarului oficial și este utilizat ulterior de scriptul principal pentru generarea orarului personalizat</w:t>
       </w:r>
       <w:r>
         <w:rPr>
@@ -4336,21 +4304,7 @@
         <w:rPr>
           <w:rFonts w:ascii="Times New Roman" w:hAnsi="Times New Roman" w:cs="Times New Roman"/>
         </w:rPr>
-        <w:t xml:space="preserve">Pe termen mai lung, proiectul ar putea evolua către o aplicație mai generală de prelucrare și personalizare </w:t>
-      </w:r>
-      <w:proofErr w:type="gramStart"/>
-      <w:r>
-        <w:rPr>
-          <w:rFonts w:ascii="Times New Roman" w:hAnsi="Times New Roman" w:cs="Times New Roman"/>
-        </w:rPr>
-        <w:t>a</w:t>
-      </w:r>
-      <w:proofErr w:type="gramEnd"/>
-      <w:r>
-        <w:rPr>
-          <w:rFonts w:ascii="Times New Roman" w:hAnsi="Times New Roman" w:cs="Times New Roman"/>
-        </w:rPr>
-        <w:t xml:space="preserve"> orarelor academice în format Excel.</w:t>
+        <w:t>Pe termen mai lung, proiectul ar putea evolua către o aplicație mai generală de prelucrare și personalizare a orarelor academice în format Excel.</w:t>
       </w:r>
     </w:p>
     <w:p>
@@ -4598,21 +4552,7 @@
         <w:rPr>
           <w:rFonts w:ascii="Times New Roman" w:hAnsi="Times New Roman" w:cs="Times New Roman"/>
         </w:rPr>
-        <w:t xml:space="preserve">Link-ul de accesare </w:t>
-      </w:r>
-      <w:proofErr w:type="gramStart"/>
-      <w:r>
-        <w:rPr>
-          <w:rFonts w:ascii="Times New Roman" w:hAnsi="Times New Roman" w:cs="Times New Roman"/>
-        </w:rPr>
-        <w:t>a</w:t>
-      </w:r>
-      <w:proofErr w:type="gramEnd"/>
-      <w:r>
-        <w:rPr>
-          <w:rFonts w:ascii="Times New Roman" w:hAnsi="Times New Roman" w:cs="Times New Roman"/>
-        </w:rPr>
-        <w:t xml:space="preserve"> </w:t>
+        <w:t xml:space="preserve">Link-ul de accesare a </w:t>
       </w:r>
       <w:r>
         <w:rPr>
@@ -4854,7 +4794,7 @@
           <w:szCs w:val="28"/>
           <w:lang w:val="ro-RO"/>
         </w:rPr>
-        <w:t>Comenzi suplimentare:</w:t>
+        <w:t>Comenzi suplimentare</w:t>
       </w:r>
     </w:p>
     <w:p>
